--- a/Отчет/Отчет.docx
+++ b/Отчет/Отчет.docx
@@ -1191,7 +1191,6 @@
           <w:rFonts w:ascii="Times New Roman" w:hAnsi="Times New Roman" w:cs="Times New Roman"/>
           <w:sz w:val="28"/>
           <w:szCs w:val="28"/>
-          <w:lang w:val="en-US"/>
         </w:rPr>
       </w:pPr>
       <w:r>
@@ -1241,7 +1240,6 @@
           <w:rFonts w:ascii="Times New Roman" w:hAnsi="Times New Roman" w:cs="Times New Roman"/>
           <w:sz w:val="28"/>
           <w:szCs w:val="28"/>
-          <w:lang w:val="en-US"/>
         </w:rPr>
         <w:t>.</w:t>
       </w:r>
@@ -1266,6 +1264,341 @@
         </w:rPr>
         <w:t>Автоматизация процесса в рамках специализированной информационной системы позволяет собрать данные о помещениях, арендаторах и договорах в единой базе и снизить вероятность ошибок, связанных с человеческим фактором.</w:t>
       </w:r>
+    </w:p>
+    <w:p>
+      <w:pPr>
+        <w:rPr>
+          <w:rFonts w:ascii="Times New Roman" w:hAnsi="Times New Roman" w:cs="Times New Roman"/>
+          <w:sz w:val="28"/>
+          <w:szCs w:val="28"/>
+        </w:rPr>
+      </w:pPr>
+      <w:r>
+        <w:rPr>
+          <w:rFonts w:ascii="Times New Roman" w:hAnsi="Times New Roman" w:cs="Times New Roman"/>
+          <w:sz w:val="28"/>
+          <w:szCs w:val="28"/>
+        </w:rPr>
+        <w:br w:type="page"/>
+      </w:r>
+    </w:p>
+    <w:p>
+      <w:pPr>
+        <w:pStyle w:val="a3"/>
+        <w:spacing w:after="0" w:line="360" w:lineRule="auto"/>
+        <w:ind w:left="0" w:firstLine="709"/>
+        <w:jc w:val="both"/>
+        <w:rPr>
+          <w:rFonts w:ascii="Times New Roman" w:hAnsi="Times New Roman" w:cs="Times New Roman"/>
+          <w:b/>
+          <w:sz w:val="28"/>
+          <w:szCs w:val="28"/>
+        </w:rPr>
+      </w:pPr>
+      <w:r>
+        <w:rPr>
+          <w:rFonts w:ascii="Times New Roman" w:hAnsi="Times New Roman" w:cs="Times New Roman"/>
+          <w:b/>
+          <w:sz w:val="28"/>
+          <w:szCs w:val="28"/>
+        </w:rPr>
+        <w:lastRenderedPageBreak/>
+        <w:t>2 Описание основного бизнес-процесса</w:t>
+      </w:r>
+    </w:p>
+    <w:p>
+      <w:pPr>
+        <w:pStyle w:val="a3"/>
+        <w:spacing w:after="0" w:line="360" w:lineRule="auto"/>
+        <w:ind w:left="0" w:firstLine="709"/>
+        <w:jc w:val="both"/>
+        <w:rPr>
+          <w:rFonts w:ascii="Times New Roman" w:hAnsi="Times New Roman" w:cs="Times New Roman"/>
+          <w:b/>
+          <w:sz w:val="28"/>
+          <w:szCs w:val="28"/>
+        </w:rPr>
+      </w:pPr>
+      <w:r>
+        <w:rPr>
+          <w:rFonts w:ascii="Times New Roman" w:hAnsi="Times New Roman" w:cs="Times New Roman"/>
+          <w:b/>
+          <w:sz w:val="28"/>
+          <w:szCs w:val="28"/>
+        </w:rPr>
+        <w:t>2.1 Границы процесса и участники</w:t>
+      </w:r>
+    </w:p>
+    <w:p>
+      <w:pPr>
+        <w:pStyle w:val="a3"/>
+        <w:spacing w:after="0" w:line="360" w:lineRule="auto"/>
+        <w:ind w:left="0" w:firstLine="709"/>
+        <w:jc w:val="both"/>
+        <w:rPr>
+          <w:rFonts w:ascii="Times New Roman" w:hAnsi="Times New Roman" w:cs="Times New Roman"/>
+          <w:sz w:val="28"/>
+          <w:szCs w:val="28"/>
+        </w:rPr>
+      </w:pPr>
+      <w:r>
+        <w:rPr>
+          <w:rFonts w:ascii="Times New Roman" w:hAnsi="Times New Roman" w:cs="Times New Roman"/>
+          <w:sz w:val="28"/>
+          <w:szCs w:val="28"/>
+        </w:rPr>
+        <w:t>Процесс «Обработка заявки арендатора и заключение договора аренды коммерческого помещения» начинается с получения заявки потенциального арендатора на помещение в бизнес-центре и завершается подписанием договора аренды</w:t>
+      </w:r>
+      <w:r>
+        <w:rPr>
+          <w:rFonts w:ascii="Times New Roman" w:hAnsi="Times New Roman" w:cs="Times New Roman"/>
+          <w:sz w:val="28"/>
+          <w:szCs w:val="28"/>
+        </w:rPr>
+        <w:t xml:space="preserve"> сторонами </w:t>
+      </w:r>
+      <w:r>
+        <w:rPr>
+          <w:rFonts w:ascii="Times New Roman" w:hAnsi="Times New Roman" w:cs="Times New Roman"/>
+          <w:sz w:val="28"/>
+          <w:szCs w:val="28"/>
+        </w:rPr>
+        <w:t>и внесением сведений о сделке в учёт.</w:t>
+      </w:r>
+    </w:p>
+    <w:p>
+      <w:pPr>
+        <w:pStyle w:val="a3"/>
+        <w:spacing w:after="0" w:line="360" w:lineRule="auto"/>
+        <w:ind w:left="0" w:firstLine="709"/>
+        <w:jc w:val="both"/>
+        <w:rPr>
+          <w:rFonts w:ascii="Times New Roman" w:hAnsi="Times New Roman" w:cs="Times New Roman"/>
+          <w:sz w:val="28"/>
+          <w:szCs w:val="28"/>
+        </w:rPr>
+      </w:pPr>
+      <w:r>
+        <w:rPr>
+          <w:rFonts w:ascii="Times New Roman" w:hAnsi="Times New Roman" w:cs="Times New Roman"/>
+          <w:sz w:val="28"/>
+          <w:szCs w:val="28"/>
+        </w:rPr>
+        <w:t>Участники и роли:</w:t>
+      </w:r>
+    </w:p>
+    <w:p>
+      <w:pPr>
+        <w:pStyle w:val="a3"/>
+        <w:numPr>
+          <w:ilvl w:val="0"/>
+          <w:numId w:val="3"/>
+        </w:numPr>
+        <w:spacing w:after="0" w:line="360" w:lineRule="auto"/>
+        <w:ind w:left="0" w:firstLine="709"/>
+        <w:jc w:val="both"/>
+        <w:rPr>
+          <w:rFonts w:ascii="Times New Roman" w:hAnsi="Times New Roman" w:cs="Times New Roman"/>
+          <w:sz w:val="28"/>
+          <w:szCs w:val="28"/>
+        </w:rPr>
+      </w:pPr>
+      <w:r>
+        <w:rPr>
+          <w:rFonts w:ascii="Times New Roman" w:hAnsi="Times New Roman" w:cs="Times New Roman"/>
+          <w:sz w:val="28"/>
+          <w:szCs w:val="28"/>
+        </w:rPr>
+        <w:t>а</w:t>
+      </w:r>
+      <w:r>
+        <w:rPr>
+          <w:rFonts w:ascii="Times New Roman" w:hAnsi="Times New Roman" w:cs="Times New Roman"/>
+          <w:sz w:val="28"/>
+          <w:szCs w:val="28"/>
+        </w:rPr>
+        <w:t>рендатор инициирует процесс: направляет заявку, рассматривает коммерческое предложение и проект договора, подписывает договор;</w:t>
+      </w:r>
+    </w:p>
+    <w:p>
+      <w:pPr>
+        <w:pStyle w:val="a3"/>
+        <w:numPr>
+          <w:ilvl w:val="0"/>
+          <w:numId w:val="3"/>
+        </w:numPr>
+        <w:spacing w:after="0" w:line="360" w:lineRule="auto"/>
+        <w:ind w:left="0" w:firstLine="709"/>
+        <w:jc w:val="both"/>
+        <w:rPr>
+          <w:rFonts w:ascii="Times New Roman" w:hAnsi="Times New Roman" w:cs="Times New Roman"/>
+          <w:sz w:val="28"/>
+          <w:szCs w:val="28"/>
+        </w:rPr>
+      </w:pPr>
+      <w:r>
+        <w:rPr>
+          <w:rFonts w:ascii="Times New Roman" w:hAnsi="Times New Roman" w:cs="Times New Roman"/>
+          <w:sz w:val="28"/>
+          <w:szCs w:val="28"/>
+        </w:rPr>
+        <w:t>м</w:t>
+      </w:r>
+      <w:r>
+        <w:rPr>
+          <w:rFonts w:ascii="Times New Roman" w:hAnsi="Times New Roman" w:cs="Times New Roman"/>
+          <w:sz w:val="28"/>
+          <w:szCs w:val="28"/>
+        </w:rPr>
+        <w:t>енеджер по аренде ведёт процесс: регистрирует заявку, подбирает помещение, взаимодействует с арендатором, готовит коммерческое предложение и проект договора, акт</w:t>
+      </w:r>
+      <w:r>
+        <w:rPr>
+          <w:rFonts w:ascii="Times New Roman" w:hAnsi="Times New Roman" w:cs="Times New Roman"/>
+          <w:sz w:val="28"/>
+          <w:szCs w:val="28"/>
+        </w:rPr>
+        <w:t>уализирует сведения о помещении;</w:t>
+      </w:r>
+    </w:p>
+    <w:p>
+      <w:pPr>
+        <w:pStyle w:val="a3"/>
+        <w:numPr>
+          <w:ilvl w:val="0"/>
+          <w:numId w:val="3"/>
+        </w:numPr>
+        <w:spacing w:after="0" w:line="360" w:lineRule="auto"/>
+        <w:ind w:left="0" w:firstLine="709"/>
+        <w:jc w:val="both"/>
+        <w:rPr>
+          <w:rFonts w:ascii="Times New Roman" w:hAnsi="Times New Roman" w:cs="Times New Roman"/>
+          <w:sz w:val="28"/>
+          <w:szCs w:val="28"/>
+        </w:rPr>
+      </w:pPr>
+      <w:r>
+        <w:rPr>
+          <w:rFonts w:ascii="Times New Roman" w:hAnsi="Times New Roman" w:cs="Times New Roman"/>
+          <w:sz w:val="28"/>
+          <w:szCs w:val="28"/>
+        </w:rPr>
+        <w:t>ю</w:t>
+      </w:r>
+      <w:r>
+        <w:rPr>
+          <w:rFonts w:ascii="Times New Roman" w:hAnsi="Times New Roman" w:cs="Times New Roman"/>
+          <w:sz w:val="28"/>
+          <w:szCs w:val="28"/>
+        </w:rPr>
+        <w:t>рист проверяет арендатора и договор на соответ</w:t>
+      </w:r>
+      <w:r>
+        <w:rPr>
+          <w:rFonts w:ascii="Times New Roman" w:hAnsi="Times New Roman" w:cs="Times New Roman"/>
+          <w:sz w:val="28"/>
+          <w:szCs w:val="28"/>
+        </w:rPr>
+        <w:t>ствие установленным требованиям;</w:t>
+      </w:r>
+    </w:p>
+    <w:p>
+      <w:pPr>
+        <w:pStyle w:val="a3"/>
+        <w:numPr>
+          <w:ilvl w:val="0"/>
+          <w:numId w:val="3"/>
+        </w:numPr>
+        <w:spacing w:after="0" w:line="360" w:lineRule="auto"/>
+        <w:ind w:left="0" w:firstLine="709"/>
+        <w:jc w:val="both"/>
+        <w:rPr>
+          <w:rFonts w:ascii="Times New Roman" w:hAnsi="Times New Roman" w:cs="Times New Roman"/>
+          <w:sz w:val="28"/>
+          <w:szCs w:val="28"/>
+        </w:rPr>
+      </w:pPr>
+      <w:r>
+        <w:rPr>
+          <w:rFonts w:ascii="Times New Roman" w:hAnsi="Times New Roman" w:cs="Times New Roman"/>
+          <w:sz w:val="28"/>
+          <w:szCs w:val="28"/>
+        </w:rPr>
+        <w:t>у</w:t>
+      </w:r>
+      <w:r>
+        <w:rPr>
+          <w:rFonts w:ascii="Times New Roman" w:hAnsi="Times New Roman" w:cs="Times New Roman"/>
+          <w:sz w:val="28"/>
+          <w:szCs w:val="28"/>
+        </w:rPr>
+        <w:t>правляющий бизнес-центра утверждает нестандартные условия аренды, согласует итоговый договор и подпис</w:t>
+      </w:r>
+      <w:r>
+        <w:rPr>
+          <w:rFonts w:ascii="Times New Roman" w:hAnsi="Times New Roman" w:cs="Times New Roman"/>
+          <w:sz w:val="28"/>
+          <w:szCs w:val="28"/>
+        </w:rPr>
+        <w:t>ывает его от имени арендодателя.</w:t>
+      </w:r>
+    </w:p>
+    <w:p>
+      <w:pPr>
+        <w:pStyle w:val="a3"/>
+        <w:spacing w:after="0" w:line="360" w:lineRule="auto"/>
+        <w:ind w:left="709"/>
+        <w:jc w:val="both"/>
+        <w:rPr>
+          <w:rFonts w:ascii="Times New Roman" w:hAnsi="Times New Roman" w:cs="Times New Roman"/>
+          <w:b/>
+          <w:sz w:val="28"/>
+          <w:szCs w:val="28"/>
+        </w:rPr>
+      </w:pPr>
+      <w:r>
+        <w:rPr>
+          <w:rFonts w:ascii="Times New Roman" w:hAnsi="Times New Roman" w:cs="Times New Roman"/>
+          <w:b/>
+          <w:sz w:val="28"/>
+          <w:szCs w:val="28"/>
+        </w:rPr>
+        <w:t>2.2 Ход процесса</w:t>
+      </w:r>
+    </w:p>
+    <w:p>
+      <w:pPr>
+        <w:pStyle w:val="a3"/>
+        <w:spacing w:after="0" w:line="360" w:lineRule="auto"/>
+        <w:ind w:left="0" w:firstLine="709"/>
+        <w:jc w:val="both"/>
+        <w:rPr>
+          <w:rFonts w:ascii="Times New Roman" w:hAnsi="Times New Roman" w:cs="Times New Roman"/>
+          <w:sz w:val="28"/>
+          <w:szCs w:val="28"/>
+        </w:rPr>
+      </w:pPr>
+      <w:r>
+        <w:rPr>
+          <w:rFonts w:ascii="Times New Roman" w:hAnsi="Times New Roman" w:cs="Times New Roman"/>
+          <w:sz w:val="28"/>
+          <w:szCs w:val="28"/>
+        </w:rPr>
+        <w:t>Входом является заявка потенциального арендатора (юридического лица или индивидуального предпринимателя), которая поступает менеджеру по аренде по телефону, электронной почте или через сайт. В заявке указываются сведения об арендаторе и его контакты, вид деятельности, требуемая площадь, предпочтительное расположение, желаемый срок и дата начала аренды, а также другие условия.</w:t>
+      </w:r>
+    </w:p>
+    <w:p>
+      <w:pPr>
+        <w:pStyle w:val="a3"/>
+        <w:spacing w:after="0" w:line="360" w:lineRule="auto"/>
+        <w:ind w:left="0" w:firstLine="709"/>
+        <w:jc w:val="both"/>
+        <w:rPr>
+          <w:rFonts w:ascii="Times New Roman" w:hAnsi="Times New Roman" w:cs="Times New Roman"/>
+          <w:sz w:val="28"/>
+          <w:szCs w:val="28"/>
+        </w:rPr>
+      </w:pPr>
       <w:bookmarkStart w:id="0" w:name="_GoBack"/>
       <w:bookmarkEnd w:id="0"/>
     </w:p>
@@ -1310,22 +1643,22 @@
     </w:p>
     <w:p>
       <w:pPr>
-        <w:jc w:val="both"/>
-        <w:rPr>
-          <w:rFonts w:ascii="Times New Roman" w:hAnsi="Times New Roman" w:cs="Times New Roman"/>
-          <w:b/>
-          <w:sz w:val="28"/>
-          <w:szCs w:val="28"/>
-        </w:rPr>
-      </w:pPr>
-      <w:r>
-        <w:rPr>
-          <w:rFonts w:ascii="Times New Roman" w:hAnsi="Times New Roman" w:cs="Times New Roman"/>
-          <w:b/>
-          <w:sz w:val="28"/>
-          <w:szCs w:val="28"/>
-        </w:rPr>
-        <w:lastRenderedPageBreak/>
+        <w:ind w:firstLine="709"/>
+        <w:jc w:val="both"/>
+        <w:rPr>
+          <w:rFonts w:ascii="Times New Roman" w:hAnsi="Times New Roman" w:cs="Times New Roman"/>
+          <w:b/>
+          <w:sz w:val="28"/>
+          <w:szCs w:val="28"/>
+        </w:rPr>
+      </w:pPr>
+      <w:r>
+        <w:rPr>
+          <w:rFonts w:ascii="Times New Roman" w:hAnsi="Times New Roman" w:cs="Times New Roman"/>
+          <w:b/>
+          <w:sz w:val="28"/>
+          <w:szCs w:val="28"/>
+        </w:rPr>
         <w:br w:type="page"/>
       </w:r>
     </w:p>

--- a/Отчет/Отчет.docx
+++ b/Отчет/Отчет.docx
@@ -4,6 +4,406 @@
   <w:body>
     <w:p>
       <w:pPr>
+        <w:jc w:val="center"/>
+        <w:rPr>
+          <w:rFonts w:ascii="Times New Roman" w:hAnsi="Times New Roman" w:cs="Times New Roman"/>
+          <w:b/>
+          <w:sz w:val="28"/>
+          <w:szCs w:val="28"/>
+        </w:rPr>
+      </w:pPr>
+      <w:r>
+        <w:rPr>
+          <w:rFonts w:ascii="Times New Roman" w:hAnsi="Times New Roman" w:cs="Times New Roman"/>
+          <w:b/>
+          <w:noProof/>
+          <w:sz w:val="28"/>
+          <w:szCs w:val="28"/>
+          <w:lang w:eastAsia="ru-RU"/>
+        </w:rPr>
+        <w:drawing>
+          <wp:inline distT="0" distB="0" distL="0" distR="0" wp14:anchorId="27C30BC2" wp14:editId="00A6E9BF">
+            <wp:extent cx="6053455" cy="8560254"/>
+            <wp:effectExtent l="0" t="0" r="0" b="0"/>
+            <wp:docPr id="1" name="Рисунок 1"/>
+            <wp:cNvGraphicFramePr>
+              <a:graphicFrameLocks xmlns:a="http://schemas.openxmlformats.org/drawingml/2006/main" noChangeAspect="1"/>
+            </wp:cNvGraphicFramePr>
+            <a:graphic xmlns:a="http://schemas.openxmlformats.org/drawingml/2006/main">
+              <a:graphicData uri="http://schemas.openxmlformats.org/drawingml/2006/picture">
+                <pic:pic xmlns:pic="http://schemas.openxmlformats.org/drawingml/2006/picture">
+                  <pic:nvPicPr>
+                    <pic:cNvPr id="1" name="5196d792bccff090c797f22379dd24e4-0.png"/>
+                    <pic:cNvPicPr/>
+                  </pic:nvPicPr>
+                  <pic:blipFill>
+                    <a:blip r:embed="rId8" cstate="print">
+                      <a:extLst>
+                        <a:ext uri="{28A0092B-C50C-407E-A947-70E740481C1C}">
+                          <a14:useLocalDpi xmlns:a14="http://schemas.microsoft.com/office/drawing/2010/main" val="0"/>
+                        </a:ext>
+                      </a:extLst>
+                    </a:blip>
+                    <a:stretch>
+                      <a:fillRect/>
+                    </a:stretch>
+                  </pic:blipFill>
+                  <pic:spPr>
+                    <a:xfrm>
+                      <a:off x="0" y="0"/>
+                      <a:ext cx="6053455" cy="8560254"/>
+                    </a:xfrm>
+                    <a:prstGeom prst="rect">
+                      <a:avLst/>
+                    </a:prstGeom>
+                  </pic:spPr>
+                </pic:pic>
+              </a:graphicData>
+            </a:graphic>
+          </wp:inline>
+        </w:drawing>
+      </w:r>
+    </w:p>
+    <w:p>
+      <w:pPr>
+        <w:rPr>
+          <w:rFonts w:ascii="Times New Roman" w:hAnsi="Times New Roman" w:cs="Times New Roman"/>
+          <w:b/>
+          <w:sz w:val="28"/>
+          <w:szCs w:val="28"/>
+        </w:rPr>
+      </w:pPr>
+      <w:r>
+        <w:rPr>
+          <w:rFonts w:ascii="Times New Roman" w:hAnsi="Times New Roman" w:cs="Times New Roman"/>
+          <w:b/>
+          <w:sz w:val="28"/>
+          <w:szCs w:val="28"/>
+        </w:rPr>
+        <w:br w:type="page"/>
+      </w:r>
+    </w:p>
+    <w:p>
+      <w:pPr>
+        <w:jc w:val="center"/>
+        <w:rPr>
+          <w:rFonts w:ascii="Times New Roman" w:hAnsi="Times New Roman" w:cs="Times New Roman"/>
+          <w:b/>
+          <w:sz w:val="28"/>
+          <w:szCs w:val="28"/>
+        </w:rPr>
+      </w:pPr>
+      <w:r>
+        <w:rPr>
+          <w:rFonts w:ascii="Times New Roman" w:hAnsi="Times New Roman" w:cs="Times New Roman"/>
+          <w:b/>
+          <w:noProof/>
+          <w:sz w:val="28"/>
+          <w:szCs w:val="28"/>
+          <w:lang w:eastAsia="ru-RU"/>
+        </w:rPr>
+        <w:lastRenderedPageBreak/>
+        <w:drawing>
+          <wp:inline distT="0" distB="0" distL="0" distR="0">
+            <wp:extent cx="5940425" cy="8400415"/>
+            <wp:effectExtent l="0" t="0" r="0" b="0"/>
+            <wp:docPr id="2" name="Рисунок 2"/>
+            <wp:cNvGraphicFramePr>
+              <a:graphicFrameLocks xmlns:a="http://schemas.openxmlformats.org/drawingml/2006/main" noChangeAspect="1"/>
+            </wp:cNvGraphicFramePr>
+            <a:graphic xmlns:a="http://schemas.openxmlformats.org/drawingml/2006/main">
+              <a:graphicData uri="http://schemas.openxmlformats.org/drawingml/2006/picture">
+                <pic:pic xmlns:pic="http://schemas.openxmlformats.org/drawingml/2006/picture">
+                  <pic:nvPicPr>
+                    <pic:cNvPr id="2" name="5196d792bccff090c797f22379dd24e4-1.png"/>
+                    <pic:cNvPicPr/>
+                  </pic:nvPicPr>
+                  <pic:blipFill>
+                    <a:blip r:embed="rId9" cstate="print">
+                      <a:extLst>
+                        <a:ext uri="{28A0092B-C50C-407E-A947-70E740481C1C}">
+                          <a14:useLocalDpi xmlns:a14="http://schemas.microsoft.com/office/drawing/2010/main" val="0"/>
+                        </a:ext>
+                      </a:extLst>
+                    </a:blip>
+                    <a:stretch>
+                      <a:fillRect/>
+                    </a:stretch>
+                  </pic:blipFill>
+                  <pic:spPr>
+                    <a:xfrm>
+                      <a:off x="0" y="0"/>
+                      <a:ext cx="5940425" cy="8400415"/>
+                    </a:xfrm>
+                    <a:prstGeom prst="rect">
+                      <a:avLst/>
+                    </a:prstGeom>
+                  </pic:spPr>
+                </pic:pic>
+              </a:graphicData>
+            </a:graphic>
+          </wp:inline>
+        </w:drawing>
+      </w:r>
+    </w:p>
+    <w:p>
+      <w:pPr>
+        <w:rPr>
+          <w:rFonts w:ascii="Times New Roman" w:hAnsi="Times New Roman" w:cs="Times New Roman"/>
+          <w:b/>
+          <w:sz w:val="28"/>
+          <w:szCs w:val="28"/>
+        </w:rPr>
+      </w:pPr>
+      <w:r>
+        <w:rPr>
+          <w:rFonts w:ascii="Times New Roman" w:hAnsi="Times New Roman" w:cs="Times New Roman"/>
+          <w:b/>
+          <w:sz w:val="28"/>
+          <w:szCs w:val="28"/>
+        </w:rPr>
+        <w:br w:type="page"/>
+      </w:r>
+    </w:p>
+    <w:p>
+      <w:pPr>
+        <w:jc w:val="center"/>
+        <w:rPr>
+          <w:rFonts w:ascii="Times New Roman" w:hAnsi="Times New Roman" w:cs="Times New Roman"/>
+          <w:b/>
+          <w:sz w:val="28"/>
+          <w:szCs w:val="28"/>
+        </w:rPr>
+      </w:pPr>
+      <w:r>
+        <w:rPr>
+          <w:rFonts w:ascii="Times New Roman" w:hAnsi="Times New Roman" w:cs="Times New Roman"/>
+          <w:b/>
+          <w:noProof/>
+          <w:sz w:val="28"/>
+          <w:szCs w:val="28"/>
+          <w:lang w:eastAsia="ru-RU"/>
+        </w:rPr>
+        <w:lastRenderedPageBreak/>
+        <w:drawing>
+          <wp:inline distT="0" distB="0" distL="0" distR="0">
+            <wp:extent cx="5940425" cy="8400415"/>
+            <wp:effectExtent l="0" t="0" r="0" b="0"/>
+            <wp:docPr id="3" name="Рисунок 3"/>
+            <wp:cNvGraphicFramePr>
+              <a:graphicFrameLocks xmlns:a="http://schemas.openxmlformats.org/drawingml/2006/main" noChangeAspect="1"/>
+            </wp:cNvGraphicFramePr>
+            <a:graphic xmlns:a="http://schemas.openxmlformats.org/drawingml/2006/main">
+              <a:graphicData uri="http://schemas.openxmlformats.org/drawingml/2006/picture">
+                <pic:pic xmlns:pic="http://schemas.openxmlformats.org/drawingml/2006/picture">
+                  <pic:nvPicPr>
+                    <pic:cNvPr id="3" name="5196d792bccff090c797f22379dd24e4-2.png"/>
+                    <pic:cNvPicPr/>
+                  </pic:nvPicPr>
+                  <pic:blipFill>
+                    <a:blip r:embed="rId10" cstate="print">
+                      <a:extLst>
+                        <a:ext uri="{28A0092B-C50C-407E-A947-70E740481C1C}">
+                          <a14:useLocalDpi xmlns:a14="http://schemas.microsoft.com/office/drawing/2010/main" val="0"/>
+                        </a:ext>
+                      </a:extLst>
+                    </a:blip>
+                    <a:stretch>
+                      <a:fillRect/>
+                    </a:stretch>
+                  </pic:blipFill>
+                  <pic:spPr>
+                    <a:xfrm>
+                      <a:off x="0" y="0"/>
+                      <a:ext cx="5940425" cy="8400415"/>
+                    </a:xfrm>
+                    <a:prstGeom prst="rect">
+                      <a:avLst/>
+                    </a:prstGeom>
+                  </pic:spPr>
+                </pic:pic>
+              </a:graphicData>
+            </a:graphic>
+          </wp:inline>
+        </w:drawing>
+      </w:r>
+    </w:p>
+    <w:p>
+      <w:pPr>
+        <w:rPr>
+          <w:rFonts w:ascii="Times New Roman" w:hAnsi="Times New Roman" w:cs="Times New Roman"/>
+          <w:b/>
+          <w:sz w:val="28"/>
+          <w:szCs w:val="28"/>
+        </w:rPr>
+      </w:pPr>
+      <w:r>
+        <w:rPr>
+          <w:rFonts w:ascii="Times New Roman" w:hAnsi="Times New Roman" w:cs="Times New Roman"/>
+          <w:b/>
+          <w:sz w:val="28"/>
+          <w:szCs w:val="28"/>
+        </w:rPr>
+        <w:br w:type="page"/>
+      </w:r>
+    </w:p>
+    <w:p>
+      <w:pPr>
+        <w:jc w:val="center"/>
+        <w:rPr>
+          <w:rFonts w:ascii="Times New Roman" w:hAnsi="Times New Roman" w:cs="Times New Roman"/>
+          <w:b/>
+          <w:sz w:val="28"/>
+          <w:szCs w:val="28"/>
+        </w:rPr>
+      </w:pPr>
+      <w:r>
+        <w:rPr>
+          <w:rFonts w:ascii="Times New Roman" w:hAnsi="Times New Roman" w:cs="Times New Roman"/>
+          <w:b/>
+          <w:noProof/>
+          <w:sz w:val="28"/>
+          <w:szCs w:val="28"/>
+          <w:lang w:eastAsia="ru-RU"/>
+        </w:rPr>
+        <w:lastRenderedPageBreak/>
+        <w:drawing>
+          <wp:inline distT="0" distB="0" distL="0" distR="0">
+            <wp:extent cx="5940425" cy="8400415"/>
+            <wp:effectExtent l="0" t="0" r="0" b="0"/>
+            <wp:docPr id="4" name="Рисунок 4"/>
+            <wp:cNvGraphicFramePr>
+              <a:graphicFrameLocks xmlns:a="http://schemas.openxmlformats.org/drawingml/2006/main" noChangeAspect="1"/>
+            </wp:cNvGraphicFramePr>
+            <a:graphic xmlns:a="http://schemas.openxmlformats.org/drawingml/2006/main">
+              <a:graphicData uri="http://schemas.openxmlformats.org/drawingml/2006/picture">
+                <pic:pic xmlns:pic="http://schemas.openxmlformats.org/drawingml/2006/picture">
+                  <pic:nvPicPr>
+                    <pic:cNvPr id="4" name="5196d792bccff090c797f22379dd24e4-3.png"/>
+                    <pic:cNvPicPr/>
+                  </pic:nvPicPr>
+                  <pic:blipFill>
+                    <a:blip r:embed="rId11" cstate="print">
+                      <a:extLst>
+                        <a:ext uri="{28A0092B-C50C-407E-A947-70E740481C1C}">
+                          <a14:useLocalDpi xmlns:a14="http://schemas.microsoft.com/office/drawing/2010/main" val="0"/>
+                        </a:ext>
+                      </a:extLst>
+                    </a:blip>
+                    <a:stretch>
+                      <a:fillRect/>
+                    </a:stretch>
+                  </pic:blipFill>
+                  <pic:spPr>
+                    <a:xfrm>
+                      <a:off x="0" y="0"/>
+                      <a:ext cx="5940425" cy="8400415"/>
+                    </a:xfrm>
+                    <a:prstGeom prst="rect">
+                      <a:avLst/>
+                    </a:prstGeom>
+                  </pic:spPr>
+                </pic:pic>
+              </a:graphicData>
+            </a:graphic>
+          </wp:inline>
+        </w:drawing>
+      </w:r>
+    </w:p>
+    <w:p>
+      <w:pPr>
+        <w:rPr>
+          <w:rFonts w:ascii="Times New Roman" w:hAnsi="Times New Roman" w:cs="Times New Roman"/>
+          <w:b/>
+          <w:sz w:val="28"/>
+          <w:szCs w:val="28"/>
+        </w:rPr>
+      </w:pPr>
+      <w:r>
+        <w:rPr>
+          <w:rFonts w:ascii="Times New Roman" w:hAnsi="Times New Roman" w:cs="Times New Roman"/>
+          <w:b/>
+          <w:sz w:val="28"/>
+          <w:szCs w:val="28"/>
+        </w:rPr>
+        <w:br w:type="page"/>
+      </w:r>
+    </w:p>
+    <w:p>
+      <w:pPr>
+        <w:jc w:val="center"/>
+        <w:rPr>
+          <w:rFonts w:ascii="Times New Roman" w:hAnsi="Times New Roman" w:cs="Times New Roman"/>
+          <w:b/>
+          <w:sz w:val="28"/>
+          <w:szCs w:val="28"/>
+        </w:rPr>
+      </w:pPr>
+      <w:r>
+        <w:rPr>
+          <w:rFonts w:ascii="Times New Roman" w:hAnsi="Times New Roman" w:cs="Times New Roman"/>
+          <w:b/>
+          <w:noProof/>
+          <w:sz w:val="28"/>
+          <w:szCs w:val="28"/>
+          <w:lang w:eastAsia="ru-RU"/>
+        </w:rPr>
+        <w:lastRenderedPageBreak/>
+        <w:drawing>
+          <wp:inline distT="0" distB="0" distL="0" distR="0">
+            <wp:extent cx="5940425" cy="8400415"/>
+            <wp:effectExtent l="0" t="0" r="0" b="0"/>
+            <wp:docPr id="5" name="Рисунок 5"/>
+            <wp:cNvGraphicFramePr>
+              <a:graphicFrameLocks xmlns:a="http://schemas.openxmlformats.org/drawingml/2006/main" noChangeAspect="1"/>
+            </wp:cNvGraphicFramePr>
+            <a:graphic xmlns:a="http://schemas.openxmlformats.org/drawingml/2006/main">
+              <a:graphicData uri="http://schemas.openxmlformats.org/drawingml/2006/picture">
+                <pic:pic xmlns:pic="http://schemas.openxmlformats.org/drawingml/2006/picture">
+                  <pic:nvPicPr>
+                    <pic:cNvPr id="5" name="5196d792bccff090c797f22379dd24e4-4.png"/>
+                    <pic:cNvPicPr/>
+                  </pic:nvPicPr>
+                  <pic:blipFill>
+                    <a:blip r:embed="rId12" cstate="print">
+                      <a:extLst>
+                        <a:ext uri="{28A0092B-C50C-407E-A947-70E740481C1C}">
+                          <a14:useLocalDpi xmlns:a14="http://schemas.microsoft.com/office/drawing/2010/main" val="0"/>
+                        </a:ext>
+                      </a:extLst>
+                    </a:blip>
+                    <a:stretch>
+                      <a:fillRect/>
+                    </a:stretch>
+                  </pic:blipFill>
+                  <pic:spPr>
+                    <a:xfrm>
+                      <a:off x="0" y="0"/>
+                      <a:ext cx="5940425" cy="8400415"/>
+                    </a:xfrm>
+                    <a:prstGeom prst="rect">
+                      <a:avLst/>
+                    </a:prstGeom>
+                  </pic:spPr>
+                </pic:pic>
+              </a:graphicData>
+            </a:graphic>
+          </wp:inline>
+        </w:drawing>
+      </w:r>
+    </w:p>
+    <w:p>
+      <w:pPr>
+        <w:rPr>
+          <w:rFonts w:ascii="Times New Roman" w:hAnsi="Times New Roman" w:cs="Times New Roman"/>
+          <w:b/>
+          <w:sz w:val="28"/>
+          <w:szCs w:val="28"/>
+        </w:rPr>
+      </w:pPr>
+    </w:p>
+    <w:p>
+      <w:pPr>
         <w:spacing w:after="0"/>
         <w:jc w:val="center"/>
         <w:rPr>
@@ -12,35 +412,15 @@
           <w:sz w:val="28"/>
           <w:szCs w:val="28"/>
         </w:rPr>
-      </w:pPr>
-      <w:r>
-        <w:rPr>
-          <w:rFonts w:ascii="Times New Roman" w:hAnsi="Times New Roman" w:cs="Times New Roman"/>
-          <w:b/>
-          <w:sz w:val="28"/>
-          <w:szCs w:val="28"/>
-        </w:rPr>
-        <w:t>РЕФЕРАТ</w:t>
-      </w:r>
-    </w:p>
-    <w:p>
-      <w:pPr>
-        <w:rPr>
-          <w:rFonts w:ascii="Times New Roman" w:hAnsi="Times New Roman" w:cs="Times New Roman"/>
-          <w:b/>
-          <w:sz w:val="28"/>
-          <w:szCs w:val="28"/>
-        </w:rPr>
-      </w:pPr>
-      <w:r>
-        <w:rPr>
-          <w:rFonts w:ascii="Times New Roman" w:hAnsi="Times New Roman" w:cs="Times New Roman"/>
-          <w:b/>
-          <w:sz w:val="28"/>
-          <w:szCs w:val="28"/>
-        </w:rPr>
-        <w:br w:type="page"/>
-      </w:r>
+        <w:sectPr>
+          <w:footerReference w:type="first" r:id="rId13"/>
+          <w:pgSz w:w="11906" w:h="16838"/>
+          <w:pgMar w:top="1134" w:right="850" w:bottom="1134" w:left="1701" w:header="708" w:footer="708" w:gutter="0"/>
+          <w:cols w:space="708"/>
+          <w:titlePg/>
+          <w:docGrid w:linePitch="360"/>
+        </w:sectPr>
+      </w:pPr>
     </w:p>
     <w:p>
       <w:pPr>
@@ -53,6 +433,49 @@
           <w:szCs w:val="28"/>
         </w:rPr>
       </w:pPr>
+      <w:bookmarkStart w:id="0" w:name="_GoBack"/>
+      <w:bookmarkEnd w:id="0"/>
+      <w:r>
+        <w:rPr>
+          <w:rFonts w:ascii="Times New Roman" w:hAnsi="Times New Roman" w:cs="Times New Roman"/>
+          <w:b/>
+          <w:sz w:val="28"/>
+          <w:szCs w:val="28"/>
+        </w:rPr>
+        <w:lastRenderedPageBreak/>
+        <w:t>РЕФЕРАТ</w:t>
+      </w:r>
+    </w:p>
+    <w:p>
+      <w:pPr>
+        <w:rPr>
+          <w:rFonts w:ascii="Times New Roman" w:hAnsi="Times New Roman" w:cs="Times New Roman"/>
+          <w:b/>
+          <w:sz w:val="28"/>
+          <w:szCs w:val="28"/>
+        </w:rPr>
+      </w:pPr>
+      <w:r>
+        <w:rPr>
+          <w:rFonts w:ascii="Times New Roman" w:hAnsi="Times New Roman" w:cs="Times New Roman"/>
+          <w:b/>
+          <w:sz w:val="28"/>
+          <w:szCs w:val="28"/>
+        </w:rPr>
+        <w:br w:type="page"/>
+      </w:r>
+    </w:p>
+    <w:p>
+      <w:pPr>
+        <w:spacing w:after="0"/>
+        <w:jc w:val="center"/>
+        <w:rPr>
+          <w:rFonts w:ascii="Times New Roman" w:hAnsi="Times New Roman" w:cs="Times New Roman"/>
+          <w:b/>
+          <w:sz w:val="28"/>
+          <w:szCs w:val="28"/>
+        </w:rPr>
+      </w:pPr>
       <w:r>
         <w:rPr>
           <w:rFonts w:ascii="Times New Roman" w:hAnsi="Times New Roman" w:cs="Times New Roman"/>
@@ -204,15 +627,63 @@
           <w:sz w:val="28"/>
           <w:szCs w:val="28"/>
         </w:rPr>
-        <w:t xml:space="preserve">В настоящее время рынок недвижимости переживает цифровую трансформацию, вызванную потребностью повышении эффективности и прозрачности отрасли. Внедрение информационных систем, которые берут на себя обработку запросов арендатора, формирование отчетности, сбор арендной платы, позволяет исключить человеческий фактор и сократить время на рутинные операции </w:t>
-      </w:r>
-      <w:r>
-        <w:rPr>
-          <w:rFonts w:ascii="Times New Roman" w:hAnsi="Times New Roman" w:cs="Times New Roman"/>
-          <w:sz w:val="28"/>
-          <w:szCs w:val="28"/>
-        </w:rPr>
-        <w:t>[1]</w:t>
+        <w:t>В настоящее время рынок недвижимости переживает цифровую трансформацию, вызванную потребн</w:t>
+      </w:r>
+      <w:r>
+        <w:rPr>
+          <w:rFonts w:ascii="Times New Roman" w:hAnsi="Times New Roman" w:cs="Times New Roman"/>
+          <w:sz w:val="28"/>
+          <w:szCs w:val="28"/>
+        </w:rPr>
+        <w:t xml:space="preserve">остью повышении эффективности </w:t>
+      </w:r>
+      <w:r>
+        <w:rPr>
+          <w:rFonts w:ascii="Times New Roman" w:hAnsi="Times New Roman" w:cs="Times New Roman"/>
+          <w:sz w:val="28"/>
+          <w:szCs w:val="28"/>
+        </w:rPr>
+        <w:t xml:space="preserve">отрасли. </w:t>
+      </w:r>
+      <w:r>
+        <w:rPr>
+          <w:rFonts w:ascii="Times New Roman" w:hAnsi="Times New Roman" w:cs="Times New Roman"/>
+          <w:sz w:val="28"/>
+          <w:szCs w:val="28"/>
+        </w:rPr>
+        <w:t>Как отмечает Е. Ю. Прокина</w:t>
+      </w:r>
+      <w:r>
+        <w:rPr>
+          <w:rFonts w:ascii="Times New Roman" w:hAnsi="Times New Roman" w:cs="Times New Roman"/>
+          <w:sz w:val="28"/>
+          <w:szCs w:val="28"/>
+        </w:rPr>
+        <w:t xml:space="preserve"> своей статье </w:t>
+      </w:r>
+      <w:r>
+        <w:rPr>
+          <w:rFonts w:ascii="Times New Roman" w:hAnsi="Times New Roman" w:cs="Times New Roman"/>
+          <w:sz w:val="28"/>
+          <w:szCs w:val="28"/>
+        </w:rPr>
+        <w:t xml:space="preserve">[1], ключевая цель комплексной автоматизации бизнес-процессов состоит в снижении </w:t>
+      </w:r>
+      <w:r>
+        <w:rPr>
+          <w:rFonts w:ascii="Times New Roman" w:hAnsi="Times New Roman" w:cs="Times New Roman"/>
+          <w:sz w:val="28"/>
+          <w:szCs w:val="28"/>
+        </w:rPr>
+        <w:t xml:space="preserve">влияния человеческого фактора, </w:t>
+      </w:r>
+      <w:r>
+        <w:rPr>
+          <w:rFonts w:ascii="Times New Roman" w:hAnsi="Times New Roman" w:cs="Times New Roman"/>
+          <w:sz w:val="28"/>
+          <w:szCs w:val="28"/>
+        </w:rPr>
+        <w:t>распределения ответственности и высвобождении времени сотрудников от рутинных операций</w:t>
       </w:r>
       <w:r>
         <w:rPr>
@@ -982,25 +1453,23 @@
           <w:sz w:val="28"/>
           <w:szCs w:val="28"/>
         </w:rPr>
-        <w:t xml:space="preserve">Параллельно с ростом рынка менялась и сама управленческая функция. По оценке Р. Г. </w:t>
-      </w:r>
-      <w:proofErr w:type="spellStart"/>
-      <w:r>
-        <w:rPr>
-          <w:rFonts w:ascii="Times New Roman" w:hAnsi="Times New Roman" w:cs="Times New Roman"/>
-          <w:sz w:val="28"/>
-          <w:szCs w:val="28"/>
-        </w:rPr>
-        <w:t>Гюльмисаряна</w:t>
-      </w:r>
-      <w:proofErr w:type="spellEnd"/>
-      <w:r>
-        <w:rPr>
-          <w:rFonts w:ascii="Times New Roman" w:hAnsi="Times New Roman" w:cs="Times New Roman"/>
-          <w:sz w:val="28"/>
-          <w:szCs w:val="28"/>
-        </w:rPr>
-        <w:t xml:space="preserve">, управляющие компании расширяют спектр услуг от технического обслуживания до услуг полного цикла, включающих управление арендой. Инструменты, которыми пользовались для учёта и обработки аренды, развивались по общей схеме: электронные таблицы, затем </w:t>
+        <w:t xml:space="preserve">Параллельно с ростом рынка менялась и сама </w:t>
+      </w:r>
+      <w:r>
+        <w:rPr>
+          <w:rFonts w:ascii="Times New Roman" w:hAnsi="Times New Roman" w:cs="Times New Roman"/>
+          <w:sz w:val="28"/>
+          <w:szCs w:val="28"/>
+        </w:rPr>
+        <w:t>управленческая функция. У</w:t>
+      </w:r>
+      <w:r>
+        <w:rPr>
+          <w:rFonts w:ascii="Times New Roman" w:hAnsi="Times New Roman" w:cs="Times New Roman"/>
+          <w:sz w:val="28"/>
+          <w:szCs w:val="28"/>
+        </w:rPr>
+        <w:t xml:space="preserve">правляющие компании расширяют спектр услуг от технического обслуживания до услуг полного цикла, включающих управление арендой. Инструменты, которыми пользовались для учёта и обработки аренды, развивались по общей схеме: электронные таблицы, затем </w:t>
       </w:r>
       <w:r>
         <w:rPr>
@@ -1044,6 +1513,75 @@
         <w:jc w:val="both"/>
         <w:rPr>
           <w:rFonts w:ascii="Times New Roman" w:hAnsi="Times New Roman" w:cs="Times New Roman"/>
+          <w:sz w:val="28"/>
+          <w:szCs w:val="28"/>
+        </w:rPr>
+      </w:pPr>
+      <w:r>
+        <w:rPr>
+          <w:rFonts w:ascii="Times New Roman" w:hAnsi="Times New Roman" w:cs="Times New Roman"/>
+          <w:sz w:val="28"/>
+          <w:szCs w:val="28"/>
+        </w:rPr>
+        <w:t>На современном этапе, по оценке Р. Г. Гюльмисаряна</w:t>
+      </w:r>
+      <w:r>
+        <w:rPr>
+          <w:rFonts w:ascii="Times New Roman" w:hAnsi="Times New Roman" w:cs="Times New Roman"/>
+          <w:sz w:val="28"/>
+          <w:szCs w:val="28"/>
+        </w:rPr>
+        <w:t xml:space="preserve"> </w:t>
+      </w:r>
+      <w:r>
+        <w:rPr>
+          <w:rFonts w:ascii="Times New Roman" w:hAnsi="Times New Roman" w:cs="Times New Roman"/>
+          <w:sz w:val="28"/>
+          <w:szCs w:val="28"/>
+        </w:rPr>
+        <w:t>[7]</w:t>
+      </w:r>
+      <w:r>
+        <w:rPr>
+          <w:rFonts w:ascii="Times New Roman" w:hAnsi="Times New Roman" w:cs="Times New Roman"/>
+          <w:sz w:val="28"/>
+          <w:szCs w:val="28"/>
+        </w:rPr>
+        <w:t>, в управлении коммерческой недвижимостью выделяются такие тенденции, как цифровое управление договорными отношениями, программы автоматизации эксплуатации зданий, технологии учёта данных, искусственный интеллект и машинное обучение, Интернет вещей, цифровые платформы и экосистемы, а также углублён</w:t>
+      </w:r>
+      <w:r>
+        <w:rPr>
+          <w:rFonts w:ascii="Times New Roman" w:hAnsi="Times New Roman" w:cs="Times New Roman"/>
+          <w:sz w:val="28"/>
+          <w:szCs w:val="28"/>
+        </w:rPr>
+        <w:t>ная аналитика больших данных</w:t>
+      </w:r>
+      <w:r>
+        <w:rPr>
+          <w:rFonts w:ascii="Times New Roman" w:hAnsi="Times New Roman" w:cs="Times New Roman"/>
+          <w:sz w:val="28"/>
+          <w:szCs w:val="28"/>
+        </w:rPr>
+        <w:t xml:space="preserve">. </w:t>
+      </w:r>
+      <w:r>
+        <w:rPr>
+          <w:rFonts w:ascii="Times New Roman" w:hAnsi="Times New Roman" w:cs="Times New Roman"/>
+          <w:sz w:val="28"/>
+          <w:szCs w:val="28"/>
+        </w:rPr>
+        <w:t>При этом российский рынок, по мнению автора, пока только приближается к глобальной цифровой трансформации модели управления: этому препятствуют отсутствие чётких нормативов и единых стандартов.</w:t>
+      </w:r>
+    </w:p>
+    <w:p>
+      <w:pPr>
+        <w:pStyle w:val="a3"/>
+        <w:spacing w:after="0" w:line="360" w:lineRule="auto"/>
+        <w:ind w:left="0" w:firstLine="709"/>
+        <w:jc w:val="both"/>
+        <w:rPr>
+          <w:rFonts w:ascii="Times New Roman" w:hAnsi="Times New Roman" w:cs="Times New Roman"/>
           <w:b/>
           <w:sz w:val="28"/>
           <w:szCs w:val="28"/>
@@ -1178,7 +1716,31 @@
           <w:sz w:val="28"/>
           <w:szCs w:val="28"/>
         </w:rPr>
-        <w:t>[7].</w:t>
+        <w:t xml:space="preserve">(приложение А) </w:t>
+      </w:r>
+      <w:r>
+        <w:rPr>
+          <w:rFonts w:ascii="Times New Roman" w:hAnsi="Times New Roman" w:cs="Times New Roman"/>
+          <w:sz w:val="28"/>
+          <w:szCs w:val="28"/>
+        </w:rPr>
+        <w:t>[</w:t>
+      </w:r>
+      <w:r>
+        <w:rPr>
+          <w:rFonts w:ascii="Times New Roman" w:hAnsi="Times New Roman" w:cs="Times New Roman"/>
+          <w:sz w:val="28"/>
+          <w:szCs w:val="28"/>
+        </w:rPr>
+        <w:t>8</w:t>
+      </w:r>
+      <w:r>
+        <w:rPr>
+          <w:rFonts w:ascii="Times New Roman" w:hAnsi="Times New Roman" w:cs="Times New Roman"/>
+          <w:sz w:val="28"/>
+          <w:szCs w:val="28"/>
+        </w:rPr>
+        <w:t>].</w:t>
       </w:r>
     </w:p>
     <w:p>
@@ -1215,25 +1777,32 @@
           <w:sz w:val="28"/>
           <w:szCs w:val="28"/>
         </w:rPr>
-        <w:t xml:space="preserve">[8], среднее время закрытия сделки по аренде в управляющих компаниях без комплексной </w:t>
-      </w:r>
-      <w:proofErr w:type="spellStart"/>
-      <w:r>
-        <w:rPr>
-          <w:rFonts w:ascii="Times New Roman" w:hAnsi="Times New Roman" w:cs="Times New Roman"/>
-          <w:sz w:val="28"/>
-          <w:szCs w:val="28"/>
-        </w:rPr>
-        <w:t>цифровизации</w:t>
-      </w:r>
-      <w:proofErr w:type="spellEnd"/>
-      <w:r>
-        <w:rPr>
-          <w:rFonts w:ascii="Times New Roman" w:hAnsi="Times New Roman" w:cs="Times New Roman"/>
-          <w:sz w:val="28"/>
-          <w:szCs w:val="28"/>
-        </w:rPr>
-        <w:t xml:space="preserve"> составляет 28,4 дня против 14,9 дня в компаниях, внедривших CRM и онлайн-сервисы; сокращение автор связывает с автоматизацией согласования договоров, проверки контрагентов и формирования коммерческих предложений. Чем дольше цикл, тем выше риск простоя помещения</w:t>
+        <w:t>[</w:t>
+      </w:r>
+      <w:r>
+        <w:rPr>
+          <w:rFonts w:ascii="Times New Roman" w:hAnsi="Times New Roman" w:cs="Times New Roman"/>
+          <w:sz w:val="28"/>
+          <w:szCs w:val="28"/>
+        </w:rPr>
+        <w:t>9</w:t>
+      </w:r>
+      <w:r>
+        <w:rPr>
+          <w:rFonts w:ascii="Times New Roman" w:hAnsi="Times New Roman" w:cs="Times New Roman"/>
+          <w:sz w:val="28"/>
+          <w:szCs w:val="28"/>
+        </w:rPr>
+        <w:t xml:space="preserve">], среднее время закрытия сделки по аренде в управляющих компаниях без комплексной цифровизации составляет 28,4 дня против 14,9 дня в компаниях, внедривших CRM и онлайн-сервисы; сокращение автор связывает с автоматизацией согласования договоров, проверки контрагентов и формирования </w:t>
+      </w:r>
+      <w:r>
+        <w:rPr>
+          <w:rFonts w:ascii="Times New Roman" w:hAnsi="Times New Roman" w:cs="Times New Roman"/>
+          <w:sz w:val="28"/>
+          <w:szCs w:val="28"/>
+        </w:rPr>
+        <w:lastRenderedPageBreak/>
+        <w:t>коммерческих предложений. Чем дольше цикл, тем выше риск простоя помещения</w:t>
       </w:r>
       <w:r>
         <w:rPr>
@@ -1262,7 +1831,47 @@
           <w:sz w:val="28"/>
           <w:szCs w:val="28"/>
         </w:rPr>
-        <w:t>Автоматизация процесса в рамках специализированной информационной системы позволяет собрать данные о помещениях, арендаторах и договорах в единой базе и снизить вероятность ошибок, связанных с человеческим фактором.</w:t>
+        <w:t>Автоматизация процесса в рамках специализированной информационной системы позволяет собрать данные о помещениях, арендаторах и договорах в единой базе и снизить вероятность ошибок, связанных с человеческим фактором</w:t>
+      </w:r>
+      <w:r>
+        <w:rPr>
+          <w:rFonts w:ascii="Times New Roman" w:hAnsi="Times New Roman" w:cs="Times New Roman"/>
+          <w:sz w:val="28"/>
+          <w:szCs w:val="28"/>
+        </w:rPr>
+        <w:t xml:space="preserve"> </w:t>
+      </w:r>
+      <w:r>
+        <w:rPr>
+          <w:rFonts w:ascii="Times New Roman" w:hAnsi="Times New Roman" w:cs="Times New Roman"/>
+          <w:sz w:val="28"/>
+          <w:szCs w:val="28"/>
+        </w:rPr>
+        <w:t>[</w:t>
+      </w:r>
+      <w:r>
+        <w:rPr>
+          <w:rFonts w:ascii="Times New Roman" w:hAnsi="Times New Roman" w:cs="Times New Roman"/>
+          <w:sz w:val="28"/>
+          <w:szCs w:val="28"/>
+        </w:rPr>
+        <w:t>10</w:t>
+      </w:r>
+      <w:r>
+        <w:rPr>
+          <w:rFonts w:ascii="Times New Roman" w:hAnsi="Times New Roman" w:cs="Times New Roman"/>
+          <w:sz w:val="28"/>
+          <w:szCs w:val="28"/>
+        </w:rPr>
+        <w:t>]</w:t>
+      </w:r>
+      <w:r>
+        <w:rPr>
+          <w:rFonts w:ascii="Times New Roman" w:hAnsi="Times New Roman" w:cs="Times New Roman"/>
+          <w:sz w:val="28"/>
+          <w:szCs w:val="28"/>
+        </w:rPr>
+        <w:t>.</w:t>
       </w:r>
     </w:p>
     <w:p>
@@ -1384,7 +1993,745 @@
           <w:sz w:val="28"/>
           <w:szCs w:val="28"/>
         </w:rPr>
-        <w:t>Участники и роли:</w:t>
+        <w:t>Были выявлены основные участники процесса и их роли. Описание участников представлено в таблице 1.</w:t>
+      </w:r>
+    </w:p>
+    <w:p>
+      <w:pPr>
+        <w:pStyle w:val="a3"/>
+        <w:spacing w:after="0" w:line="360" w:lineRule="auto"/>
+        <w:ind w:left="0"/>
+        <w:jc w:val="both"/>
+        <w:rPr>
+          <w:rFonts w:ascii="Times New Roman" w:hAnsi="Times New Roman" w:cs="Times New Roman"/>
+          <w:sz w:val="28"/>
+          <w:szCs w:val="28"/>
+        </w:rPr>
+      </w:pPr>
+      <w:r>
+        <w:rPr>
+          <w:rFonts w:ascii="Times New Roman" w:hAnsi="Times New Roman" w:cs="Times New Roman"/>
+          <w:sz w:val="28"/>
+          <w:szCs w:val="28"/>
+        </w:rPr>
+        <w:t>Таблица 1 – Описание участников бизнес-процесса</w:t>
+      </w:r>
+    </w:p>
+    <w:tbl>
+      <w:tblPr>
+        <w:tblStyle w:val="a4"/>
+        <w:tblW w:w="0" w:type="auto"/>
+        <w:tblLook w:val="04A0" w:firstRow="1" w:lastRow="0" w:firstColumn="1" w:lastColumn="0" w:noHBand="0" w:noVBand="1"/>
+      </w:tblPr>
+      <w:tblGrid>
+        <w:gridCol w:w="2972"/>
+        <w:gridCol w:w="6373"/>
+      </w:tblGrid>
+      <w:tr>
+        <w:tc>
+          <w:tcPr>
+            <w:tcW w:w="2972" w:type="dxa"/>
+          </w:tcPr>
+          <w:p>
+            <w:pPr>
+              <w:pStyle w:val="a3"/>
+              <w:spacing w:line="360" w:lineRule="auto"/>
+              <w:ind w:left="0"/>
+              <w:jc w:val="both"/>
+              <w:rPr>
+                <w:rFonts w:ascii="Times New Roman" w:hAnsi="Times New Roman" w:cs="Times New Roman"/>
+                <w:sz w:val="28"/>
+                <w:szCs w:val="28"/>
+              </w:rPr>
+            </w:pPr>
+            <w:r>
+              <w:rPr>
+                <w:rFonts w:ascii="Times New Roman" w:hAnsi="Times New Roman" w:cs="Times New Roman"/>
+                <w:sz w:val="28"/>
+                <w:szCs w:val="28"/>
+              </w:rPr>
+              <w:t>Участник</w:t>
+            </w:r>
+          </w:p>
+        </w:tc>
+        <w:tc>
+          <w:tcPr>
+            <w:tcW w:w="6373" w:type="dxa"/>
+          </w:tcPr>
+          <w:p>
+            <w:pPr>
+              <w:pStyle w:val="a3"/>
+              <w:spacing w:line="360" w:lineRule="auto"/>
+              <w:ind w:left="0"/>
+              <w:jc w:val="both"/>
+              <w:rPr>
+                <w:rFonts w:ascii="Times New Roman" w:hAnsi="Times New Roman" w:cs="Times New Roman"/>
+                <w:sz w:val="28"/>
+                <w:szCs w:val="28"/>
+              </w:rPr>
+            </w:pPr>
+            <w:r>
+              <w:rPr>
+                <w:rFonts w:ascii="Times New Roman" w:hAnsi="Times New Roman" w:cs="Times New Roman"/>
+                <w:sz w:val="28"/>
+                <w:szCs w:val="28"/>
+              </w:rPr>
+              <w:t>Описание</w:t>
+            </w:r>
+          </w:p>
+        </w:tc>
+      </w:tr>
+      <w:tr>
+        <w:tc>
+          <w:tcPr>
+            <w:tcW w:w="2972" w:type="dxa"/>
+          </w:tcPr>
+          <w:p>
+            <w:pPr>
+              <w:pStyle w:val="a3"/>
+              <w:spacing w:line="360" w:lineRule="auto"/>
+              <w:ind w:left="0"/>
+              <w:jc w:val="both"/>
+              <w:rPr>
+                <w:rFonts w:ascii="Times New Roman" w:hAnsi="Times New Roman" w:cs="Times New Roman"/>
+                <w:sz w:val="28"/>
+                <w:szCs w:val="28"/>
+              </w:rPr>
+            </w:pPr>
+            <w:r>
+              <w:rPr>
+                <w:rFonts w:ascii="Times New Roman" w:hAnsi="Times New Roman" w:cs="Times New Roman"/>
+                <w:sz w:val="28"/>
+                <w:szCs w:val="28"/>
+              </w:rPr>
+              <w:t>Арендатор</w:t>
+            </w:r>
+          </w:p>
+        </w:tc>
+        <w:tc>
+          <w:tcPr>
+            <w:tcW w:w="6373" w:type="dxa"/>
+          </w:tcPr>
+          <w:p>
+            <w:pPr>
+              <w:pStyle w:val="a3"/>
+              <w:spacing w:line="360" w:lineRule="auto"/>
+              <w:ind w:left="0"/>
+              <w:jc w:val="both"/>
+              <w:rPr>
+                <w:rFonts w:ascii="Times New Roman" w:hAnsi="Times New Roman" w:cs="Times New Roman"/>
+                <w:sz w:val="28"/>
+                <w:szCs w:val="28"/>
+              </w:rPr>
+            </w:pPr>
+            <w:r>
+              <w:rPr>
+                <w:rFonts w:ascii="Times New Roman" w:hAnsi="Times New Roman" w:cs="Times New Roman"/>
+                <w:sz w:val="28"/>
+                <w:szCs w:val="28"/>
+              </w:rPr>
+              <w:t>Инициирует процесс,</w:t>
+            </w:r>
+            <w:r>
+              <w:rPr>
+                <w:rFonts w:ascii="Times New Roman" w:hAnsi="Times New Roman" w:cs="Times New Roman"/>
+                <w:sz w:val="28"/>
+                <w:szCs w:val="28"/>
+              </w:rPr>
+              <w:t xml:space="preserve"> направляет заявку, рассматривает коммерческое предложение и проект договора, подписывает договор</w:t>
+            </w:r>
+          </w:p>
+        </w:tc>
+      </w:tr>
+      <w:tr>
+        <w:tc>
+          <w:tcPr>
+            <w:tcW w:w="2972" w:type="dxa"/>
+          </w:tcPr>
+          <w:p>
+            <w:pPr>
+              <w:pStyle w:val="a3"/>
+              <w:spacing w:line="360" w:lineRule="auto"/>
+              <w:ind w:left="0"/>
+              <w:jc w:val="both"/>
+              <w:rPr>
+                <w:rFonts w:ascii="Times New Roman" w:hAnsi="Times New Roman" w:cs="Times New Roman"/>
+                <w:sz w:val="28"/>
+                <w:szCs w:val="28"/>
+              </w:rPr>
+            </w:pPr>
+            <w:r>
+              <w:rPr>
+                <w:rFonts w:ascii="Times New Roman" w:hAnsi="Times New Roman" w:cs="Times New Roman"/>
+                <w:sz w:val="28"/>
+                <w:szCs w:val="28"/>
+              </w:rPr>
+              <w:t>Менеджер по аренде</w:t>
+            </w:r>
+          </w:p>
+        </w:tc>
+        <w:tc>
+          <w:tcPr>
+            <w:tcW w:w="6373" w:type="dxa"/>
+          </w:tcPr>
+          <w:p>
+            <w:pPr>
+              <w:pStyle w:val="a3"/>
+              <w:spacing w:line="360" w:lineRule="auto"/>
+              <w:ind w:left="0"/>
+              <w:jc w:val="both"/>
+              <w:rPr>
+                <w:rFonts w:ascii="Times New Roman" w:hAnsi="Times New Roman" w:cs="Times New Roman"/>
+                <w:sz w:val="28"/>
+                <w:szCs w:val="28"/>
+              </w:rPr>
+            </w:pPr>
+            <w:r>
+              <w:rPr>
+                <w:rFonts w:ascii="Times New Roman" w:hAnsi="Times New Roman" w:cs="Times New Roman"/>
+                <w:sz w:val="28"/>
+                <w:szCs w:val="28"/>
+              </w:rPr>
+              <w:t>Р</w:t>
+            </w:r>
+            <w:r>
+              <w:rPr>
+                <w:rFonts w:ascii="Times New Roman" w:hAnsi="Times New Roman" w:cs="Times New Roman"/>
+                <w:sz w:val="28"/>
+                <w:szCs w:val="28"/>
+              </w:rPr>
+              <w:t>егистрирует заявку, подбирает помещение, взаимодействует с арендатором, готовит коммерческое предложение и проект договора, акт</w:t>
+            </w:r>
+            <w:r>
+              <w:rPr>
+                <w:rFonts w:ascii="Times New Roman" w:hAnsi="Times New Roman" w:cs="Times New Roman"/>
+                <w:sz w:val="28"/>
+                <w:szCs w:val="28"/>
+              </w:rPr>
+              <w:t>уализирует сведения о помещении;</w:t>
+            </w:r>
+          </w:p>
+        </w:tc>
+      </w:tr>
+      <w:tr>
+        <w:tc>
+          <w:tcPr>
+            <w:tcW w:w="2972" w:type="dxa"/>
+          </w:tcPr>
+          <w:p>
+            <w:pPr>
+              <w:pStyle w:val="a3"/>
+              <w:spacing w:line="360" w:lineRule="auto"/>
+              <w:ind w:left="0"/>
+              <w:jc w:val="both"/>
+              <w:rPr>
+                <w:rFonts w:ascii="Times New Roman" w:hAnsi="Times New Roman" w:cs="Times New Roman"/>
+                <w:sz w:val="28"/>
+                <w:szCs w:val="28"/>
+              </w:rPr>
+            </w:pPr>
+            <w:r>
+              <w:rPr>
+                <w:rFonts w:ascii="Times New Roman" w:hAnsi="Times New Roman" w:cs="Times New Roman"/>
+                <w:sz w:val="28"/>
+                <w:szCs w:val="28"/>
+              </w:rPr>
+              <w:t>Юрист</w:t>
+            </w:r>
+          </w:p>
+        </w:tc>
+        <w:tc>
+          <w:tcPr>
+            <w:tcW w:w="6373" w:type="dxa"/>
+          </w:tcPr>
+          <w:p>
+            <w:pPr>
+              <w:pStyle w:val="a3"/>
+              <w:spacing w:line="360" w:lineRule="auto"/>
+              <w:ind w:left="0"/>
+              <w:jc w:val="both"/>
+              <w:rPr>
+                <w:rFonts w:ascii="Times New Roman" w:hAnsi="Times New Roman" w:cs="Times New Roman"/>
+                <w:sz w:val="28"/>
+                <w:szCs w:val="28"/>
+              </w:rPr>
+            </w:pPr>
+            <w:r>
+              <w:rPr>
+                <w:rFonts w:ascii="Times New Roman" w:hAnsi="Times New Roman" w:cs="Times New Roman"/>
+                <w:sz w:val="28"/>
+                <w:szCs w:val="28"/>
+              </w:rPr>
+              <w:t>П</w:t>
+            </w:r>
+            <w:r>
+              <w:rPr>
+                <w:rFonts w:ascii="Times New Roman" w:hAnsi="Times New Roman" w:cs="Times New Roman"/>
+                <w:sz w:val="28"/>
+                <w:szCs w:val="28"/>
+              </w:rPr>
+              <w:t>роверяет арендатора и договор на соответ</w:t>
+            </w:r>
+            <w:r>
+              <w:rPr>
+                <w:rFonts w:ascii="Times New Roman" w:hAnsi="Times New Roman" w:cs="Times New Roman"/>
+                <w:sz w:val="28"/>
+                <w:szCs w:val="28"/>
+              </w:rPr>
+              <w:t>ствие установленным требованиям</w:t>
+            </w:r>
+          </w:p>
+        </w:tc>
+      </w:tr>
+      <w:tr>
+        <w:tc>
+          <w:tcPr>
+            <w:tcW w:w="2972" w:type="dxa"/>
+          </w:tcPr>
+          <w:p>
+            <w:pPr>
+              <w:pStyle w:val="a3"/>
+              <w:spacing w:line="360" w:lineRule="auto"/>
+              <w:ind w:left="0"/>
+              <w:jc w:val="both"/>
+              <w:rPr>
+                <w:rFonts w:ascii="Times New Roman" w:hAnsi="Times New Roman" w:cs="Times New Roman"/>
+                <w:sz w:val="28"/>
+                <w:szCs w:val="28"/>
+              </w:rPr>
+            </w:pPr>
+            <w:r>
+              <w:rPr>
+                <w:rFonts w:ascii="Times New Roman" w:hAnsi="Times New Roman" w:cs="Times New Roman"/>
+                <w:sz w:val="28"/>
+                <w:szCs w:val="28"/>
+              </w:rPr>
+              <w:t>У</w:t>
+            </w:r>
+            <w:r>
+              <w:rPr>
+                <w:rFonts w:ascii="Times New Roman" w:hAnsi="Times New Roman" w:cs="Times New Roman"/>
+                <w:sz w:val="28"/>
+                <w:szCs w:val="28"/>
+              </w:rPr>
+              <w:t>правляющий бизнес-центра</w:t>
+            </w:r>
+          </w:p>
+        </w:tc>
+        <w:tc>
+          <w:tcPr>
+            <w:tcW w:w="6373" w:type="dxa"/>
+          </w:tcPr>
+          <w:p>
+            <w:pPr>
+              <w:spacing w:line="360" w:lineRule="auto"/>
+              <w:jc w:val="both"/>
+              <w:rPr>
+                <w:rFonts w:ascii="Times New Roman" w:hAnsi="Times New Roman" w:cs="Times New Roman"/>
+                <w:sz w:val="28"/>
+                <w:szCs w:val="28"/>
+              </w:rPr>
+            </w:pPr>
+            <w:r>
+              <w:rPr>
+                <w:rFonts w:ascii="Times New Roman" w:hAnsi="Times New Roman" w:cs="Times New Roman"/>
+                <w:sz w:val="28"/>
+                <w:szCs w:val="28"/>
+              </w:rPr>
+              <w:t>С</w:t>
+            </w:r>
+            <w:r>
+              <w:rPr>
+                <w:rFonts w:ascii="Times New Roman" w:hAnsi="Times New Roman" w:cs="Times New Roman"/>
+                <w:sz w:val="28"/>
+                <w:szCs w:val="28"/>
+              </w:rPr>
+              <w:t>огласует итоговый договор и подписывает его от имени арендодателя.</w:t>
+            </w:r>
+          </w:p>
+          <w:p>
+            <w:pPr>
+              <w:pStyle w:val="a3"/>
+              <w:spacing w:line="360" w:lineRule="auto"/>
+              <w:ind w:left="0"/>
+              <w:jc w:val="both"/>
+              <w:rPr>
+                <w:rFonts w:ascii="Times New Roman" w:hAnsi="Times New Roman" w:cs="Times New Roman"/>
+                <w:sz w:val="28"/>
+                <w:szCs w:val="28"/>
+              </w:rPr>
+            </w:pPr>
+          </w:p>
+        </w:tc>
+      </w:tr>
+    </w:tbl>
+    <w:p>
+      <w:pPr>
+        <w:pStyle w:val="a3"/>
+        <w:spacing w:after="0" w:line="360" w:lineRule="auto"/>
+        <w:ind w:left="0" w:firstLine="709"/>
+        <w:jc w:val="both"/>
+        <w:rPr>
+          <w:rFonts w:ascii="Times New Roman" w:hAnsi="Times New Roman" w:cs="Times New Roman"/>
+          <w:sz w:val="28"/>
+          <w:szCs w:val="28"/>
+        </w:rPr>
+      </w:pPr>
+    </w:p>
+    <w:p>
+      <w:pPr>
+        <w:pStyle w:val="a3"/>
+        <w:spacing w:after="0" w:line="360" w:lineRule="auto"/>
+        <w:ind w:left="709"/>
+        <w:jc w:val="both"/>
+        <w:rPr>
+          <w:rFonts w:ascii="Times New Roman" w:hAnsi="Times New Roman" w:cs="Times New Roman"/>
+          <w:b/>
+          <w:sz w:val="28"/>
+          <w:szCs w:val="28"/>
+        </w:rPr>
+      </w:pPr>
+      <w:r>
+        <w:rPr>
+          <w:rFonts w:ascii="Times New Roman" w:hAnsi="Times New Roman" w:cs="Times New Roman"/>
+          <w:b/>
+          <w:sz w:val="28"/>
+          <w:szCs w:val="28"/>
+        </w:rPr>
+        <w:t>2.2 Ход процесса</w:t>
+      </w:r>
+    </w:p>
+    <w:p>
+      <w:pPr>
+        <w:pStyle w:val="a3"/>
+        <w:spacing w:after="0" w:line="360" w:lineRule="auto"/>
+        <w:ind w:left="0" w:firstLine="709"/>
+        <w:jc w:val="both"/>
+        <w:rPr>
+          <w:rFonts w:ascii="Times New Roman" w:hAnsi="Times New Roman" w:cs="Times New Roman"/>
+          <w:sz w:val="28"/>
+          <w:szCs w:val="28"/>
+        </w:rPr>
+      </w:pPr>
+      <w:r>
+        <w:rPr>
+          <w:rFonts w:ascii="Times New Roman" w:hAnsi="Times New Roman" w:cs="Times New Roman"/>
+          <w:sz w:val="28"/>
+          <w:szCs w:val="28"/>
+        </w:rPr>
+        <w:t>Входом является заявка потенциального арендатора (юридического лица или индивидуального предпринимателя), которая поступает менеджеру по аренде по телефону, электронной почте или через сайт. В заявке указываются сведения об арендаторе и его контакты, вид деятельности, требуемая площадь, предпочтительное расположение, желаемый срок и дата начала аренды, а также другие условия.</w:t>
+      </w:r>
+    </w:p>
+    <w:p>
+      <w:pPr>
+        <w:pStyle w:val="a3"/>
+        <w:spacing w:after="0" w:line="360" w:lineRule="auto"/>
+        <w:ind w:left="0" w:firstLine="709"/>
+        <w:jc w:val="both"/>
+        <w:rPr>
+          <w:rFonts w:ascii="Times New Roman" w:hAnsi="Times New Roman" w:cs="Times New Roman"/>
+          <w:sz w:val="28"/>
+          <w:szCs w:val="28"/>
+        </w:rPr>
+      </w:pPr>
+      <w:r>
+        <w:rPr>
+          <w:rFonts w:ascii="Times New Roman" w:hAnsi="Times New Roman" w:cs="Times New Roman"/>
+          <w:sz w:val="28"/>
+          <w:szCs w:val="28"/>
+        </w:rPr>
+        <w:lastRenderedPageBreak/>
+        <w:t>Затем проводится предварительная проверка арендатора: оцениваются полнота и корректность реквизитов и сведения о юридическом лице, и при отрицательном результате заявка отклоняется. После этого менеджер проверяет наличие свободных помещений, подходящих по площади, расположению и дате освобождения. Если подходящих помещений нет, арендатору сообщают об отказе либо предлагают уточнить требования. При наличии подходящих вариантов менеджер выбирает один или несколько из них и резервирует за арендатором на время рассмотрения предложения.</w:t>
+      </w:r>
+    </w:p>
+    <w:p>
+      <w:pPr>
+        <w:pStyle w:val="a3"/>
+        <w:spacing w:after="0" w:line="360" w:lineRule="auto"/>
+        <w:ind w:left="0" w:firstLine="709"/>
+        <w:jc w:val="both"/>
+        <w:rPr>
+          <w:rFonts w:ascii="Times New Roman" w:hAnsi="Times New Roman" w:cs="Times New Roman"/>
+          <w:sz w:val="28"/>
+          <w:szCs w:val="28"/>
+        </w:rPr>
+      </w:pPr>
+      <w:r>
+        <w:rPr>
+          <w:rFonts w:ascii="Times New Roman" w:hAnsi="Times New Roman" w:cs="Times New Roman"/>
+          <w:sz w:val="28"/>
+          <w:szCs w:val="28"/>
+        </w:rPr>
+        <w:t>На следующем этапе менеджер формирует коммерческое предложение, в котором указываются помещение, его площадь, ставка и условия использован</w:t>
+      </w:r>
+      <w:r>
+        <w:rPr>
+          <w:rFonts w:ascii="Times New Roman" w:hAnsi="Times New Roman" w:cs="Times New Roman"/>
+          <w:sz w:val="28"/>
+          <w:szCs w:val="28"/>
+        </w:rPr>
+        <w:t>ия, и направляет его арендатору</w:t>
+      </w:r>
+      <w:r>
+        <w:rPr>
+          <w:rFonts w:ascii="Times New Roman" w:hAnsi="Times New Roman" w:cs="Times New Roman"/>
+          <w:sz w:val="28"/>
+          <w:szCs w:val="28"/>
+        </w:rPr>
+        <w:t>. Арендатор рассматривает предложение: если условия его не устраивают, уточняются требования, и менеджер возвращается к подбору помещения или пересмотру условий, а при отказе арендатора заявка закрывается и резерв снимается.</w:t>
+      </w:r>
+    </w:p>
+    <w:p>
+      <w:pPr>
+        <w:pStyle w:val="a3"/>
+        <w:spacing w:after="0" w:line="360" w:lineRule="auto"/>
+        <w:ind w:left="0" w:firstLine="709"/>
+        <w:jc w:val="both"/>
+        <w:rPr>
+          <w:rFonts w:ascii="Times New Roman" w:hAnsi="Times New Roman" w:cs="Times New Roman"/>
+          <w:sz w:val="28"/>
+          <w:szCs w:val="28"/>
+        </w:rPr>
+      </w:pPr>
+      <w:r>
+        <w:rPr>
+          <w:rFonts w:ascii="Times New Roman" w:hAnsi="Times New Roman" w:cs="Times New Roman"/>
+          <w:sz w:val="28"/>
+          <w:szCs w:val="28"/>
+        </w:rPr>
+        <w:t>При согласии арендатора менеджер готовит проект договора по согласованным условиям, включая сведения о сторонах, помещение, ставку, срок и порядок оплаты. Проект проверяет юрист, и при наличии замечаний договор возвращается менеджеру на доработку. После устранения замечаний договор согласовывается с управляющим и направляется арендатору. Если у арендатора есть собственные замечания, они согласовываются, а договор перерабатывается и проходит проверку и согласование повторно.</w:t>
+      </w:r>
+      <w:r>
+        <w:rPr>
+          <w:rFonts w:ascii="Times New Roman" w:hAnsi="Times New Roman" w:cs="Times New Roman"/>
+          <w:sz w:val="28"/>
+          <w:szCs w:val="28"/>
+        </w:rPr>
+        <w:t xml:space="preserve"> </w:t>
+      </w:r>
+      <w:r>
+        <w:rPr>
+          <w:rFonts w:ascii="Times New Roman" w:hAnsi="Times New Roman" w:cs="Times New Roman"/>
+          <w:sz w:val="28"/>
+          <w:szCs w:val="28"/>
+        </w:rPr>
+        <w:t>После согласования текста стороны подписывают договор</w:t>
+      </w:r>
+      <w:r>
+        <w:rPr>
+          <w:rFonts w:ascii="Times New Roman" w:hAnsi="Times New Roman" w:cs="Times New Roman"/>
+          <w:sz w:val="28"/>
+          <w:szCs w:val="28"/>
+        </w:rPr>
+        <w:t>.</w:t>
+      </w:r>
+    </w:p>
+    <w:p>
+      <w:pPr>
+        <w:pStyle w:val="a3"/>
+        <w:spacing w:after="0" w:line="360" w:lineRule="auto"/>
+        <w:ind w:left="0" w:firstLine="709"/>
+        <w:jc w:val="both"/>
+        <w:rPr>
+          <w:rFonts w:ascii="Times New Roman" w:hAnsi="Times New Roman" w:cs="Times New Roman"/>
+          <w:sz w:val="28"/>
+          <w:szCs w:val="28"/>
+        </w:rPr>
+      </w:pPr>
+      <w:r>
+        <w:rPr>
+          <w:rFonts w:ascii="Times New Roman" w:hAnsi="Times New Roman" w:cs="Times New Roman"/>
+          <w:sz w:val="28"/>
+          <w:szCs w:val="28"/>
+        </w:rPr>
+        <w:t>Выходом процесса является заключённый договор аренды</w:t>
+      </w:r>
+      <w:r>
+        <w:rPr>
+          <w:rFonts w:ascii="Times New Roman" w:hAnsi="Times New Roman" w:cs="Times New Roman"/>
+          <w:sz w:val="28"/>
+          <w:szCs w:val="28"/>
+        </w:rPr>
+        <w:t xml:space="preserve">, а </w:t>
+      </w:r>
+      <w:r>
+        <w:rPr>
+          <w:rFonts w:ascii="Times New Roman" w:hAnsi="Times New Roman" w:cs="Times New Roman"/>
+          <w:sz w:val="28"/>
+          <w:szCs w:val="28"/>
+        </w:rPr>
+        <w:t>также актуализированные сведения о помещени</w:t>
+      </w:r>
+      <w:r>
+        <w:rPr>
+          <w:rFonts w:ascii="Times New Roman" w:hAnsi="Times New Roman" w:cs="Times New Roman"/>
+          <w:sz w:val="28"/>
+          <w:szCs w:val="28"/>
+        </w:rPr>
+        <w:t>и, арендаторе и условиях аренды</w:t>
+      </w:r>
+      <w:r>
+        <w:rPr>
+          <w:rFonts w:ascii="Times New Roman" w:hAnsi="Times New Roman" w:cs="Times New Roman"/>
+          <w:sz w:val="28"/>
+          <w:szCs w:val="28"/>
+        </w:rPr>
+        <w:t>. Если арендатор отказывается или подходящего помещения нет, процесс завершается закрытием заявки.</w:t>
+      </w:r>
+    </w:p>
+    <w:p>
+      <w:pPr>
+        <w:pStyle w:val="a3"/>
+        <w:spacing w:after="0" w:line="360" w:lineRule="auto"/>
+        <w:ind w:left="0" w:firstLine="709"/>
+        <w:jc w:val="both"/>
+        <w:rPr>
+          <w:rFonts w:ascii="Times New Roman" w:hAnsi="Times New Roman" w:cs="Times New Roman"/>
+          <w:b/>
+          <w:sz w:val="28"/>
+          <w:szCs w:val="28"/>
+        </w:rPr>
+      </w:pPr>
+      <w:r>
+        <w:rPr>
+          <w:rFonts w:ascii="Times New Roman" w:hAnsi="Times New Roman" w:cs="Times New Roman"/>
+          <w:b/>
+          <w:sz w:val="28"/>
+          <w:szCs w:val="28"/>
+        </w:rPr>
+        <w:t>2.3 Узкие места и потери</w:t>
+      </w:r>
+    </w:p>
+    <w:p>
+      <w:pPr>
+        <w:pStyle w:val="a3"/>
+        <w:spacing w:after="0" w:line="360" w:lineRule="auto"/>
+        <w:ind w:left="0" w:firstLine="709"/>
+        <w:jc w:val="both"/>
+        <w:rPr>
+          <w:rFonts w:ascii="Times New Roman" w:hAnsi="Times New Roman" w:cs="Times New Roman"/>
+          <w:sz w:val="28"/>
+          <w:szCs w:val="28"/>
+        </w:rPr>
+      </w:pPr>
+      <w:r>
+        <w:rPr>
+          <w:rFonts w:ascii="Times New Roman" w:hAnsi="Times New Roman" w:cs="Times New Roman"/>
+          <w:sz w:val="28"/>
+          <w:szCs w:val="28"/>
+        </w:rPr>
+        <w:t xml:space="preserve">Разрозненность данных. Сведения о помещениях, арендаторах и договорах хранятся в разных файлах и документах. Это повышает вероятность </w:t>
+      </w:r>
+      <w:r>
+        <w:rPr>
+          <w:rFonts w:ascii="Times New Roman" w:hAnsi="Times New Roman" w:cs="Times New Roman"/>
+          <w:sz w:val="28"/>
+          <w:szCs w:val="28"/>
+        </w:rPr>
+        <w:lastRenderedPageBreak/>
+        <w:t>ошибок и несоответствий, а отсутствие единой актуальной базы создаёт риск предложить одно помещение нескольким арендаторам</w:t>
+      </w:r>
+      <w:r>
+        <w:rPr>
+          <w:rFonts w:ascii="Times New Roman" w:hAnsi="Times New Roman" w:cs="Times New Roman"/>
+          <w:sz w:val="28"/>
+          <w:szCs w:val="28"/>
+        </w:rPr>
+        <w:t>.</w:t>
+      </w:r>
+    </w:p>
+    <w:p>
+      <w:pPr>
+        <w:pStyle w:val="a3"/>
+        <w:spacing w:after="0" w:line="360" w:lineRule="auto"/>
+        <w:ind w:left="0" w:firstLine="709"/>
+        <w:jc w:val="both"/>
+        <w:rPr>
+          <w:rFonts w:ascii="Times New Roman" w:hAnsi="Times New Roman" w:cs="Times New Roman"/>
+          <w:sz w:val="28"/>
+          <w:szCs w:val="28"/>
+        </w:rPr>
+      </w:pPr>
+      <w:r>
+        <w:rPr>
+          <w:rFonts w:ascii="Times New Roman" w:hAnsi="Times New Roman" w:cs="Times New Roman"/>
+          <w:sz w:val="28"/>
+          <w:szCs w:val="28"/>
+        </w:rPr>
+        <w:t>Длительное согласование. Менеджер вручную передаёт информацию между арендатором, юристом и управляющим, контролирует статусы заявок и следит за внесением изменений в документы. Это увеличивает срок обработки заявки и период простоя свободного помещения.</w:t>
+      </w:r>
+    </w:p>
+    <w:p>
+      <w:pPr>
+        <w:pStyle w:val="a3"/>
+        <w:spacing w:after="0" w:line="360" w:lineRule="auto"/>
+        <w:ind w:left="0" w:firstLine="709"/>
+        <w:jc w:val="both"/>
+        <w:rPr>
+          <w:rFonts w:ascii="Times New Roman" w:hAnsi="Times New Roman" w:cs="Times New Roman"/>
+          <w:sz w:val="28"/>
+          <w:szCs w:val="28"/>
+        </w:rPr>
+      </w:pPr>
+      <w:r>
+        <w:rPr>
+          <w:rFonts w:ascii="Times New Roman" w:hAnsi="Times New Roman" w:cs="Times New Roman"/>
+          <w:sz w:val="28"/>
+          <w:szCs w:val="28"/>
+        </w:rPr>
+        <w:t>Повторный ввод данных. Одни и те же сведения многократно вносятся в коммерческое предложение, договор и учёт, что повышает риск ошибок</w:t>
+      </w:r>
+      <w:r>
+        <w:rPr>
+          <w:rFonts w:ascii="Times New Roman" w:hAnsi="Times New Roman" w:cs="Times New Roman"/>
+          <w:sz w:val="28"/>
+          <w:szCs w:val="28"/>
+        </w:rPr>
+        <w:t>.</w:t>
+      </w:r>
+    </w:p>
+    <w:p>
+      <w:pPr>
+        <w:pStyle w:val="a3"/>
+        <w:spacing w:after="0" w:line="360" w:lineRule="auto"/>
+        <w:ind w:left="0" w:firstLine="709"/>
+        <w:jc w:val="both"/>
+        <w:rPr>
+          <w:rFonts w:ascii="Times New Roman" w:hAnsi="Times New Roman" w:cs="Times New Roman"/>
+          <w:b/>
+          <w:sz w:val="28"/>
+          <w:szCs w:val="28"/>
+        </w:rPr>
+      </w:pPr>
+      <w:r>
+        <w:rPr>
+          <w:rFonts w:ascii="Times New Roman" w:hAnsi="Times New Roman" w:cs="Times New Roman"/>
+          <w:b/>
+          <w:sz w:val="28"/>
+          <w:szCs w:val="28"/>
+        </w:rPr>
+        <w:t>2.4 Операции, требующие автоматизации</w:t>
+      </w:r>
+    </w:p>
+    <w:p>
+      <w:pPr>
+        <w:pStyle w:val="a3"/>
+        <w:spacing w:after="0" w:line="360" w:lineRule="auto"/>
+        <w:ind w:left="0" w:firstLine="709"/>
+        <w:jc w:val="both"/>
+        <w:rPr>
+          <w:rFonts w:ascii="Times New Roman" w:hAnsi="Times New Roman" w:cs="Times New Roman"/>
+          <w:sz w:val="28"/>
+          <w:szCs w:val="28"/>
+        </w:rPr>
+      </w:pPr>
+      <w:r>
+        <w:rPr>
+          <w:rFonts w:ascii="Times New Roman" w:hAnsi="Times New Roman" w:cs="Times New Roman"/>
+          <w:sz w:val="28"/>
+          <w:szCs w:val="28"/>
+        </w:rPr>
+        <w:t>После анализа узких мест и потерь были выявлены следующие процессы, которые необходимо автоматизировать:</w:t>
       </w:r>
     </w:p>
     <w:p>
@@ -1392,32 +2739,23 @@
         <w:pStyle w:val="a3"/>
         <w:numPr>
           <w:ilvl w:val="0"/>
-          <w:numId w:val="3"/>
+          <w:numId w:val="4"/>
         </w:numPr>
         <w:spacing w:after="0" w:line="360" w:lineRule="auto"/>
-        <w:ind w:left="0" w:firstLine="709"/>
-        <w:jc w:val="both"/>
-        <w:rPr>
-          <w:rFonts w:ascii="Times New Roman" w:hAnsi="Times New Roman" w:cs="Times New Roman"/>
-          <w:sz w:val="28"/>
-          <w:szCs w:val="28"/>
-        </w:rPr>
-      </w:pPr>
-      <w:r>
-        <w:rPr>
-          <w:rFonts w:ascii="Times New Roman" w:hAnsi="Times New Roman" w:cs="Times New Roman"/>
-          <w:sz w:val="28"/>
-          <w:szCs w:val="28"/>
-        </w:rPr>
-        <w:t>а</w:t>
-      </w:r>
-      <w:r>
-        <w:rPr>
-          <w:rFonts w:ascii="Times New Roman" w:hAnsi="Times New Roman" w:cs="Times New Roman"/>
-          <w:sz w:val="28"/>
-          <w:szCs w:val="28"/>
-        </w:rPr>
-        <w:t>рендатор инициирует процесс: направляет заявку, рассматривает коммерческое предложение и проект договора, подписывает договор;</w:t>
+        <w:jc w:val="both"/>
+        <w:rPr>
+          <w:rFonts w:ascii="Times New Roman" w:hAnsi="Times New Roman" w:cs="Times New Roman"/>
+          <w:sz w:val="28"/>
+          <w:szCs w:val="28"/>
+        </w:rPr>
+      </w:pPr>
+      <w:r>
+        <w:rPr>
+          <w:rFonts w:ascii="Times New Roman" w:hAnsi="Times New Roman" w:cs="Times New Roman"/>
+          <w:sz w:val="28"/>
+          <w:szCs w:val="28"/>
+        </w:rPr>
+        <w:t>регистрация и обработка заявки арендатора;</w:t>
       </w:r>
     </w:p>
     <w:p>
@@ -1425,40 +2763,23 @@
         <w:pStyle w:val="a3"/>
         <w:numPr>
           <w:ilvl w:val="0"/>
-          <w:numId w:val="3"/>
+          <w:numId w:val="4"/>
         </w:numPr>
         <w:spacing w:after="0" w:line="360" w:lineRule="auto"/>
-        <w:ind w:left="0" w:firstLine="709"/>
-        <w:jc w:val="both"/>
-        <w:rPr>
-          <w:rFonts w:ascii="Times New Roman" w:hAnsi="Times New Roman" w:cs="Times New Roman"/>
-          <w:sz w:val="28"/>
-          <w:szCs w:val="28"/>
-        </w:rPr>
-      </w:pPr>
-      <w:r>
-        <w:rPr>
-          <w:rFonts w:ascii="Times New Roman" w:hAnsi="Times New Roman" w:cs="Times New Roman"/>
-          <w:sz w:val="28"/>
-          <w:szCs w:val="28"/>
-        </w:rPr>
-        <w:t>м</w:t>
-      </w:r>
-      <w:r>
-        <w:rPr>
-          <w:rFonts w:ascii="Times New Roman" w:hAnsi="Times New Roman" w:cs="Times New Roman"/>
-          <w:sz w:val="28"/>
-          <w:szCs w:val="28"/>
-        </w:rPr>
-        <w:t>енеджер по аренде ведёт процесс: регистрирует заявку, подбирает помещение, взаимодействует с арендатором, готовит коммерческое предложение и проект договора, акт</w:t>
-      </w:r>
-      <w:r>
-        <w:rPr>
-          <w:rFonts w:ascii="Times New Roman" w:hAnsi="Times New Roman" w:cs="Times New Roman"/>
-          <w:sz w:val="28"/>
-          <w:szCs w:val="28"/>
-        </w:rPr>
-        <w:t>уализирует сведения о помещении;</w:t>
+        <w:jc w:val="both"/>
+        <w:rPr>
+          <w:rFonts w:ascii="Times New Roman" w:hAnsi="Times New Roman" w:cs="Times New Roman"/>
+          <w:sz w:val="28"/>
+          <w:szCs w:val="28"/>
+        </w:rPr>
+      </w:pPr>
+      <w:r>
+        <w:rPr>
+          <w:rFonts w:ascii="Times New Roman" w:hAnsi="Times New Roman" w:cs="Times New Roman"/>
+          <w:sz w:val="28"/>
+          <w:szCs w:val="28"/>
+        </w:rPr>
+        <w:t>учет свободных помещений и их резервирование;</w:t>
       </w:r>
     </w:p>
     <w:p>
@@ -1466,40 +2787,23 @@
         <w:pStyle w:val="a3"/>
         <w:numPr>
           <w:ilvl w:val="0"/>
-          <w:numId w:val="3"/>
+          <w:numId w:val="4"/>
         </w:numPr>
         <w:spacing w:after="0" w:line="360" w:lineRule="auto"/>
-        <w:ind w:left="0" w:firstLine="709"/>
-        <w:jc w:val="both"/>
-        <w:rPr>
-          <w:rFonts w:ascii="Times New Roman" w:hAnsi="Times New Roman" w:cs="Times New Roman"/>
-          <w:sz w:val="28"/>
-          <w:szCs w:val="28"/>
-        </w:rPr>
-      </w:pPr>
-      <w:r>
-        <w:rPr>
-          <w:rFonts w:ascii="Times New Roman" w:hAnsi="Times New Roman" w:cs="Times New Roman"/>
-          <w:sz w:val="28"/>
-          <w:szCs w:val="28"/>
-        </w:rPr>
-        <w:t>ю</w:t>
-      </w:r>
-      <w:r>
-        <w:rPr>
-          <w:rFonts w:ascii="Times New Roman" w:hAnsi="Times New Roman" w:cs="Times New Roman"/>
-          <w:sz w:val="28"/>
-          <w:szCs w:val="28"/>
-        </w:rPr>
-        <w:t>рист проверяет арендатора и договор на соответ</w:t>
-      </w:r>
-      <w:r>
-        <w:rPr>
-          <w:rFonts w:ascii="Times New Roman" w:hAnsi="Times New Roman" w:cs="Times New Roman"/>
-          <w:sz w:val="28"/>
-          <w:szCs w:val="28"/>
-        </w:rPr>
-        <w:t>ствие установленным требованиям;</w:t>
+        <w:jc w:val="both"/>
+        <w:rPr>
+          <w:rFonts w:ascii="Times New Roman" w:hAnsi="Times New Roman" w:cs="Times New Roman"/>
+          <w:sz w:val="28"/>
+          <w:szCs w:val="28"/>
+        </w:rPr>
+      </w:pPr>
+      <w:r>
+        <w:rPr>
+          <w:rFonts w:ascii="Times New Roman" w:hAnsi="Times New Roman" w:cs="Times New Roman"/>
+          <w:sz w:val="28"/>
+          <w:szCs w:val="28"/>
+        </w:rPr>
+        <w:t>подбор помещения по заданным критериям;</w:t>
       </w:r>
     </w:p>
     <w:p>
@@ -1507,127 +2811,48 @@
         <w:pStyle w:val="a3"/>
         <w:numPr>
           <w:ilvl w:val="0"/>
-          <w:numId w:val="3"/>
+          <w:numId w:val="4"/>
         </w:numPr>
         <w:spacing w:after="0" w:line="360" w:lineRule="auto"/>
-        <w:ind w:left="0" w:firstLine="709"/>
-        <w:jc w:val="both"/>
-        <w:rPr>
-          <w:rFonts w:ascii="Times New Roman" w:hAnsi="Times New Roman" w:cs="Times New Roman"/>
-          <w:sz w:val="28"/>
-          <w:szCs w:val="28"/>
-        </w:rPr>
-      </w:pPr>
-      <w:r>
-        <w:rPr>
-          <w:rFonts w:ascii="Times New Roman" w:hAnsi="Times New Roman" w:cs="Times New Roman"/>
-          <w:sz w:val="28"/>
-          <w:szCs w:val="28"/>
-        </w:rPr>
-        <w:t>у</w:t>
-      </w:r>
-      <w:r>
-        <w:rPr>
-          <w:rFonts w:ascii="Times New Roman" w:hAnsi="Times New Roman" w:cs="Times New Roman"/>
-          <w:sz w:val="28"/>
-          <w:szCs w:val="28"/>
-        </w:rPr>
-        <w:t>правляющий бизнес-центра утверждает нестандартные условия аренды, согласует итоговый договор и подпис</w:t>
-      </w:r>
-      <w:r>
-        <w:rPr>
-          <w:rFonts w:ascii="Times New Roman" w:hAnsi="Times New Roman" w:cs="Times New Roman"/>
-          <w:sz w:val="28"/>
-          <w:szCs w:val="28"/>
-        </w:rPr>
-        <w:t>ывает его от имени арендодателя.</w:t>
-      </w:r>
-    </w:p>
-    <w:p>
-      <w:pPr>
-        <w:pStyle w:val="a3"/>
-        <w:spacing w:after="0" w:line="360" w:lineRule="auto"/>
-        <w:ind w:left="709"/>
-        <w:jc w:val="both"/>
-        <w:rPr>
-          <w:rFonts w:ascii="Times New Roman" w:hAnsi="Times New Roman" w:cs="Times New Roman"/>
-          <w:b/>
-          <w:sz w:val="28"/>
-          <w:szCs w:val="28"/>
-        </w:rPr>
-      </w:pPr>
-      <w:r>
-        <w:rPr>
-          <w:rFonts w:ascii="Times New Roman" w:hAnsi="Times New Roman" w:cs="Times New Roman"/>
-          <w:b/>
-          <w:sz w:val="28"/>
-          <w:szCs w:val="28"/>
-        </w:rPr>
-        <w:t>2.2 Ход процесса</w:t>
-      </w:r>
-    </w:p>
-    <w:p>
-      <w:pPr>
-        <w:pStyle w:val="a3"/>
-        <w:spacing w:after="0" w:line="360" w:lineRule="auto"/>
-        <w:ind w:left="0" w:firstLine="709"/>
-        <w:jc w:val="both"/>
-        <w:rPr>
-          <w:rFonts w:ascii="Times New Roman" w:hAnsi="Times New Roman" w:cs="Times New Roman"/>
-          <w:sz w:val="28"/>
-          <w:szCs w:val="28"/>
-        </w:rPr>
-      </w:pPr>
-      <w:r>
-        <w:rPr>
-          <w:rFonts w:ascii="Times New Roman" w:hAnsi="Times New Roman" w:cs="Times New Roman"/>
-          <w:sz w:val="28"/>
-          <w:szCs w:val="28"/>
-        </w:rPr>
-        <w:t>Входом является заявка потенциального арендатора (юридического лица или индивидуального предпринимателя), которая поступает менеджеру по аренде по телефону, электронной почте или через сайт. В заявке указываются сведения об арендаторе и его контакты, вид деятельности, требуемая площадь, предпочтительное расположение, желаемый срок и дата начала аренды, а также другие условия.</w:t>
-      </w:r>
-    </w:p>
-    <w:p>
-      <w:pPr>
-        <w:pStyle w:val="a3"/>
-        <w:spacing w:after="0" w:line="360" w:lineRule="auto"/>
-        <w:ind w:left="0" w:firstLine="709"/>
-        <w:jc w:val="both"/>
-        <w:rPr>
-          <w:rFonts w:ascii="Times New Roman" w:hAnsi="Times New Roman" w:cs="Times New Roman"/>
-          <w:sz w:val="28"/>
-          <w:szCs w:val="28"/>
-        </w:rPr>
-      </w:pPr>
-      <w:bookmarkStart w:id="0" w:name="_GoBack"/>
-      <w:bookmarkEnd w:id="0"/>
-    </w:p>
-    <w:p>
-      <w:pPr>
-        <w:pStyle w:val="a3"/>
-        <w:spacing w:after="0" w:line="360" w:lineRule="auto"/>
-        <w:ind w:left="0" w:firstLine="709"/>
-        <w:jc w:val="both"/>
-        <w:rPr>
-          <w:rFonts w:ascii="Times New Roman" w:hAnsi="Times New Roman" w:cs="Times New Roman"/>
-          <w:sz w:val="28"/>
-          <w:szCs w:val="28"/>
-        </w:rPr>
-      </w:pPr>
-    </w:p>
-    <w:p>
-      <w:pPr>
-        <w:pStyle w:val="a3"/>
-        <w:spacing w:after="0" w:line="360" w:lineRule="auto"/>
-        <w:ind w:left="0" w:firstLine="709"/>
-        <w:jc w:val="both"/>
-        <w:rPr>
-          <w:rFonts w:ascii="Times New Roman" w:hAnsi="Times New Roman" w:cs="Times New Roman"/>
-          <w:b/>
-          <w:sz w:val="28"/>
-          <w:szCs w:val="28"/>
-        </w:rPr>
-      </w:pPr>
+        <w:jc w:val="both"/>
+        <w:rPr>
+          <w:rFonts w:ascii="Times New Roman" w:hAnsi="Times New Roman" w:cs="Times New Roman"/>
+          <w:sz w:val="28"/>
+          <w:szCs w:val="28"/>
+        </w:rPr>
+      </w:pPr>
+      <w:r>
+        <w:rPr>
+          <w:rFonts w:ascii="Times New Roman" w:hAnsi="Times New Roman" w:cs="Times New Roman"/>
+          <w:sz w:val="28"/>
+          <w:szCs w:val="28"/>
+        </w:rPr>
+        <w:t>формирование данных для подготовки договора;</w:t>
+      </w:r>
+    </w:p>
+    <w:p>
+      <w:pPr>
+        <w:pStyle w:val="a3"/>
+        <w:numPr>
+          <w:ilvl w:val="0"/>
+          <w:numId w:val="4"/>
+        </w:numPr>
+        <w:spacing w:after="0" w:line="360" w:lineRule="auto"/>
+        <w:jc w:val="both"/>
+        <w:rPr>
+          <w:rFonts w:ascii="Times New Roman" w:hAnsi="Times New Roman" w:cs="Times New Roman"/>
+          <w:sz w:val="28"/>
+          <w:szCs w:val="28"/>
+        </w:rPr>
+      </w:pPr>
+      <w:r>
+        <w:rPr>
+          <w:rFonts w:ascii="Times New Roman" w:hAnsi="Times New Roman" w:cs="Times New Roman"/>
+          <w:sz w:val="28"/>
+          <w:szCs w:val="28"/>
+        </w:rPr>
+        <w:t>контроль статуса и сроков согласования.</w:t>
+      </w:r>
     </w:p>
     <w:p>
       <w:pPr>
@@ -1640,22 +2865,1424 @@
           <w:szCs w:val="28"/>
         </w:rPr>
       </w:pPr>
-    </w:p>
-    <w:p>
-      <w:pPr>
-        <w:ind w:firstLine="709"/>
-        <w:jc w:val="both"/>
-        <w:rPr>
-          <w:rFonts w:ascii="Times New Roman" w:hAnsi="Times New Roman" w:cs="Times New Roman"/>
-          <w:b/>
-          <w:sz w:val="28"/>
-          <w:szCs w:val="28"/>
-        </w:rPr>
-      </w:pPr>
-      <w:r>
-        <w:rPr>
-          <w:rFonts w:ascii="Times New Roman" w:hAnsi="Times New Roman" w:cs="Times New Roman"/>
-          <w:b/>
+      <w:r>
+        <w:rPr>
+          <w:rFonts w:ascii="Times New Roman" w:hAnsi="Times New Roman" w:cs="Times New Roman"/>
+          <w:sz w:val="28"/>
+          <w:szCs w:val="28"/>
+        </w:rPr>
+        <w:t>Автоматизация позволит хранить данные в единой системе, сократить количество ручных операций и ускорить обработку заявок.</w:t>
+      </w:r>
+    </w:p>
+    <w:p>
+      <w:pPr>
+        <w:rPr>
+          <w:rFonts w:ascii="Times New Roman" w:hAnsi="Times New Roman" w:cs="Times New Roman"/>
+          <w:sz w:val="28"/>
+          <w:szCs w:val="28"/>
+        </w:rPr>
+      </w:pPr>
+      <w:r>
+        <w:rPr>
+          <w:rFonts w:ascii="Times New Roman" w:hAnsi="Times New Roman" w:cs="Times New Roman"/>
+          <w:sz w:val="28"/>
+          <w:szCs w:val="28"/>
+        </w:rPr>
+        <w:br w:type="page"/>
+      </w:r>
+    </w:p>
+    <w:p>
+      <w:pPr>
+        <w:pStyle w:val="a3"/>
+        <w:spacing w:after="0" w:line="360" w:lineRule="auto"/>
+        <w:ind w:left="0" w:firstLine="709"/>
+        <w:jc w:val="both"/>
+        <w:rPr>
+          <w:rFonts w:ascii="Times New Roman" w:hAnsi="Times New Roman" w:cs="Times New Roman"/>
+          <w:b/>
+          <w:sz w:val="28"/>
+          <w:szCs w:val="28"/>
+        </w:rPr>
+      </w:pPr>
+      <w:r>
+        <w:rPr>
+          <w:rFonts w:ascii="Times New Roman" w:hAnsi="Times New Roman" w:cs="Times New Roman"/>
+          <w:b/>
+          <w:sz w:val="28"/>
+          <w:szCs w:val="28"/>
+        </w:rPr>
+        <w:lastRenderedPageBreak/>
+        <w:t>3 Среда разработки и система контроля версий</w:t>
+      </w:r>
+    </w:p>
+    <w:p>
+      <w:pPr>
+        <w:pStyle w:val="a3"/>
+        <w:spacing w:after="0" w:line="360" w:lineRule="auto"/>
+        <w:ind w:left="0" w:firstLine="709"/>
+        <w:jc w:val="both"/>
+        <w:rPr>
+          <w:rFonts w:ascii="Times New Roman" w:hAnsi="Times New Roman" w:cs="Times New Roman"/>
+          <w:sz w:val="28"/>
+          <w:szCs w:val="28"/>
+        </w:rPr>
+      </w:pPr>
+      <w:r>
+        <w:rPr>
+          <w:rFonts w:ascii="Times New Roman" w:hAnsi="Times New Roman" w:cs="Times New Roman"/>
+          <w:sz w:val="28"/>
+          <w:szCs w:val="28"/>
+        </w:rPr>
+        <w:t>Далее стоит задача определить необходимы стек технологий для создания прототипа системы для обработки заявки арендатора и заключения</w:t>
+      </w:r>
+      <w:r>
+        <w:rPr>
+          <w:rFonts w:ascii="Times New Roman" w:hAnsi="Times New Roman" w:cs="Times New Roman"/>
+          <w:sz w:val="28"/>
+          <w:szCs w:val="28"/>
+        </w:rPr>
+        <w:t xml:space="preserve"> договора</w:t>
+      </w:r>
+      <w:r>
+        <w:rPr>
+          <w:rFonts w:ascii="Times New Roman" w:hAnsi="Times New Roman" w:cs="Times New Roman"/>
+          <w:sz w:val="28"/>
+          <w:szCs w:val="28"/>
+        </w:rPr>
+        <w:t xml:space="preserve">. </w:t>
+      </w:r>
+    </w:p>
+    <w:p>
+      <w:pPr>
+        <w:pStyle w:val="a3"/>
+        <w:spacing w:after="0" w:line="360" w:lineRule="auto"/>
+        <w:ind w:left="0" w:firstLine="709"/>
+        <w:jc w:val="both"/>
+        <w:rPr>
+          <w:rFonts w:ascii="Times New Roman" w:hAnsi="Times New Roman" w:cs="Times New Roman"/>
+          <w:sz w:val="28"/>
+          <w:szCs w:val="28"/>
+        </w:rPr>
+      </w:pPr>
+      <w:r>
+        <w:rPr>
+          <w:rFonts w:ascii="Times New Roman" w:hAnsi="Times New Roman" w:cs="Times New Roman"/>
+          <w:sz w:val="28"/>
+          <w:szCs w:val="28"/>
+        </w:rPr>
+        <w:t xml:space="preserve">В статье </w:t>
+      </w:r>
+      <w:r>
+        <w:rPr>
+          <w:rFonts w:ascii="Times New Roman" w:hAnsi="Times New Roman" w:cs="Times New Roman"/>
+          <w:sz w:val="28"/>
+          <w:szCs w:val="28"/>
+        </w:rPr>
+        <w:t>А. Мадиярбековой [</w:t>
+      </w:r>
+      <w:r>
+        <w:rPr>
+          <w:rFonts w:ascii="Times New Roman" w:hAnsi="Times New Roman" w:cs="Times New Roman"/>
+          <w:sz w:val="28"/>
+          <w:szCs w:val="28"/>
+        </w:rPr>
+        <w:t>1</w:t>
+      </w:r>
+      <w:r>
+        <w:rPr>
+          <w:rFonts w:ascii="Times New Roman" w:hAnsi="Times New Roman" w:cs="Times New Roman"/>
+          <w:sz w:val="28"/>
+          <w:szCs w:val="28"/>
+        </w:rPr>
+        <w:t>1</w:t>
+      </w:r>
+      <w:r>
+        <w:rPr>
+          <w:rFonts w:ascii="Times New Roman" w:hAnsi="Times New Roman" w:cs="Times New Roman"/>
+          <w:sz w:val="28"/>
+          <w:szCs w:val="28"/>
+        </w:rPr>
+        <w:t>]</w:t>
+      </w:r>
+      <w:r>
+        <w:rPr>
+          <w:rFonts w:ascii="Times New Roman" w:hAnsi="Times New Roman" w:cs="Times New Roman"/>
+          <w:sz w:val="28"/>
+          <w:szCs w:val="28"/>
+        </w:rPr>
+        <w:t xml:space="preserve"> проводится сравнительный анализ таких языков программирования, как </w:t>
+      </w:r>
+      <w:r>
+        <w:rPr>
+          <w:rFonts w:ascii="Times New Roman" w:hAnsi="Times New Roman" w:cs="Times New Roman"/>
+          <w:sz w:val="28"/>
+          <w:szCs w:val="28"/>
+          <w:lang w:val="en-US"/>
+        </w:rPr>
+        <w:t>Python</w:t>
+      </w:r>
+      <w:r>
+        <w:rPr>
+          <w:rFonts w:ascii="Times New Roman" w:hAnsi="Times New Roman" w:cs="Times New Roman"/>
+          <w:sz w:val="28"/>
+          <w:szCs w:val="28"/>
+        </w:rPr>
+        <w:t xml:space="preserve"> </w:t>
+      </w:r>
+      <w:r>
+        <w:rPr>
+          <w:rFonts w:ascii="Times New Roman" w:hAnsi="Times New Roman" w:cs="Times New Roman"/>
+          <w:sz w:val="28"/>
+          <w:szCs w:val="28"/>
+        </w:rPr>
+        <w:t xml:space="preserve">и </w:t>
+      </w:r>
+      <w:r>
+        <w:rPr>
+          <w:rFonts w:ascii="Times New Roman" w:hAnsi="Times New Roman" w:cs="Times New Roman"/>
+          <w:sz w:val="28"/>
+          <w:szCs w:val="28"/>
+          <w:lang w:val="en-US"/>
+        </w:rPr>
+        <w:t>Java</w:t>
+      </w:r>
+      <w:r>
+        <w:rPr>
+          <w:rFonts w:ascii="Times New Roman" w:hAnsi="Times New Roman" w:cs="Times New Roman"/>
+          <w:sz w:val="28"/>
+          <w:szCs w:val="28"/>
+        </w:rPr>
+        <w:t xml:space="preserve">. </w:t>
+      </w:r>
+      <w:r>
+        <w:rPr>
+          <w:rFonts w:ascii="Times New Roman" w:hAnsi="Times New Roman" w:cs="Times New Roman"/>
+          <w:sz w:val="28"/>
+          <w:szCs w:val="28"/>
+        </w:rPr>
+        <w:t>Результаты сравнения представлены в таблице 2.</w:t>
+      </w:r>
+    </w:p>
+    <w:p>
+      <w:pPr>
+        <w:pStyle w:val="a3"/>
+        <w:spacing w:after="0" w:line="360" w:lineRule="auto"/>
+        <w:ind w:left="0"/>
+        <w:jc w:val="both"/>
+        <w:rPr>
+          <w:rFonts w:ascii="Times New Roman" w:hAnsi="Times New Roman" w:cs="Times New Roman"/>
+          <w:sz w:val="28"/>
+          <w:szCs w:val="28"/>
+        </w:rPr>
+      </w:pPr>
+      <w:r>
+        <w:rPr>
+          <w:rFonts w:ascii="Times New Roman" w:hAnsi="Times New Roman" w:cs="Times New Roman"/>
+          <w:sz w:val="28"/>
+          <w:szCs w:val="28"/>
+        </w:rPr>
+        <w:t xml:space="preserve">Таблица 2 - </w:t>
+      </w:r>
+      <w:r>
+        <w:rPr>
+          <w:rFonts w:ascii="Times New Roman" w:hAnsi="Times New Roman" w:cs="Times New Roman"/>
+          <w:sz w:val="28"/>
+          <w:szCs w:val="28"/>
+        </w:rPr>
+        <w:t>Сравнительный анализ характеристик языков Python и Java</w:t>
+      </w:r>
+    </w:p>
+    <w:tbl>
+      <w:tblPr>
+        <w:tblStyle w:val="a4"/>
+        <w:tblW w:w="0" w:type="auto"/>
+        <w:tblLook w:val="04A0" w:firstRow="1" w:lastRow="0" w:firstColumn="1" w:lastColumn="0" w:noHBand="0" w:noVBand="1"/>
+      </w:tblPr>
+      <w:tblGrid>
+        <w:gridCol w:w="3112"/>
+        <w:gridCol w:w="3121"/>
+        <w:gridCol w:w="3112"/>
+      </w:tblGrid>
+      <w:tr>
+        <w:tc>
+          <w:tcPr>
+            <w:tcW w:w="3112" w:type="dxa"/>
+          </w:tcPr>
+          <w:p>
+            <w:pPr>
+              <w:pStyle w:val="a3"/>
+              <w:spacing w:line="360" w:lineRule="auto"/>
+              <w:ind w:left="0"/>
+              <w:jc w:val="both"/>
+              <w:rPr>
+                <w:rFonts w:ascii="Times New Roman" w:hAnsi="Times New Roman" w:cs="Times New Roman"/>
+                <w:sz w:val="28"/>
+                <w:szCs w:val="28"/>
+              </w:rPr>
+            </w:pPr>
+            <w:r>
+              <w:rPr>
+                <w:rFonts w:ascii="Times New Roman" w:hAnsi="Times New Roman" w:cs="Times New Roman"/>
+                <w:sz w:val="28"/>
+                <w:szCs w:val="28"/>
+              </w:rPr>
+              <w:t>Критерий</w:t>
+            </w:r>
+          </w:p>
+        </w:tc>
+        <w:tc>
+          <w:tcPr>
+            <w:tcW w:w="3121" w:type="dxa"/>
+          </w:tcPr>
+          <w:p>
+            <w:pPr>
+              <w:pStyle w:val="a3"/>
+              <w:spacing w:line="360" w:lineRule="auto"/>
+              <w:ind w:left="0"/>
+              <w:jc w:val="both"/>
+              <w:rPr>
+                <w:rFonts w:ascii="Times New Roman" w:hAnsi="Times New Roman" w:cs="Times New Roman"/>
+                <w:sz w:val="28"/>
+                <w:szCs w:val="28"/>
+                <w:lang w:val="en-US"/>
+              </w:rPr>
+            </w:pPr>
+            <w:r>
+              <w:rPr>
+                <w:rFonts w:ascii="Times New Roman" w:hAnsi="Times New Roman" w:cs="Times New Roman"/>
+                <w:sz w:val="28"/>
+                <w:szCs w:val="28"/>
+                <w:lang w:val="en-US"/>
+              </w:rPr>
+              <w:t>Python</w:t>
+            </w:r>
+          </w:p>
+        </w:tc>
+        <w:tc>
+          <w:tcPr>
+            <w:tcW w:w="3112" w:type="dxa"/>
+          </w:tcPr>
+          <w:p>
+            <w:pPr>
+              <w:pStyle w:val="a3"/>
+              <w:spacing w:line="360" w:lineRule="auto"/>
+              <w:ind w:left="0"/>
+              <w:jc w:val="both"/>
+              <w:rPr>
+                <w:rFonts w:ascii="Times New Roman" w:hAnsi="Times New Roman" w:cs="Times New Roman"/>
+                <w:sz w:val="28"/>
+                <w:szCs w:val="28"/>
+                <w:lang w:val="en-US"/>
+              </w:rPr>
+            </w:pPr>
+            <w:r>
+              <w:rPr>
+                <w:rFonts w:ascii="Times New Roman" w:hAnsi="Times New Roman" w:cs="Times New Roman"/>
+                <w:sz w:val="28"/>
+                <w:szCs w:val="28"/>
+                <w:lang w:val="en-US"/>
+              </w:rPr>
+              <w:t>Java</w:t>
+            </w:r>
+          </w:p>
+        </w:tc>
+      </w:tr>
+      <w:tr>
+        <w:tc>
+          <w:tcPr>
+            <w:tcW w:w="3112" w:type="dxa"/>
+          </w:tcPr>
+          <w:p>
+            <w:pPr>
+              <w:pStyle w:val="a3"/>
+              <w:spacing w:line="360" w:lineRule="auto"/>
+              <w:ind w:left="0"/>
+              <w:jc w:val="both"/>
+              <w:rPr>
+                <w:rFonts w:ascii="Times New Roman" w:hAnsi="Times New Roman" w:cs="Times New Roman"/>
+                <w:sz w:val="28"/>
+                <w:szCs w:val="28"/>
+              </w:rPr>
+            </w:pPr>
+            <w:r>
+              <w:rPr>
+                <w:rFonts w:ascii="Times New Roman" w:hAnsi="Times New Roman" w:cs="Times New Roman"/>
+                <w:sz w:val="28"/>
+                <w:szCs w:val="28"/>
+              </w:rPr>
+              <w:t>Парадигма и синтаксис</w:t>
+            </w:r>
+          </w:p>
+        </w:tc>
+        <w:tc>
+          <w:tcPr>
+            <w:tcW w:w="3121" w:type="dxa"/>
+          </w:tcPr>
+          <w:p>
+            <w:pPr>
+              <w:pStyle w:val="a3"/>
+              <w:spacing w:line="360" w:lineRule="auto"/>
+              <w:ind w:left="0"/>
+              <w:jc w:val="both"/>
+              <w:rPr>
+                <w:rFonts w:ascii="Times New Roman" w:hAnsi="Times New Roman" w:cs="Times New Roman"/>
+                <w:sz w:val="28"/>
+                <w:szCs w:val="28"/>
+              </w:rPr>
+            </w:pPr>
+            <w:r>
+              <w:rPr>
+                <w:rFonts w:ascii="Times New Roman" w:hAnsi="Times New Roman" w:cs="Times New Roman"/>
+                <w:sz w:val="28"/>
+                <w:szCs w:val="28"/>
+              </w:rPr>
+              <w:t>Многопарадигменный (процедурный, ООП, функциональный); читаемый, компактный, лаконичный синтаксис</w:t>
+            </w:r>
+            <w:r>
+              <w:rPr>
+                <w:rFonts w:ascii="Times New Roman" w:hAnsi="Times New Roman" w:cs="Times New Roman"/>
+                <w:sz w:val="28"/>
+                <w:szCs w:val="28"/>
+              </w:rPr>
+              <w:t>.</w:t>
+            </w:r>
+          </w:p>
+        </w:tc>
+        <w:tc>
+          <w:tcPr>
+            <w:tcW w:w="3112" w:type="dxa"/>
+          </w:tcPr>
+          <w:p>
+            <w:pPr>
+              <w:pStyle w:val="a3"/>
+              <w:spacing w:line="360" w:lineRule="auto"/>
+              <w:ind w:left="0"/>
+              <w:jc w:val="both"/>
+              <w:rPr>
+                <w:rFonts w:ascii="Times New Roman" w:hAnsi="Times New Roman" w:cs="Times New Roman"/>
+                <w:sz w:val="28"/>
+                <w:szCs w:val="28"/>
+              </w:rPr>
+            </w:pPr>
+            <w:r>
+              <w:rPr>
+                <w:rFonts w:ascii="Times New Roman" w:hAnsi="Times New Roman" w:cs="Times New Roman"/>
+                <w:sz w:val="28"/>
+                <w:szCs w:val="28"/>
+              </w:rPr>
+              <w:t>Строго объектно-ориентированный; строгий синтаксис с обязательной декларацией типов</w:t>
+            </w:r>
+            <w:r>
+              <w:rPr>
+                <w:rFonts w:ascii="Times New Roman" w:hAnsi="Times New Roman" w:cs="Times New Roman"/>
+                <w:sz w:val="28"/>
+                <w:szCs w:val="28"/>
+              </w:rPr>
+              <w:t>.</w:t>
+            </w:r>
+          </w:p>
+        </w:tc>
+      </w:tr>
+      <w:tr>
+        <w:tc>
+          <w:tcPr>
+            <w:tcW w:w="3112" w:type="dxa"/>
+          </w:tcPr>
+          <w:p>
+            <w:pPr>
+              <w:pStyle w:val="a3"/>
+              <w:spacing w:line="360" w:lineRule="auto"/>
+              <w:ind w:left="0"/>
+              <w:jc w:val="both"/>
+              <w:rPr>
+                <w:rFonts w:ascii="Times New Roman" w:hAnsi="Times New Roman" w:cs="Times New Roman"/>
+                <w:sz w:val="28"/>
+                <w:szCs w:val="28"/>
+              </w:rPr>
+            </w:pPr>
+            <w:r>
+              <w:rPr>
+                <w:rFonts w:ascii="Times New Roman" w:hAnsi="Times New Roman" w:cs="Times New Roman"/>
+                <w:sz w:val="28"/>
+                <w:szCs w:val="28"/>
+              </w:rPr>
+              <w:t>Типизация</w:t>
+            </w:r>
+          </w:p>
+        </w:tc>
+        <w:tc>
+          <w:tcPr>
+            <w:tcW w:w="3121" w:type="dxa"/>
+          </w:tcPr>
+          <w:p>
+            <w:pPr>
+              <w:pStyle w:val="a3"/>
+              <w:spacing w:line="360" w:lineRule="auto"/>
+              <w:ind w:left="0"/>
+              <w:jc w:val="both"/>
+              <w:rPr>
+                <w:rFonts w:ascii="Times New Roman" w:hAnsi="Times New Roman" w:cs="Times New Roman"/>
+                <w:sz w:val="28"/>
+                <w:szCs w:val="28"/>
+              </w:rPr>
+            </w:pPr>
+            <w:r>
+              <w:rPr>
+                <w:rFonts w:ascii="Times New Roman" w:hAnsi="Times New Roman" w:cs="Times New Roman"/>
+                <w:sz w:val="28"/>
+                <w:szCs w:val="28"/>
+              </w:rPr>
+              <w:t>Динамическая</w:t>
+            </w:r>
+          </w:p>
+        </w:tc>
+        <w:tc>
+          <w:tcPr>
+            <w:tcW w:w="3112" w:type="dxa"/>
+          </w:tcPr>
+          <w:p>
+            <w:pPr>
+              <w:pStyle w:val="a3"/>
+              <w:spacing w:line="360" w:lineRule="auto"/>
+              <w:ind w:left="0"/>
+              <w:jc w:val="both"/>
+              <w:rPr>
+                <w:rFonts w:ascii="Times New Roman" w:hAnsi="Times New Roman" w:cs="Times New Roman"/>
+                <w:sz w:val="28"/>
+                <w:szCs w:val="28"/>
+              </w:rPr>
+            </w:pPr>
+            <w:r>
+              <w:rPr>
+                <w:rFonts w:ascii="Times New Roman" w:hAnsi="Times New Roman" w:cs="Times New Roman"/>
+                <w:sz w:val="28"/>
+                <w:szCs w:val="28"/>
+              </w:rPr>
+              <w:t>Статическая строгая</w:t>
+            </w:r>
+          </w:p>
+        </w:tc>
+      </w:tr>
+      <w:tr>
+        <w:tc>
+          <w:tcPr>
+            <w:tcW w:w="3112" w:type="dxa"/>
+          </w:tcPr>
+          <w:p>
+            <w:pPr>
+              <w:pStyle w:val="a3"/>
+              <w:spacing w:line="360" w:lineRule="auto"/>
+              <w:ind w:left="0"/>
+              <w:jc w:val="both"/>
+              <w:rPr>
+                <w:rFonts w:ascii="Times New Roman" w:hAnsi="Times New Roman" w:cs="Times New Roman"/>
+                <w:sz w:val="28"/>
+                <w:szCs w:val="28"/>
+              </w:rPr>
+            </w:pPr>
+            <w:r>
+              <w:rPr>
+                <w:rFonts w:ascii="Times New Roman" w:hAnsi="Times New Roman" w:cs="Times New Roman"/>
+                <w:sz w:val="28"/>
+                <w:szCs w:val="28"/>
+              </w:rPr>
+              <w:t>Производительность и потоки</w:t>
+            </w:r>
+          </w:p>
+        </w:tc>
+        <w:tc>
+          <w:tcPr>
+            <w:tcW w:w="3121" w:type="dxa"/>
+          </w:tcPr>
+          <w:p>
+            <w:pPr>
+              <w:pStyle w:val="a3"/>
+              <w:spacing w:line="360" w:lineRule="auto"/>
+              <w:ind w:left="0"/>
+              <w:jc w:val="both"/>
+              <w:rPr>
+                <w:rFonts w:ascii="Times New Roman" w:hAnsi="Times New Roman" w:cs="Times New Roman"/>
+                <w:sz w:val="28"/>
+                <w:szCs w:val="28"/>
+              </w:rPr>
+            </w:pPr>
+            <w:r>
+              <w:rPr>
+                <w:rFonts w:ascii="Times New Roman" w:hAnsi="Times New Roman" w:cs="Times New Roman"/>
+                <w:sz w:val="28"/>
+                <w:szCs w:val="28"/>
+              </w:rPr>
+              <w:t>Более низкая скорость вычислений; ограничения многопоточности для CPU-задач</w:t>
+            </w:r>
+          </w:p>
+        </w:tc>
+        <w:tc>
+          <w:tcPr>
+            <w:tcW w:w="3112" w:type="dxa"/>
+          </w:tcPr>
+          <w:p>
+            <w:pPr>
+              <w:pStyle w:val="a3"/>
+              <w:spacing w:line="360" w:lineRule="auto"/>
+              <w:ind w:left="0"/>
+              <w:jc w:val="both"/>
+              <w:rPr>
+                <w:rFonts w:ascii="Times New Roman" w:hAnsi="Times New Roman" w:cs="Times New Roman"/>
+                <w:sz w:val="28"/>
+                <w:szCs w:val="28"/>
+              </w:rPr>
+            </w:pPr>
+            <w:r>
+              <w:rPr>
+                <w:rFonts w:ascii="Times New Roman" w:hAnsi="Times New Roman" w:cs="Times New Roman"/>
+                <w:sz w:val="28"/>
+                <w:szCs w:val="28"/>
+              </w:rPr>
+              <w:t>Высокая производительность; полноценная многопоточность</w:t>
+            </w:r>
+          </w:p>
+        </w:tc>
+      </w:tr>
+      <w:tr>
+        <w:tc>
+          <w:tcPr>
+            <w:tcW w:w="3112" w:type="dxa"/>
+          </w:tcPr>
+          <w:p>
+            <w:pPr>
+              <w:pStyle w:val="a3"/>
+              <w:spacing w:line="360" w:lineRule="auto"/>
+              <w:ind w:left="0"/>
+              <w:jc w:val="both"/>
+              <w:rPr>
+                <w:rFonts w:ascii="Times New Roman" w:hAnsi="Times New Roman" w:cs="Times New Roman"/>
+                <w:sz w:val="28"/>
+                <w:szCs w:val="28"/>
+              </w:rPr>
+            </w:pPr>
+            <w:r>
+              <w:rPr>
+                <w:rFonts w:ascii="Times New Roman" w:hAnsi="Times New Roman" w:cs="Times New Roman"/>
+                <w:sz w:val="28"/>
+                <w:szCs w:val="28"/>
+              </w:rPr>
+              <w:t>Управление памятью</w:t>
+            </w:r>
+          </w:p>
+        </w:tc>
+        <w:tc>
+          <w:tcPr>
+            <w:tcW w:w="3121" w:type="dxa"/>
+          </w:tcPr>
+          <w:p>
+            <w:pPr>
+              <w:pStyle w:val="a3"/>
+              <w:spacing w:line="360" w:lineRule="auto"/>
+              <w:ind w:left="0"/>
+              <w:jc w:val="both"/>
+              <w:rPr>
+                <w:rFonts w:ascii="Times New Roman" w:hAnsi="Times New Roman" w:cs="Times New Roman"/>
+                <w:sz w:val="28"/>
+                <w:szCs w:val="28"/>
+              </w:rPr>
+            </w:pPr>
+            <w:r>
+              <w:rPr>
+                <w:rFonts w:ascii="Times New Roman" w:hAnsi="Times New Roman" w:cs="Times New Roman"/>
+                <w:sz w:val="28"/>
+                <w:szCs w:val="28"/>
+              </w:rPr>
+              <w:t>Автоматическое (сборщик мусора, подсчёт ссылок)</w:t>
+            </w:r>
+          </w:p>
+        </w:tc>
+        <w:tc>
+          <w:tcPr>
+            <w:tcW w:w="3112" w:type="dxa"/>
+          </w:tcPr>
+          <w:p>
+            <w:pPr>
+              <w:pStyle w:val="a3"/>
+              <w:spacing w:line="360" w:lineRule="auto"/>
+              <w:ind w:left="0"/>
+              <w:jc w:val="both"/>
+              <w:rPr>
+                <w:rFonts w:ascii="Times New Roman" w:hAnsi="Times New Roman" w:cs="Times New Roman"/>
+                <w:sz w:val="28"/>
+                <w:szCs w:val="28"/>
+              </w:rPr>
+            </w:pPr>
+            <w:r>
+              <w:rPr>
+                <w:rFonts w:ascii="Times New Roman" w:hAnsi="Times New Roman" w:cs="Times New Roman"/>
+                <w:sz w:val="28"/>
+                <w:szCs w:val="28"/>
+              </w:rPr>
+              <w:t>Автоматическое (многоуровневый сборщик мусора Garbage Collector)</w:t>
+            </w:r>
+          </w:p>
+        </w:tc>
+      </w:tr>
+      <w:tr>
+        <w:tc>
+          <w:tcPr>
+            <w:tcW w:w="3112" w:type="dxa"/>
+          </w:tcPr>
+          <w:p>
+            <w:pPr>
+              <w:pStyle w:val="a3"/>
+              <w:spacing w:line="360" w:lineRule="auto"/>
+              <w:ind w:left="0"/>
+              <w:jc w:val="both"/>
+              <w:rPr>
+                <w:rFonts w:ascii="Times New Roman" w:hAnsi="Times New Roman" w:cs="Times New Roman"/>
+                <w:sz w:val="28"/>
+                <w:szCs w:val="28"/>
+              </w:rPr>
+            </w:pPr>
+            <w:r>
+              <w:rPr>
+                <w:rFonts w:ascii="Times New Roman" w:hAnsi="Times New Roman" w:cs="Times New Roman"/>
+                <w:sz w:val="28"/>
+                <w:szCs w:val="28"/>
+              </w:rPr>
+              <w:t>Ключевые области применения</w:t>
+            </w:r>
+          </w:p>
+        </w:tc>
+        <w:tc>
+          <w:tcPr>
+            <w:tcW w:w="3121" w:type="dxa"/>
+          </w:tcPr>
+          <w:p>
+            <w:pPr>
+              <w:pStyle w:val="a3"/>
+              <w:spacing w:line="360" w:lineRule="auto"/>
+              <w:ind w:left="0"/>
+              <w:jc w:val="both"/>
+              <w:rPr>
+                <w:rFonts w:ascii="Times New Roman" w:hAnsi="Times New Roman" w:cs="Times New Roman"/>
+                <w:sz w:val="28"/>
+                <w:szCs w:val="28"/>
+              </w:rPr>
+            </w:pPr>
+            <w:r>
+              <w:rPr>
+                <w:rFonts w:ascii="Times New Roman" w:hAnsi="Times New Roman" w:cs="Times New Roman"/>
+                <w:sz w:val="28"/>
+                <w:szCs w:val="28"/>
+              </w:rPr>
+              <w:t xml:space="preserve">Быстрое прототипирование, скриптинг, автоматизация </w:t>
+            </w:r>
+            <w:r>
+              <w:rPr>
+                <w:rFonts w:ascii="Times New Roman" w:hAnsi="Times New Roman" w:cs="Times New Roman"/>
+                <w:sz w:val="28"/>
+                <w:szCs w:val="28"/>
+              </w:rPr>
+              <w:lastRenderedPageBreak/>
+              <w:t>рутинных процессов, аналитика данных</w:t>
+            </w:r>
+          </w:p>
+        </w:tc>
+        <w:tc>
+          <w:tcPr>
+            <w:tcW w:w="3112" w:type="dxa"/>
+          </w:tcPr>
+          <w:p>
+            <w:pPr>
+              <w:pStyle w:val="a3"/>
+              <w:spacing w:line="360" w:lineRule="auto"/>
+              <w:ind w:left="0"/>
+              <w:jc w:val="both"/>
+              <w:rPr>
+                <w:rFonts w:ascii="Times New Roman" w:hAnsi="Times New Roman" w:cs="Times New Roman"/>
+                <w:sz w:val="28"/>
+                <w:szCs w:val="28"/>
+              </w:rPr>
+            </w:pPr>
+            <w:r>
+              <w:rPr>
+                <w:rFonts w:ascii="Times New Roman" w:hAnsi="Times New Roman" w:cs="Times New Roman"/>
+                <w:sz w:val="28"/>
+                <w:szCs w:val="28"/>
+              </w:rPr>
+              <w:lastRenderedPageBreak/>
+              <w:t xml:space="preserve">Высоконагруженные корпоративные информационные системы (Enterprise), </w:t>
+            </w:r>
+            <w:r>
+              <w:rPr>
+                <w:rFonts w:ascii="Times New Roman" w:hAnsi="Times New Roman" w:cs="Times New Roman"/>
+                <w:sz w:val="28"/>
+                <w:szCs w:val="28"/>
+              </w:rPr>
+              <w:lastRenderedPageBreak/>
+              <w:t>масштабируемые веб-сервисы</w:t>
+            </w:r>
+          </w:p>
+        </w:tc>
+      </w:tr>
+    </w:tbl>
+    <w:p>
+      <w:pPr>
+        <w:pStyle w:val="a3"/>
+        <w:spacing w:after="0" w:line="360" w:lineRule="auto"/>
+        <w:ind w:left="0" w:firstLine="709"/>
+        <w:jc w:val="both"/>
+        <w:rPr>
+          <w:rFonts w:ascii="Times New Roman" w:hAnsi="Times New Roman" w:cs="Times New Roman"/>
+          <w:sz w:val="28"/>
+          <w:szCs w:val="28"/>
+        </w:rPr>
+      </w:pPr>
+      <w:r>
+        <w:rPr>
+          <w:rFonts w:ascii="Times New Roman" w:hAnsi="Times New Roman" w:cs="Times New Roman"/>
+          <w:sz w:val="28"/>
+          <w:szCs w:val="28"/>
+        </w:rPr>
+        <w:lastRenderedPageBreak/>
+        <w:t>Таким образом, я</w:t>
+      </w:r>
+      <w:r>
+        <w:rPr>
+          <w:rFonts w:ascii="Times New Roman" w:hAnsi="Times New Roman" w:cs="Times New Roman"/>
+          <w:sz w:val="28"/>
+          <w:szCs w:val="28"/>
+        </w:rPr>
+        <w:t xml:space="preserve">зык Python выбран для этапа алгоритмизации и процедурной реализации вычислительных задач системы. Как отмечает А. Мадиярбекова, </w:t>
+      </w:r>
+      <w:r>
+        <w:rPr>
+          <w:rFonts w:ascii="Times New Roman" w:hAnsi="Times New Roman" w:cs="Times New Roman"/>
+          <w:sz w:val="28"/>
+          <w:szCs w:val="28"/>
+        </w:rPr>
+        <w:t xml:space="preserve">его </w:t>
+      </w:r>
+      <w:r>
+        <w:rPr>
+          <w:rFonts w:ascii="Times New Roman" w:hAnsi="Times New Roman" w:cs="Times New Roman"/>
+          <w:sz w:val="28"/>
+          <w:szCs w:val="28"/>
+        </w:rPr>
+        <w:t>синтаксис и богатая стандартная библиотека позволяют сфокусироваться на прикладной логике предметной области, абстрагируясь от низкоуровневых операций с памятью</w:t>
+      </w:r>
+      <w:r>
+        <w:rPr>
+          <w:rFonts w:ascii="Times New Roman" w:hAnsi="Times New Roman" w:cs="Times New Roman"/>
+          <w:sz w:val="28"/>
+          <w:szCs w:val="28"/>
+        </w:rPr>
+        <w:t xml:space="preserve">. </w:t>
+      </w:r>
+      <w:r>
+        <w:rPr>
+          <w:rFonts w:ascii="Times New Roman" w:hAnsi="Times New Roman" w:cs="Times New Roman"/>
+          <w:sz w:val="28"/>
+          <w:szCs w:val="28"/>
+          <w:lang w:val="en-US"/>
+        </w:rPr>
+        <w:t>Java</w:t>
+      </w:r>
+      <w:r>
+        <w:rPr>
+          <w:rFonts w:ascii="Times New Roman" w:hAnsi="Times New Roman" w:cs="Times New Roman"/>
+          <w:sz w:val="28"/>
+          <w:szCs w:val="28"/>
+        </w:rPr>
+        <w:t xml:space="preserve"> </w:t>
+      </w:r>
+      <w:r>
+        <w:rPr>
+          <w:rFonts w:ascii="Times New Roman" w:hAnsi="Times New Roman" w:cs="Times New Roman"/>
+          <w:sz w:val="28"/>
+          <w:szCs w:val="28"/>
+        </w:rPr>
+        <w:t xml:space="preserve">же в свою очередь была выбрана для </w:t>
+      </w:r>
+      <w:r>
+        <w:rPr>
+          <w:rFonts w:ascii="Times New Roman" w:hAnsi="Times New Roman" w:cs="Times New Roman"/>
+          <w:sz w:val="28"/>
+          <w:szCs w:val="28"/>
+        </w:rPr>
+        <w:t>объектно-ориентированной модели предметной области</w:t>
+      </w:r>
+      <w:r>
+        <w:rPr>
+          <w:rFonts w:ascii="Times New Roman" w:hAnsi="Times New Roman" w:cs="Times New Roman"/>
+          <w:sz w:val="28"/>
+          <w:szCs w:val="28"/>
+        </w:rPr>
+        <w:t>.</w:t>
+      </w:r>
+    </w:p>
+    <w:p>
+      <w:pPr>
+        <w:pStyle w:val="a3"/>
+        <w:spacing w:after="0" w:line="360" w:lineRule="auto"/>
+        <w:ind w:left="0" w:firstLine="709"/>
+        <w:jc w:val="both"/>
+        <w:rPr>
+          <w:rFonts w:ascii="Times New Roman" w:hAnsi="Times New Roman" w:cs="Times New Roman"/>
+          <w:sz w:val="28"/>
+          <w:szCs w:val="28"/>
+        </w:rPr>
+      </w:pPr>
+      <w:r>
+        <w:rPr>
+          <w:rFonts w:ascii="Times New Roman" w:hAnsi="Times New Roman" w:cs="Times New Roman"/>
+          <w:sz w:val="28"/>
+          <w:szCs w:val="28"/>
+        </w:rPr>
+        <w:t>При выборе СУБД для системы бизнес-центра ключевыми факторами стали надежность транзакций и скорость поиска помещени</w:t>
+      </w:r>
+      <w:r>
+        <w:rPr>
+          <w:rFonts w:ascii="Times New Roman" w:hAnsi="Times New Roman" w:cs="Times New Roman"/>
+          <w:sz w:val="28"/>
+          <w:szCs w:val="28"/>
+        </w:rPr>
+        <w:t>й. В своей работе М. Шумилов [1</w:t>
+      </w:r>
+      <w:r>
+        <w:rPr>
+          <w:rFonts w:ascii="Times New Roman" w:hAnsi="Times New Roman" w:cs="Times New Roman"/>
+          <w:sz w:val="28"/>
+          <w:szCs w:val="28"/>
+        </w:rPr>
+        <w:t>2</w:t>
+      </w:r>
+      <w:r>
+        <w:rPr>
+          <w:rFonts w:ascii="Times New Roman" w:hAnsi="Times New Roman" w:cs="Times New Roman"/>
+          <w:sz w:val="28"/>
+          <w:szCs w:val="28"/>
+        </w:rPr>
+        <w:t>] сравнивает MySQL и PostgreSQL и отмечает, что PostgreSQL изначально лучше приспособлен к сложной аналитике и строгой защите данных. Благода</w:t>
+      </w:r>
+      <w:r>
+        <w:rPr>
+          <w:rFonts w:ascii="Times New Roman" w:hAnsi="Times New Roman" w:cs="Times New Roman"/>
+          <w:sz w:val="28"/>
+          <w:szCs w:val="28"/>
+        </w:rPr>
+        <w:t>ря механизму многоверсионности</w:t>
+      </w:r>
+      <w:r>
+        <w:rPr>
+          <w:rFonts w:ascii="Times New Roman" w:hAnsi="Times New Roman" w:cs="Times New Roman"/>
+          <w:sz w:val="28"/>
+          <w:szCs w:val="28"/>
+        </w:rPr>
+        <w:t xml:space="preserve"> </w:t>
+      </w:r>
+      <w:r>
+        <w:rPr>
+          <w:rFonts w:ascii="Times New Roman" w:hAnsi="Times New Roman" w:cs="Times New Roman"/>
+          <w:sz w:val="28"/>
+          <w:szCs w:val="28"/>
+        </w:rPr>
+        <w:t>система позволяет одновременно читать и обновлять записи без риска взаимных блокировок или потери согласованности.</w:t>
+      </w:r>
+      <w:r>
+        <w:rPr>
+          <w:rFonts w:ascii="Times New Roman" w:hAnsi="Times New Roman" w:cs="Times New Roman"/>
+          <w:sz w:val="28"/>
+          <w:szCs w:val="28"/>
+        </w:rPr>
+        <w:t xml:space="preserve"> Согласно официальной документации PostgreSQL, блокировки, устанавливаемые при чтении данных, не конфликтуют с блокировками при записи, поэтому чтение не блокирует запись, а запись не блокирует чтение, причём эта гарантия сохраняется даже на самом строгом у</w:t>
+      </w:r>
+      <w:r>
+        <w:rPr>
+          <w:rFonts w:ascii="Times New Roman" w:hAnsi="Times New Roman" w:cs="Times New Roman"/>
+          <w:sz w:val="28"/>
+          <w:szCs w:val="28"/>
+        </w:rPr>
+        <w:t>ровне изоляции транзакций [1</w:t>
+      </w:r>
+      <w:r>
+        <w:rPr>
+          <w:rFonts w:ascii="Times New Roman" w:hAnsi="Times New Roman" w:cs="Times New Roman"/>
+          <w:sz w:val="28"/>
+          <w:szCs w:val="28"/>
+        </w:rPr>
+        <w:t>3</w:t>
+      </w:r>
+      <w:r>
+        <w:rPr>
+          <w:rFonts w:ascii="Times New Roman" w:hAnsi="Times New Roman" w:cs="Times New Roman"/>
+          <w:sz w:val="28"/>
+          <w:szCs w:val="28"/>
+        </w:rPr>
+        <w:t>].</w:t>
+      </w:r>
+    </w:p>
+    <w:p>
+      <w:pPr>
+        <w:pStyle w:val="a3"/>
+        <w:spacing w:after="0" w:line="360" w:lineRule="auto"/>
+        <w:ind w:left="0" w:firstLine="709"/>
+        <w:jc w:val="both"/>
+        <w:rPr>
+          <w:rFonts w:ascii="Times New Roman" w:hAnsi="Times New Roman" w:cs="Times New Roman"/>
+          <w:sz w:val="28"/>
+          <w:szCs w:val="28"/>
+        </w:rPr>
+      </w:pPr>
+      <w:r>
+        <w:rPr>
+          <w:rFonts w:ascii="Times New Roman" w:hAnsi="Times New Roman" w:cs="Times New Roman"/>
+          <w:sz w:val="28"/>
+          <w:szCs w:val="28"/>
+        </w:rPr>
+        <w:t xml:space="preserve">Кроме того, </w:t>
+      </w:r>
+      <w:r>
+        <w:rPr>
+          <w:rFonts w:ascii="Times New Roman" w:hAnsi="Times New Roman" w:cs="Times New Roman"/>
+          <w:sz w:val="28"/>
+          <w:szCs w:val="28"/>
+        </w:rPr>
+        <w:t>как показывает исследование</w:t>
+      </w:r>
+      <w:r>
+        <w:rPr>
+          <w:rFonts w:ascii="Times New Roman" w:hAnsi="Times New Roman" w:cs="Times New Roman"/>
+          <w:sz w:val="28"/>
+          <w:szCs w:val="28"/>
+        </w:rPr>
+        <w:t>, гибкие механизмы индексации и поддержка сложных запросов в PostgreSQL позволяют быстро фильтровать свободные площади сразу по множеству параметров — площади, этажу, стоимости и техническим условиям. Поэтому для надежного учета помещений и заявок была выбрана именно PostgreSQL.</w:t>
+      </w:r>
+    </w:p>
+    <w:p>
+      <w:pPr>
+        <w:pStyle w:val="a3"/>
+        <w:spacing w:after="0" w:line="360" w:lineRule="auto"/>
+        <w:ind w:left="0" w:firstLine="709"/>
+        <w:jc w:val="both"/>
+        <w:rPr>
+          <w:rFonts w:ascii="Times New Roman" w:hAnsi="Times New Roman" w:cs="Times New Roman"/>
+          <w:sz w:val="28"/>
+          <w:szCs w:val="28"/>
+        </w:rPr>
+      </w:pPr>
+      <w:r>
+        <w:rPr>
+          <w:rFonts w:ascii="Times New Roman" w:hAnsi="Times New Roman" w:cs="Times New Roman"/>
+          <w:sz w:val="28"/>
+          <w:szCs w:val="28"/>
+        </w:rPr>
+        <w:t xml:space="preserve">В данной практической работе необходимо </w:t>
+      </w:r>
+      <w:r>
+        <w:rPr>
+          <w:rFonts w:ascii="Times New Roman" w:hAnsi="Times New Roman" w:cs="Times New Roman"/>
+          <w:sz w:val="28"/>
+          <w:szCs w:val="28"/>
+        </w:rPr>
+        <w:t>писать код сразу на двух языках: процедурные алгоритмы на Python и объектно-ориентированную часть на Java. Чтобы не ставить под каждый язык отдельную тяжеловесную среду вроде PyCharm и IntelliJ IDEA и не тратить ресурсы системы, в качестве единого инструмента был выбран Visual Studio Code</w:t>
+      </w:r>
+      <w:r>
+        <w:rPr>
+          <w:rFonts w:ascii="Times New Roman" w:hAnsi="Times New Roman" w:cs="Times New Roman"/>
+          <w:sz w:val="28"/>
+          <w:szCs w:val="28"/>
+        </w:rPr>
+        <w:t>.</w:t>
+      </w:r>
+    </w:p>
+    <w:p>
+      <w:pPr>
+        <w:pStyle w:val="a3"/>
+        <w:spacing w:after="0" w:line="360" w:lineRule="auto"/>
+        <w:ind w:left="0" w:firstLine="709"/>
+        <w:jc w:val="both"/>
+        <w:rPr>
+          <w:rFonts w:ascii="Times New Roman" w:hAnsi="Times New Roman" w:cs="Times New Roman"/>
+          <w:sz w:val="28"/>
+          <w:szCs w:val="28"/>
+        </w:rPr>
+      </w:pPr>
+      <w:r>
+        <w:rPr>
+          <w:rFonts w:ascii="Times New Roman" w:hAnsi="Times New Roman" w:cs="Times New Roman"/>
+          <w:sz w:val="28"/>
+          <w:szCs w:val="28"/>
+        </w:rPr>
+        <w:lastRenderedPageBreak/>
+        <w:t>В статье Д. Балтян [1</w:t>
+      </w:r>
+      <w:r>
+        <w:rPr>
+          <w:rFonts w:ascii="Times New Roman" w:hAnsi="Times New Roman" w:cs="Times New Roman"/>
+          <w:sz w:val="28"/>
+          <w:szCs w:val="28"/>
+        </w:rPr>
+        <w:t>4</w:t>
+      </w:r>
+      <w:r>
+        <w:rPr>
+          <w:rFonts w:ascii="Times New Roman" w:hAnsi="Times New Roman" w:cs="Times New Roman"/>
+          <w:sz w:val="28"/>
+          <w:szCs w:val="28"/>
+        </w:rPr>
+        <w:t>] приводятся данные опроса Stack Overflow, согласно которым VS Code лидирует среди сред разработки с показателем 73,71%. Автор подчеркивает, что редактор почти не нагружает систему: дистрибутив «весит» меньше 100 МБ, а в базовом виде он потребляет менее 200 МБ оперативной памяти.</w:t>
+      </w:r>
+      <w:r>
+        <w:rPr>
+          <w:rFonts w:ascii="Times New Roman" w:hAnsi="Times New Roman" w:cs="Times New Roman"/>
+          <w:sz w:val="28"/>
+          <w:szCs w:val="28"/>
+        </w:rPr>
+        <w:t xml:space="preserve"> При всем этом, он обладает богатым функционалом благодаря расширениям.</w:t>
+      </w:r>
+    </w:p>
+    <w:p>
+      <w:pPr>
+        <w:pStyle w:val="a3"/>
+        <w:spacing w:after="0" w:line="360" w:lineRule="auto"/>
+        <w:ind w:left="0" w:firstLine="709"/>
+        <w:jc w:val="both"/>
+        <w:rPr>
+          <w:rFonts w:ascii="Times New Roman" w:hAnsi="Times New Roman" w:cs="Times New Roman"/>
+          <w:sz w:val="28"/>
+          <w:szCs w:val="28"/>
+        </w:rPr>
+      </w:pPr>
+      <w:r>
+        <w:rPr>
+          <w:rFonts w:ascii="Times New Roman" w:hAnsi="Times New Roman" w:cs="Times New Roman"/>
+          <w:sz w:val="28"/>
+          <w:szCs w:val="28"/>
+        </w:rPr>
+        <w:t>Для отслеживания изменений в коде и управления разработкой на протяжении всех этапов практики используется распределенная система контроля версий Git. В качестве платформы удаленного хранения репозитория выбран сервис GitHub.</w:t>
+      </w:r>
+    </w:p>
+    <w:p>
+      <w:pPr>
+        <w:pStyle w:val="a3"/>
+        <w:spacing w:after="0" w:line="360" w:lineRule="auto"/>
+        <w:ind w:left="0" w:firstLine="709"/>
+        <w:jc w:val="both"/>
+        <w:rPr>
+          <w:rFonts w:ascii="Times New Roman" w:hAnsi="Times New Roman" w:cs="Times New Roman"/>
+          <w:sz w:val="28"/>
+          <w:szCs w:val="28"/>
+        </w:rPr>
+      </w:pPr>
+      <w:r>
+        <w:rPr>
+          <w:rFonts w:ascii="Times New Roman" w:hAnsi="Times New Roman" w:cs="Times New Roman"/>
+          <w:sz w:val="28"/>
+          <w:szCs w:val="28"/>
+        </w:rPr>
+        <w:t>Как отмечают в своем исследо</w:t>
+      </w:r>
+      <w:r>
+        <w:rPr>
+          <w:rFonts w:ascii="Times New Roman" w:hAnsi="Times New Roman" w:cs="Times New Roman"/>
+          <w:sz w:val="28"/>
+          <w:szCs w:val="28"/>
+        </w:rPr>
+        <w:t>вании Г. М. Годке и Т. Чаван [1</w:t>
+      </w:r>
+      <w:r>
+        <w:rPr>
+          <w:rFonts w:ascii="Times New Roman" w:hAnsi="Times New Roman" w:cs="Times New Roman"/>
+          <w:sz w:val="28"/>
+          <w:szCs w:val="28"/>
+        </w:rPr>
+        <w:t>5</w:t>
+      </w:r>
+      <w:r>
+        <w:rPr>
+          <w:rFonts w:ascii="Times New Roman" w:hAnsi="Times New Roman" w:cs="Times New Roman"/>
+          <w:sz w:val="28"/>
+          <w:szCs w:val="28"/>
+        </w:rPr>
+        <w:t>], архитектура Git исключает риск потери данных при сбоях за счет распределенной модели: полная история проекта хранится локально на компьютере каждого разработчика, а синхронизация с центральным репозиторием на GitHub выполняется только при</w:t>
+      </w:r>
+      <w:r>
+        <w:rPr>
+          <w:rFonts w:ascii="Times New Roman" w:hAnsi="Times New Roman" w:cs="Times New Roman"/>
+          <w:sz w:val="28"/>
+          <w:szCs w:val="28"/>
+        </w:rPr>
+        <w:t xml:space="preserve"> явной отправке изменений</w:t>
+      </w:r>
+      <w:r>
+        <w:rPr>
+          <w:rFonts w:ascii="Times New Roman" w:hAnsi="Times New Roman" w:cs="Times New Roman"/>
+          <w:sz w:val="28"/>
+          <w:szCs w:val="28"/>
+        </w:rPr>
+        <w:t xml:space="preserve">. Каждый коммит представляет собой целостный снимок состояния проекта с уникальным криптографическим идентификатором, точной датой и осмысленным описанием, что </w:t>
+      </w:r>
+      <w:r>
+        <w:rPr>
+          <w:rFonts w:ascii="Times New Roman" w:hAnsi="Times New Roman" w:cs="Times New Roman"/>
+          <w:sz w:val="28"/>
+          <w:szCs w:val="28"/>
+        </w:rPr>
+        <w:t xml:space="preserve">позволяет удобно возвращаться </w:t>
+      </w:r>
+      <w:r>
+        <w:rPr>
+          <w:rFonts w:ascii="Times New Roman" w:hAnsi="Times New Roman" w:cs="Times New Roman"/>
+          <w:sz w:val="28"/>
+          <w:szCs w:val="28"/>
+        </w:rPr>
+        <w:t>стабильным версиям</w:t>
+      </w:r>
+      <w:r>
+        <w:rPr>
+          <w:rFonts w:ascii="Times New Roman" w:hAnsi="Times New Roman" w:cs="Times New Roman"/>
+          <w:sz w:val="28"/>
+          <w:szCs w:val="28"/>
+        </w:rPr>
+        <w:t xml:space="preserve"> проета.</w:t>
+      </w:r>
+    </w:p>
+    <w:p>
+      <w:pPr>
+        <w:pStyle w:val="a3"/>
+        <w:spacing w:after="0" w:line="360" w:lineRule="auto"/>
+        <w:ind w:left="0" w:firstLine="709"/>
+        <w:jc w:val="both"/>
+        <w:rPr>
+          <w:rFonts w:ascii="Times New Roman" w:hAnsi="Times New Roman" w:cs="Times New Roman"/>
+          <w:sz w:val="28"/>
+          <w:szCs w:val="28"/>
+        </w:rPr>
+      </w:pPr>
+      <w:r>
+        <w:rPr>
+          <w:rFonts w:ascii="Times New Roman" w:hAnsi="Times New Roman" w:cs="Times New Roman"/>
+          <w:sz w:val="28"/>
+          <w:szCs w:val="28"/>
+        </w:rPr>
+        <w:t>По итогу проведённого анализа для выполнения задач работы были выбраны следующие технологии:</w:t>
+      </w:r>
+    </w:p>
+    <w:p>
+      <w:pPr>
+        <w:pStyle w:val="a3"/>
+        <w:numPr>
+          <w:ilvl w:val="0"/>
+          <w:numId w:val="5"/>
+        </w:numPr>
+        <w:spacing w:after="0" w:line="360" w:lineRule="auto"/>
+        <w:ind w:left="0" w:firstLine="709"/>
+        <w:jc w:val="both"/>
+        <w:rPr>
+          <w:rFonts w:ascii="Times New Roman" w:hAnsi="Times New Roman" w:cs="Times New Roman"/>
+          <w:sz w:val="28"/>
+          <w:szCs w:val="28"/>
+        </w:rPr>
+      </w:pPr>
+      <w:r>
+        <w:rPr>
+          <w:rFonts w:ascii="Times New Roman" w:hAnsi="Times New Roman" w:cs="Times New Roman"/>
+          <w:sz w:val="28"/>
+          <w:szCs w:val="28"/>
+        </w:rPr>
+        <w:t>Язык программирования Python –</w:t>
+      </w:r>
+      <w:r>
+        <w:rPr>
+          <w:rFonts w:ascii="Times New Roman" w:hAnsi="Times New Roman" w:cs="Times New Roman"/>
+          <w:sz w:val="28"/>
+          <w:szCs w:val="28"/>
+        </w:rPr>
+        <w:t xml:space="preserve"> для процедурной реализации вычислительных алгоритмов подбора офисных площадей и расчёта аренды</w:t>
+      </w:r>
+      <w:r>
+        <w:rPr>
+          <w:rFonts w:ascii="Times New Roman" w:hAnsi="Times New Roman" w:cs="Times New Roman"/>
+          <w:sz w:val="28"/>
+          <w:szCs w:val="28"/>
+        </w:rPr>
+        <w:t>.</w:t>
+      </w:r>
+    </w:p>
+    <w:p>
+      <w:pPr>
+        <w:pStyle w:val="a3"/>
+        <w:numPr>
+          <w:ilvl w:val="0"/>
+          <w:numId w:val="5"/>
+        </w:numPr>
+        <w:spacing w:after="0" w:line="360" w:lineRule="auto"/>
+        <w:ind w:left="0" w:firstLine="709"/>
+        <w:jc w:val="both"/>
+        <w:rPr>
+          <w:rFonts w:ascii="Times New Roman" w:hAnsi="Times New Roman" w:cs="Times New Roman"/>
+          <w:sz w:val="28"/>
+          <w:szCs w:val="28"/>
+        </w:rPr>
+      </w:pPr>
+      <w:r>
+        <w:rPr>
+          <w:rFonts w:ascii="Times New Roman" w:hAnsi="Times New Roman" w:cs="Times New Roman"/>
+          <w:sz w:val="28"/>
+          <w:szCs w:val="28"/>
+        </w:rPr>
+        <w:t>Язык программирования Java –</w:t>
+      </w:r>
+      <w:r>
+        <w:rPr>
+          <w:rFonts w:ascii="Times New Roman" w:hAnsi="Times New Roman" w:cs="Times New Roman"/>
+          <w:sz w:val="28"/>
+          <w:szCs w:val="28"/>
+        </w:rPr>
+        <w:t xml:space="preserve"> для проектирования классов, иерархий наследования и реализации объектно-ориентированной модели системы управления коммерческой недвижимостью</w:t>
+      </w:r>
+      <w:r>
+        <w:rPr>
+          <w:rFonts w:ascii="Times New Roman" w:hAnsi="Times New Roman" w:cs="Times New Roman"/>
+          <w:sz w:val="28"/>
+          <w:szCs w:val="28"/>
+        </w:rPr>
+        <w:t>.</w:t>
+      </w:r>
+    </w:p>
+    <w:p>
+      <w:pPr>
+        <w:pStyle w:val="a3"/>
+        <w:numPr>
+          <w:ilvl w:val="0"/>
+          <w:numId w:val="5"/>
+        </w:numPr>
+        <w:spacing w:after="0" w:line="360" w:lineRule="auto"/>
+        <w:ind w:left="0" w:firstLine="709"/>
+        <w:jc w:val="both"/>
+        <w:rPr>
+          <w:rFonts w:ascii="Times New Roman" w:hAnsi="Times New Roman" w:cs="Times New Roman"/>
+          <w:sz w:val="28"/>
+          <w:szCs w:val="28"/>
+        </w:rPr>
+      </w:pPr>
+      <w:r>
+        <w:rPr>
+          <w:rFonts w:ascii="Times New Roman" w:hAnsi="Times New Roman" w:cs="Times New Roman"/>
+          <w:sz w:val="28"/>
+          <w:szCs w:val="28"/>
+        </w:rPr>
+        <w:t>Среда</w:t>
+      </w:r>
+      <w:r>
+        <w:rPr>
+          <w:rFonts w:ascii="Times New Roman" w:hAnsi="Times New Roman" w:cs="Times New Roman"/>
+          <w:sz w:val="28"/>
+          <w:szCs w:val="28"/>
+        </w:rPr>
+        <w:t xml:space="preserve"> разработки Visual Studio Code –</w:t>
+      </w:r>
+      <w:r>
+        <w:rPr>
+          <w:rFonts w:ascii="Times New Roman" w:hAnsi="Times New Roman" w:cs="Times New Roman"/>
+          <w:sz w:val="28"/>
+          <w:szCs w:val="28"/>
+        </w:rPr>
+        <w:t xml:space="preserve"> универсальный бесплатный кроссплатформенный редактор кода с открытым исходным кодом.</w:t>
+      </w:r>
+    </w:p>
+    <w:p>
+      <w:pPr>
+        <w:pStyle w:val="a3"/>
+        <w:numPr>
+          <w:ilvl w:val="0"/>
+          <w:numId w:val="5"/>
+        </w:numPr>
+        <w:spacing w:after="0" w:line="360" w:lineRule="auto"/>
+        <w:ind w:left="0" w:firstLine="709"/>
+        <w:jc w:val="both"/>
+        <w:rPr>
+          <w:rFonts w:ascii="Times New Roman" w:hAnsi="Times New Roman" w:cs="Times New Roman"/>
+          <w:sz w:val="28"/>
+          <w:szCs w:val="28"/>
+        </w:rPr>
+      </w:pPr>
+      <w:r>
+        <w:rPr>
+          <w:rFonts w:ascii="Times New Roman" w:hAnsi="Times New Roman" w:cs="Times New Roman"/>
+          <w:sz w:val="28"/>
+          <w:szCs w:val="28"/>
+        </w:rPr>
+        <w:lastRenderedPageBreak/>
+        <w:t>Система контроля</w:t>
+      </w:r>
+      <w:r>
+        <w:rPr>
+          <w:rFonts w:ascii="Times New Roman" w:hAnsi="Times New Roman" w:cs="Times New Roman"/>
+          <w:sz w:val="28"/>
+          <w:szCs w:val="28"/>
+        </w:rPr>
+        <w:t xml:space="preserve"> версий Git и платформа GitHub –</w:t>
+      </w:r>
+      <w:r>
+        <w:rPr>
+          <w:rFonts w:ascii="Times New Roman" w:hAnsi="Times New Roman" w:cs="Times New Roman"/>
+          <w:sz w:val="28"/>
+          <w:szCs w:val="28"/>
+        </w:rPr>
+        <w:t xml:space="preserve"> для поэтапной фиксации изменений исходного кода, ведения истории разработки и удалённого хранения репозитория.</w:t>
+      </w:r>
+    </w:p>
+    <w:p>
+      <w:pPr>
+        <w:pStyle w:val="a3"/>
+        <w:numPr>
+          <w:ilvl w:val="0"/>
+          <w:numId w:val="5"/>
+        </w:numPr>
+        <w:spacing w:after="0" w:line="360" w:lineRule="auto"/>
+        <w:ind w:left="0" w:firstLine="709"/>
+        <w:jc w:val="both"/>
+        <w:rPr>
+          <w:rFonts w:ascii="Times New Roman" w:hAnsi="Times New Roman" w:cs="Times New Roman"/>
+          <w:sz w:val="28"/>
+          <w:szCs w:val="28"/>
+        </w:rPr>
+      </w:pPr>
+      <w:r>
+        <w:rPr>
+          <w:rFonts w:ascii="Times New Roman" w:hAnsi="Times New Roman" w:cs="Times New Roman"/>
+          <w:sz w:val="28"/>
+          <w:szCs w:val="28"/>
+        </w:rPr>
+        <w:t>Система управления базам</w:t>
+      </w:r>
+      <w:r>
+        <w:rPr>
+          <w:rFonts w:ascii="Times New Roman" w:hAnsi="Times New Roman" w:cs="Times New Roman"/>
+          <w:sz w:val="28"/>
+          <w:szCs w:val="28"/>
+        </w:rPr>
+        <w:t>и данных PostgreSQL –</w:t>
+      </w:r>
+      <w:r>
+        <w:rPr>
+          <w:rFonts w:ascii="Times New Roman" w:hAnsi="Times New Roman" w:cs="Times New Roman"/>
+          <w:sz w:val="28"/>
+          <w:szCs w:val="28"/>
+        </w:rPr>
+        <w:t xml:space="preserve"> для проектирования и реализации физической модели данных предметной области.</w:t>
+      </w:r>
+    </w:p>
+    <w:p>
+      <w:pPr>
+        <w:rPr>
+          <w:rFonts w:ascii="Times New Roman" w:hAnsi="Times New Roman" w:cs="Times New Roman"/>
+          <w:sz w:val="28"/>
+          <w:szCs w:val="28"/>
+        </w:rPr>
+      </w:pPr>
+      <w:r>
+        <w:rPr>
+          <w:rFonts w:ascii="Times New Roman" w:hAnsi="Times New Roman" w:cs="Times New Roman"/>
           <w:sz w:val="28"/>
           <w:szCs w:val="28"/>
         </w:rPr>
@@ -1700,23 +4327,13 @@
           <w:szCs w:val="28"/>
         </w:rPr>
       </w:pPr>
-      <w:proofErr w:type="spellStart"/>
-      <w:r>
-        <w:rPr>
-          <w:rFonts w:ascii="Times New Roman" w:hAnsi="Times New Roman" w:cs="Times New Roman"/>
-          <w:sz w:val="28"/>
-          <w:szCs w:val="28"/>
-        </w:rPr>
-        <w:t>Корендясова</w:t>
-      </w:r>
-      <w:proofErr w:type="spellEnd"/>
-      <w:r>
-        <w:rPr>
-          <w:rFonts w:ascii="Times New Roman" w:hAnsi="Times New Roman" w:cs="Times New Roman"/>
-          <w:sz w:val="28"/>
-          <w:szCs w:val="28"/>
-        </w:rPr>
-        <w:t xml:space="preserve"> В. В. Использование цифровых технологий для автоматизации процессов управления объектами недвижимости // Парадигма. 2025. №6-2.</w:t>
+      <w:r>
+        <w:rPr>
+          <w:rFonts w:ascii="Times New Roman" w:hAnsi="Times New Roman" w:cs="Times New Roman"/>
+          <w:sz w:val="28"/>
+          <w:szCs w:val="28"/>
+        </w:rPr>
+        <w:t>Прокина Е. Ю. Автоматизация бизнес-процессов //Контентус. – 2022. – №. 6 (119). – С. 35-43.</w:t>
       </w:r>
     </w:p>
     <w:p>
@@ -1735,41 +4352,13 @@
           <w:szCs w:val="28"/>
         </w:rPr>
       </w:pPr>
-      <w:proofErr w:type="spellStart"/>
-      <w:r>
-        <w:rPr>
-          <w:rFonts w:ascii="Times New Roman" w:hAnsi="Times New Roman" w:cs="Times New Roman"/>
-          <w:sz w:val="28"/>
-          <w:szCs w:val="28"/>
-        </w:rPr>
-        <w:t>Гюльмисарян</w:t>
-      </w:r>
-      <w:proofErr w:type="spellEnd"/>
-      <w:r>
-        <w:rPr>
-          <w:rFonts w:ascii="Times New Roman" w:hAnsi="Times New Roman" w:cs="Times New Roman"/>
-          <w:sz w:val="28"/>
-          <w:szCs w:val="28"/>
-        </w:rPr>
-        <w:t xml:space="preserve"> Р. Г. Тенденции </w:t>
-      </w:r>
-      <w:proofErr w:type="spellStart"/>
-      <w:r>
-        <w:rPr>
-          <w:rFonts w:ascii="Times New Roman" w:hAnsi="Times New Roman" w:cs="Times New Roman"/>
-          <w:sz w:val="28"/>
-          <w:szCs w:val="28"/>
-        </w:rPr>
-        <w:t>девелопмента</w:t>
-      </w:r>
-      <w:proofErr w:type="spellEnd"/>
-      <w:r>
-        <w:rPr>
-          <w:rFonts w:ascii="Times New Roman" w:hAnsi="Times New Roman" w:cs="Times New Roman"/>
-          <w:sz w:val="28"/>
-          <w:szCs w:val="28"/>
-        </w:rPr>
-        <w:t xml:space="preserve"> и управления коммерческой недвижимостью //Теория и практика общественного развития. – 2024. – Т. 2. – С. 86-92.</w:t>
+      <w:r>
+        <w:rPr>
+          <w:rFonts w:ascii="Times New Roman" w:hAnsi="Times New Roman" w:cs="Times New Roman"/>
+          <w:sz w:val="28"/>
+          <w:szCs w:val="28"/>
+        </w:rPr>
+        <w:t>Гюльмисарян Р. Г. Тенденции девелопмента и управления коммерческой недвижимостью //Теория и практика общественного развития. – 2024. – Т. 2. – С. 86-92.</w:t>
       </w:r>
     </w:p>
     <w:p>
@@ -1788,23 +4377,13 @@
           <w:szCs w:val="28"/>
         </w:rPr>
       </w:pPr>
-      <w:proofErr w:type="spellStart"/>
-      <w:r>
-        <w:rPr>
-          <w:rFonts w:ascii="Times New Roman" w:hAnsi="Times New Roman" w:cs="Times New Roman"/>
-          <w:sz w:val="28"/>
-          <w:szCs w:val="28"/>
-        </w:rPr>
-        <w:t>Шиляев</w:t>
-      </w:r>
-      <w:proofErr w:type="spellEnd"/>
-      <w:r>
-        <w:rPr>
-          <w:rFonts w:ascii="Times New Roman" w:hAnsi="Times New Roman" w:cs="Times New Roman"/>
-          <w:sz w:val="28"/>
-          <w:szCs w:val="28"/>
-        </w:rPr>
-        <w:t xml:space="preserve"> А. С. Развитие инструментов управления коммерческой недвижимостью: аспекты повышения экономической эффективности в условиях трансформации спроса //Финансовые рынки и банки. – 2024. – №. 4. – С. 125-129.</w:t>
+      <w:r>
+        <w:rPr>
+          <w:rFonts w:ascii="Times New Roman" w:hAnsi="Times New Roman" w:cs="Times New Roman"/>
+          <w:sz w:val="28"/>
+          <w:szCs w:val="28"/>
+        </w:rPr>
+        <w:t>Шиляев А. С. Развитие инструментов управления коммерческой недвижимостью: аспекты повышения экономической эффективности в условиях трансформации спроса //Финансовые рынки и банки. – 2024. – №. 4. – С. 125-129.</w:t>
       </w:r>
     </w:p>
     <w:p>
@@ -1829,115 +4408,7 @@
           <w:sz w:val="28"/>
           <w:szCs w:val="28"/>
         </w:rPr>
-        <w:t>Рябцев М. Д. Арендный бизнес: технологии управления недвижимостью //</w:t>
-      </w:r>
-      <w:proofErr w:type="spellStart"/>
-      <w:r>
-        <w:rPr>
-          <w:rFonts w:ascii="Times New Roman" w:hAnsi="Times New Roman" w:cs="Times New Roman"/>
-          <w:sz w:val="28"/>
-          <w:szCs w:val="28"/>
-        </w:rPr>
-        <w:t>Journal</w:t>
-      </w:r>
-      <w:proofErr w:type="spellEnd"/>
-      <w:r>
-        <w:rPr>
-          <w:rFonts w:ascii="Times New Roman" w:hAnsi="Times New Roman" w:cs="Times New Roman"/>
-          <w:sz w:val="28"/>
-          <w:szCs w:val="28"/>
-        </w:rPr>
-        <w:t xml:space="preserve"> </w:t>
-      </w:r>
-      <w:proofErr w:type="spellStart"/>
-      <w:r>
-        <w:rPr>
-          <w:rFonts w:ascii="Times New Roman" w:hAnsi="Times New Roman" w:cs="Times New Roman"/>
-          <w:sz w:val="28"/>
-          <w:szCs w:val="28"/>
-        </w:rPr>
-        <w:t>of</w:t>
-      </w:r>
-      <w:proofErr w:type="spellEnd"/>
-      <w:r>
-        <w:rPr>
-          <w:rFonts w:ascii="Times New Roman" w:hAnsi="Times New Roman" w:cs="Times New Roman"/>
-          <w:sz w:val="28"/>
-          <w:szCs w:val="28"/>
-        </w:rPr>
-        <w:t xml:space="preserve"> </w:t>
-      </w:r>
-      <w:proofErr w:type="spellStart"/>
-      <w:r>
-        <w:rPr>
-          <w:rFonts w:ascii="Times New Roman" w:hAnsi="Times New Roman" w:cs="Times New Roman"/>
-          <w:sz w:val="28"/>
-          <w:szCs w:val="28"/>
-        </w:rPr>
-        <w:t>Monetary</w:t>
-      </w:r>
-      <w:proofErr w:type="spellEnd"/>
-      <w:r>
-        <w:rPr>
-          <w:rFonts w:ascii="Times New Roman" w:hAnsi="Times New Roman" w:cs="Times New Roman"/>
-          <w:sz w:val="28"/>
-          <w:szCs w:val="28"/>
-        </w:rPr>
-        <w:t xml:space="preserve"> </w:t>
-      </w:r>
-      <w:proofErr w:type="spellStart"/>
-      <w:r>
-        <w:rPr>
-          <w:rFonts w:ascii="Times New Roman" w:hAnsi="Times New Roman" w:cs="Times New Roman"/>
-          <w:sz w:val="28"/>
-          <w:szCs w:val="28"/>
-        </w:rPr>
-        <w:t>Economics</w:t>
-      </w:r>
-      <w:proofErr w:type="spellEnd"/>
-      <w:r>
-        <w:rPr>
-          <w:rFonts w:ascii="Times New Roman" w:hAnsi="Times New Roman" w:cs="Times New Roman"/>
-          <w:sz w:val="28"/>
-          <w:szCs w:val="28"/>
-        </w:rPr>
-        <w:t xml:space="preserve"> </w:t>
-      </w:r>
-      <w:proofErr w:type="spellStart"/>
-      <w:r>
-        <w:rPr>
-          <w:rFonts w:ascii="Times New Roman" w:hAnsi="Times New Roman" w:cs="Times New Roman"/>
-          <w:sz w:val="28"/>
-          <w:szCs w:val="28"/>
-        </w:rPr>
-        <w:t>and</w:t>
-      </w:r>
-      <w:proofErr w:type="spellEnd"/>
-      <w:r>
-        <w:rPr>
-          <w:rFonts w:ascii="Times New Roman" w:hAnsi="Times New Roman" w:cs="Times New Roman"/>
-          <w:sz w:val="28"/>
-          <w:szCs w:val="28"/>
-        </w:rPr>
-        <w:t xml:space="preserve"> </w:t>
-      </w:r>
-      <w:proofErr w:type="spellStart"/>
-      <w:r>
-        <w:rPr>
-          <w:rFonts w:ascii="Times New Roman" w:hAnsi="Times New Roman" w:cs="Times New Roman"/>
-          <w:sz w:val="28"/>
-          <w:szCs w:val="28"/>
-        </w:rPr>
-        <w:t>Management</w:t>
-      </w:r>
-      <w:proofErr w:type="spellEnd"/>
-      <w:r>
-        <w:rPr>
-          <w:rFonts w:ascii="Times New Roman" w:hAnsi="Times New Roman" w:cs="Times New Roman"/>
-          <w:sz w:val="28"/>
-          <w:szCs w:val="28"/>
-        </w:rPr>
-        <w:t>. – 2024. – №. 12. – С. 189-194.</w:t>
+        <w:t>Рябцев М. Д. Арендный бизнес: технологии управления недвижимостью //Journal of Monetary Economics and Management. – 2024. – №. 12. – С. 189-194.</w:t>
       </w:r>
     </w:p>
     <w:p>
@@ -1956,23 +4427,13 @@
           <w:szCs w:val="28"/>
         </w:rPr>
       </w:pPr>
-      <w:proofErr w:type="spellStart"/>
-      <w:r>
-        <w:rPr>
-          <w:rFonts w:ascii="Times New Roman" w:hAnsi="Times New Roman" w:cs="Times New Roman"/>
-          <w:sz w:val="28"/>
-          <w:szCs w:val="28"/>
-        </w:rPr>
-        <w:t>Капелюк</w:t>
-      </w:r>
-      <w:proofErr w:type="spellEnd"/>
-      <w:r>
-        <w:rPr>
-          <w:rFonts w:ascii="Times New Roman" w:hAnsi="Times New Roman" w:cs="Times New Roman"/>
-          <w:sz w:val="28"/>
-          <w:szCs w:val="28"/>
-        </w:rPr>
-        <w:t xml:space="preserve"> З. А., Котельникова М. С. Тенденции развития столичного рынка офисной недвижимости в современных условиях //Общество: политика, экономика, право. – 2024. – №. 1. – С. 70-76.</w:t>
+      <w:r>
+        <w:rPr>
+          <w:rFonts w:ascii="Times New Roman" w:hAnsi="Times New Roman" w:cs="Times New Roman"/>
+          <w:sz w:val="28"/>
+          <w:szCs w:val="28"/>
+        </w:rPr>
+        <w:t>Капелюк З. А., Котельникова М. С. Тенденции развития столичного рынка офисной недвижимости в современных условиях //Общество: политика, экономика, право. – 2024. – №. 1. – С. 70-76.</w:t>
       </w:r>
     </w:p>
     <w:p>
@@ -1991,41 +4452,13 @@
           <w:szCs w:val="28"/>
         </w:rPr>
       </w:pPr>
-      <w:proofErr w:type="spellStart"/>
-      <w:r>
-        <w:rPr>
-          <w:rFonts w:ascii="Times New Roman" w:hAnsi="Times New Roman" w:cs="Times New Roman"/>
-          <w:sz w:val="28"/>
-          <w:szCs w:val="28"/>
-        </w:rPr>
-        <w:t>Фаррахова</w:t>
-      </w:r>
-      <w:proofErr w:type="spellEnd"/>
-      <w:r>
-        <w:rPr>
-          <w:rFonts w:ascii="Times New Roman" w:hAnsi="Times New Roman" w:cs="Times New Roman"/>
-          <w:sz w:val="28"/>
-          <w:szCs w:val="28"/>
-        </w:rPr>
-        <w:t xml:space="preserve"> Ф. Ф., Гайсина Г. А., </w:t>
-      </w:r>
-      <w:proofErr w:type="spellStart"/>
-      <w:r>
-        <w:rPr>
-          <w:rFonts w:ascii="Times New Roman" w:hAnsi="Times New Roman" w:cs="Times New Roman"/>
-          <w:sz w:val="28"/>
-          <w:szCs w:val="28"/>
-        </w:rPr>
-        <w:t>Хазиева</w:t>
-      </w:r>
-      <w:proofErr w:type="spellEnd"/>
-      <w:r>
-        <w:rPr>
-          <w:rFonts w:ascii="Times New Roman" w:hAnsi="Times New Roman" w:cs="Times New Roman"/>
-          <w:sz w:val="28"/>
-          <w:szCs w:val="28"/>
-        </w:rPr>
-        <w:t xml:space="preserve"> А. М. ИСПОЛЬЗОВАНИЕ ИНФОРМАЦИОННЫХ ТЕХНОЛОГИЙ В УЧЕТЕ АРЕНДНЫХ ОТНОШЕНИЙ ОСНОВНЫХ СРЕДСТВ //Прогрессивная экономика. – 2025. – №. 5. – С. 280-290.</w:t>
+      <w:r>
+        <w:rPr>
+          <w:rFonts w:ascii="Times New Roman" w:hAnsi="Times New Roman" w:cs="Times New Roman"/>
+          <w:sz w:val="28"/>
+          <w:szCs w:val="28"/>
+        </w:rPr>
+        <w:t>Фаррахова Ф. Ф., Гайсина Г. А., Хазиева А. М. ИСПОЛЬЗОВАНИЕ ИНФОРМАЦИОННЫХ ТЕХНОЛОГИЙ В УЧЕТЕ АРЕНДНЫХ ОТНОШЕНИЙ ОСНОВНЫХ СРЕДСТВ //Прогрессивная экономика. – 2025. – №. 5. – С. 280-290.</w:t>
       </w:r>
     </w:p>
     <w:p>
@@ -2042,17 +4475,15 @@
           <w:rFonts w:ascii="Times New Roman" w:hAnsi="Times New Roman" w:cs="Times New Roman"/>
           <w:sz w:val="28"/>
           <w:szCs w:val="28"/>
-          <w:lang w:val="en-US"/>
-        </w:rPr>
-      </w:pPr>
-      <w:r>
-        <w:rPr>
-          <w:rFonts w:ascii="Times New Roman" w:hAnsi="Times New Roman" w:cs="Times New Roman"/>
-          <w:sz w:val="28"/>
-          <w:szCs w:val="28"/>
-          <w:lang w:val="en-US"/>
-        </w:rPr>
-        <w:t>ENCARNACION R. E. Perceptions of realtors on property information processing: Basis for a web-based real estate property management system //International Journal of Advanced Research in Science, Communication and Technology. – 2024.</w:t>
+        </w:rPr>
+      </w:pPr>
+      <w:r>
+        <w:rPr>
+          <w:rFonts w:ascii="Times New Roman" w:hAnsi="Times New Roman" w:cs="Times New Roman"/>
+          <w:sz w:val="28"/>
+          <w:szCs w:val="28"/>
+        </w:rPr>
+        <w:t>Гюльмисарян Р. Г. Перспективы развития рынка управления коммерческой недвижимости в условиях цифровой экономики / Р. Г. Гюльмисарян // Modern Economy Success. – 2024. – № 4. – С. 186–193.</w:t>
       </w:r>
     </w:p>
     <w:p>
@@ -2072,7 +4503,6 @@
           <w:lang w:val="en-US"/>
         </w:rPr>
       </w:pPr>
-      <w:proofErr w:type="spellStart"/>
       <w:r>
         <w:rPr>
           <w:rFonts w:ascii="Times New Roman" w:hAnsi="Times New Roman" w:cs="Times New Roman"/>
@@ -2080,23 +4510,739 @@
           <w:szCs w:val="28"/>
           <w:lang w:val="en-US"/>
         </w:rPr>
-        <w:t>Chaadaev</w:t>
-      </w:r>
-      <w:proofErr w:type="spellEnd"/>
-      <w:r>
+        <w:t>ENCARNACION R. E. Perceptions of realtors on property information processing: Basis for a web-based real estate property management system //International Journal of Advanced Research in Science, Communication and Technology. – 2024.</w:t>
+      </w:r>
+    </w:p>
+    <w:p>
+      <w:pPr>
+        <w:pStyle w:val="a3"/>
+        <w:numPr>
+          <w:ilvl w:val="0"/>
+          <w:numId w:val="2"/>
+        </w:numPr>
+        <w:spacing w:after="0" w:line="360" w:lineRule="auto"/>
+        <w:ind w:left="0" w:firstLine="709"/>
+        <w:jc w:val="both"/>
         <w:rPr>
           <w:rFonts w:ascii="Times New Roman" w:hAnsi="Times New Roman" w:cs="Times New Roman"/>
           <w:sz w:val="28"/>
           <w:szCs w:val="28"/>
           <w:lang w:val="en-US"/>
         </w:rPr>
-        <w:t xml:space="preserve"> S. I. Methods of digitalizing leasing processes in property management companies using CRM systems and online services for tenants //Modern Economy Success. – 2025. – №. 6. – С. 193-199.</w:t>
-      </w:r>
+      </w:pPr>
+      <w:r>
+        <w:rPr>
+          <w:rFonts w:ascii="Times New Roman" w:hAnsi="Times New Roman" w:cs="Times New Roman"/>
+          <w:sz w:val="28"/>
+          <w:szCs w:val="28"/>
+          <w:lang w:val="en-US"/>
+        </w:rPr>
+        <w:t>Chaadaev S. I. Methods of digitalizing leasing processes in property management companies using CRM systems and online services for tenants //Modern Economy Success. – 2025. – №. 6. – С. 193-199.</w:t>
+      </w:r>
+    </w:p>
+    <w:p>
+      <w:pPr>
+        <w:pStyle w:val="a3"/>
+        <w:numPr>
+          <w:ilvl w:val="0"/>
+          <w:numId w:val="2"/>
+        </w:numPr>
+        <w:spacing w:after="0" w:line="360" w:lineRule="auto"/>
+        <w:ind w:left="0" w:firstLine="709"/>
+        <w:jc w:val="both"/>
+        <w:rPr>
+          <w:rFonts w:ascii="Times New Roman" w:hAnsi="Times New Roman" w:cs="Times New Roman"/>
+          <w:sz w:val="28"/>
+          <w:szCs w:val="28"/>
+        </w:rPr>
+      </w:pPr>
+      <w:r>
+        <w:rPr>
+          <w:rFonts w:ascii="Times New Roman" w:hAnsi="Times New Roman" w:cs="Times New Roman"/>
+          <w:sz w:val="28"/>
+          <w:szCs w:val="28"/>
+        </w:rPr>
+        <w:lastRenderedPageBreak/>
+        <w:t>Корендясова В. В. Использование цифровых технологий для автоматизации процессов управления объектами недвижимости // Парадигма. 2025. №6-2.</w:t>
+      </w:r>
+    </w:p>
+    <w:p>
+      <w:pPr>
+        <w:pStyle w:val="a3"/>
+        <w:numPr>
+          <w:ilvl w:val="0"/>
+          <w:numId w:val="2"/>
+        </w:numPr>
+        <w:spacing w:after="0" w:line="360" w:lineRule="auto"/>
+        <w:ind w:left="0" w:firstLine="709"/>
+        <w:jc w:val="both"/>
+        <w:rPr>
+          <w:rFonts w:ascii="Times New Roman" w:hAnsi="Times New Roman" w:cs="Times New Roman"/>
+          <w:sz w:val="28"/>
+          <w:szCs w:val="28"/>
+        </w:rPr>
+      </w:pPr>
+      <w:r>
+        <w:rPr>
+          <w:rFonts w:ascii="Times New Roman" w:hAnsi="Times New Roman" w:cs="Times New Roman"/>
+          <w:sz w:val="28"/>
+          <w:szCs w:val="28"/>
+        </w:rPr>
+        <w:t xml:space="preserve">Мадиярбекова А. </w:t>
+      </w:r>
+      <w:r>
+        <w:rPr>
+          <w:rFonts w:ascii="Times New Roman" w:hAnsi="Times New Roman" w:cs="Times New Roman"/>
+          <w:sz w:val="28"/>
+          <w:szCs w:val="28"/>
+          <w:lang w:val="en-US"/>
+        </w:rPr>
+        <w:t>Python</w:t>
+      </w:r>
+      <w:r>
+        <w:rPr>
+          <w:rFonts w:ascii="Times New Roman" w:hAnsi="Times New Roman" w:cs="Times New Roman"/>
+          <w:sz w:val="28"/>
+          <w:szCs w:val="28"/>
+        </w:rPr>
+        <w:t xml:space="preserve"> как высокоуровневый язык программирования //Вестник науки. – 2024. – Т. 4. – №. </w:t>
+      </w:r>
+      <w:r>
+        <w:rPr>
+          <w:rFonts w:ascii="Times New Roman" w:hAnsi="Times New Roman" w:cs="Times New Roman"/>
+          <w:sz w:val="28"/>
+          <w:szCs w:val="28"/>
+        </w:rPr>
+        <w:t>11 (80). – С. 1114-1126.</w:t>
+      </w:r>
+    </w:p>
+    <w:p>
+      <w:pPr>
+        <w:pStyle w:val="a3"/>
+        <w:numPr>
+          <w:ilvl w:val="0"/>
+          <w:numId w:val="2"/>
+        </w:numPr>
+        <w:spacing w:after="0" w:line="360" w:lineRule="auto"/>
+        <w:ind w:left="0" w:firstLine="709"/>
+        <w:jc w:val="both"/>
+        <w:rPr>
+          <w:rFonts w:ascii="Times New Roman" w:hAnsi="Times New Roman" w:cs="Times New Roman"/>
+          <w:sz w:val="28"/>
+          <w:szCs w:val="28"/>
+          <w:lang w:val="en-US"/>
+        </w:rPr>
+      </w:pPr>
+      <w:r>
+        <w:rPr>
+          <w:rFonts w:ascii="Times New Roman" w:hAnsi="Times New Roman" w:cs="Times New Roman"/>
+          <w:sz w:val="28"/>
+          <w:szCs w:val="28"/>
+          <w:lang w:val="en-US"/>
+        </w:rPr>
+        <w:t xml:space="preserve"> </w:t>
+      </w:r>
+      <w:r>
+        <w:rPr>
+          <w:rFonts w:ascii="Times New Roman" w:hAnsi="Times New Roman" w:cs="Times New Roman"/>
+          <w:sz w:val="28"/>
+          <w:szCs w:val="28"/>
+          <w:lang w:val="en-US"/>
+        </w:rPr>
+        <w:t>Shumilov M. Optimization of queries to MySQL and PostgreSQL databases for high-load applications //Cited on. – С. 49.</w:t>
+      </w:r>
+    </w:p>
+    <w:p>
+      <w:pPr>
+        <w:pStyle w:val="a3"/>
+        <w:numPr>
+          <w:ilvl w:val="0"/>
+          <w:numId w:val="2"/>
+        </w:numPr>
+        <w:spacing w:after="0" w:line="360" w:lineRule="auto"/>
+        <w:ind w:left="0" w:firstLine="709"/>
+        <w:jc w:val="both"/>
+        <w:rPr>
+          <w:rFonts w:ascii="Times New Roman" w:hAnsi="Times New Roman" w:cs="Times New Roman"/>
+          <w:sz w:val="28"/>
+          <w:szCs w:val="28"/>
+          <w:lang w:val="en-US"/>
+        </w:rPr>
+      </w:pPr>
+      <w:r>
+        <w:rPr>
+          <w:rFonts w:ascii="Times New Roman" w:hAnsi="Times New Roman" w:cs="Times New Roman"/>
+          <w:sz w:val="28"/>
+          <w:szCs w:val="28"/>
+          <w:lang w:val="en-US"/>
+        </w:rPr>
+        <w:t>PostgreSQL 18 Documentation: 13.1. Introduction [Электронный ресурс] // PostgreSQL Global Development Group. – URL: https://www.postgresql.org/docs/current/mvc</w:t>
+      </w:r>
+      <w:r>
+        <w:rPr>
+          <w:rFonts w:ascii="Times New Roman" w:hAnsi="Times New Roman" w:cs="Times New Roman"/>
+          <w:sz w:val="28"/>
+          <w:szCs w:val="28"/>
+          <w:lang w:val="en-US"/>
+        </w:rPr>
+        <w:t>c-intro.html (дата обращения: 04</w:t>
+      </w:r>
+      <w:r>
+        <w:rPr>
+          <w:rFonts w:ascii="Times New Roman" w:hAnsi="Times New Roman" w:cs="Times New Roman"/>
+          <w:sz w:val="28"/>
+          <w:szCs w:val="28"/>
+          <w:lang w:val="en-US"/>
+        </w:rPr>
+        <w:t>.10.2026).</w:t>
+      </w:r>
+    </w:p>
+    <w:p>
+      <w:pPr>
+        <w:pStyle w:val="a3"/>
+        <w:numPr>
+          <w:ilvl w:val="0"/>
+          <w:numId w:val="2"/>
+        </w:numPr>
+        <w:spacing w:after="0" w:line="360" w:lineRule="auto"/>
+        <w:ind w:left="0" w:firstLine="709"/>
+        <w:jc w:val="both"/>
+        <w:rPr>
+          <w:rFonts w:ascii="Times New Roman" w:hAnsi="Times New Roman" w:cs="Times New Roman"/>
+          <w:sz w:val="28"/>
+          <w:szCs w:val="28"/>
+          <w:lang w:val="en-US"/>
+        </w:rPr>
+      </w:pPr>
+      <w:r>
+        <w:rPr>
+          <w:rFonts w:ascii="Times New Roman" w:hAnsi="Times New Roman" w:cs="Times New Roman"/>
+          <w:sz w:val="28"/>
+          <w:szCs w:val="28"/>
+          <w:lang w:val="en-US"/>
+        </w:rPr>
+        <w:t>Baltean D. Using visual studio code for developing information platforms //Simpozion</w:t>
+      </w:r>
+      <w:r>
+        <w:rPr>
+          <w:rFonts w:ascii="Times New Roman" w:hAnsi="Times New Roman" w:cs="Times New Roman"/>
+          <w:sz w:val="28"/>
+          <w:szCs w:val="28"/>
+          <w:lang w:val="en-US"/>
+        </w:rPr>
+        <w:t xml:space="preserve"> Ştiinţific al Tinerilor Cerceta</w:t>
+      </w:r>
+      <w:r>
+        <w:rPr>
+          <w:rFonts w:ascii="Times New Roman" w:hAnsi="Times New Roman" w:cs="Times New Roman"/>
+          <w:sz w:val="28"/>
+          <w:szCs w:val="28"/>
+          <w:lang w:val="en-US"/>
+        </w:rPr>
+        <w:t>tori. – 2024. – С. 52-56.</w:t>
+      </w:r>
+    </w:p>
+    <w:p>
+      <w:pPr>
+        <w:pStyle w:val="a3"/>
+        <w:numPr>
+          <w:ilvl w:val="0"/>
+          <w:numId w:val="2"/>
+        </w:numPr>
+        <w:spacing w:after="0" w:line="360" w:lineRule="auto"/>
+        <w:ind w:left="0" w:firstLine="709"/>
+        <w:jc w:val="both"/>
+        <w:rPr>
+          <w:rFonts w:ascii="Times New Roman" w:hAnsi="Times New Roman" w:cs="Times New Roman"/>
+          <w:sz w:val="28"/>
+          <w:szCs w:val="28"/>
+          <w:lang w:val="en-US"/>
+        </w:rPr>
+      </w:pPr>
+      <w:r>
+        <w:rPr>
+          <w:rFonts w:ascii="Times New Roman" w:hAnsi="Times New Roman" w:cs="Times New Roman"/>
+          <w:sz w:val="28"/>
+          <w:szCs w:val="28"/>
+          <w:lang w:val="en-US"/>
+        </w:rPr>
+        <w:t>Ghodke G. M., Chavan T. An Overview of Git //International Journal of Scientific Research in Modern Science and Technology. – 2024. – Т. 3. – №. 6. – С. 17-23.</w:t>
+      </w:r>
+    </w:p>
+    <w:p>
+      <w:pPr>
+        <w:pStyle w:val="a3"/>
+        <w:spacing w:after="0" w:line="360" w:lineRule="auto"/>
+        <w:ind w:left="709"/>
+        <w:jc w:val="both"/>
+        <w:rPr>
+          <w:rFonts w:ascii="Times New Roman" w:hAnsi="Times New Roman" w:cs="Times New Roman"/>
+          <w:sz w:val="28"/>
+          <w:szCs w:val="28"/>
+          <w:lang w:val="en-US"/>
+        </w:rPr>
+      </w:pPr>
+    </w:p>
+    <w:p>
+      <w:pPr>
+        <w:rPr>
+          <w:rFonts w:ascii="Times New Roman" w:hAnsi="Times New Roman" w:cs="Times New Roman"/>
+          <w:b/>
+          <w:sz w:val="28"/>
+          <w:szCs w:val="28"/>
+        </w:rPr>
+      </w:pPr>
+      <w:r>
+        <w:rPr>
+          <w:rFonts w:ascii="Times New Roman" w:hAnsi="Times New Roman" w:cs="Times New Roman"/>
+          <w:b/>
+          <w:sz w:val="28"/>
+          <w:szCs w:val="28"/>
+        </w:rPr>
+        <w:br w:type="page"/>
+      </w:r>
+    </w:p>
+    <w:p>
+      <w:pPr>
+        <w:spacing w:after="0" w:line="360" w:lineRule="auto"/>
+        <w:jc w:val="center"/>
+        <w:rPr>
+          <w:rFonts w:ascii="Times New Roman" w:eastAsia="Times New Roman" w:hAnsi="Times New Roman" w:cs="Times New Roman"/>
+          <w:b/>
+          <w:sz w:val="28"/>
+          <w:szCs w:val="24"/>
+        </w:rPr>
+      </w:pPr>
+      <w:r>
+        <w:rPr>
+          <w:rFonts w:ascii="Times New Roman" w:eastAsia="Times New Roman" w:hAnsi="Times New Roman" w:cs="Times New Roman"/>
+          <w:b/>
+          <w:sz w:val="28"/>
+          <w:szCs w:val="24"/>
+        </w:rPr>
+        <w:lastRenderedPageBreak/>
+        <w:t>ПРИЛОЖЕНИЕ А</w:t>
+      </w:r>
+    </w:p>
+    <w:p>
+      <w:pPr>
+        <w:spacing w:after="0" w:line="360" w:lineRule="auto"/>
+        <w:jc w:val="center"/>
+        <w:rPr>
+          <w:rFonts w:ascii="Times New Roman" w:eastAsia="Times New Roman" w:hAnsi="Times New Roman" w:cs="Times New Roman"/>
+          <w:b/>
+          <w:sz w:val="28"/>
+          <w:szCs w:val="24"/>
+        </w:rPr>
+      </w:pPr>
+      <w:r>
+        <w:rPr>
+          <w:rFonts w:ascii="Times New Roman" w:eastAsia="Times New Roman" w:hAnsi="Times New Roman" w:cs="Times New Roman"/>
+          <w:b/>
+          <w:sz w:val="28"/>
+          <w:szCs w:val="24"/>
+        </w:rPr>
+        <w:t>(обязательное)</w:t>
+      </w:r>
+    </w:p>
+    <w:p>
+      <w:pPr>
+        <w:spacing w:after="0" w:line="360" w:lineRule="auto"/>
+        <w:ind w:firstLine="709"/>
+        <w:jc w:val="center"/>
+        <w:rPr>
+          <w:rFonts w:ascii="Times New Roman" w:eastAsia="Times New Roman" w:hAnsi="Times New Roman" w:cs="Times New Roman"/>
+          <w:b/>
+          <w:sz w:val="28"/>
+          <w:szCs w:val="24"/>
+        </w:rPr>
+      </w:pPr>
+    </w:p>
+    <w:p>
+      <w:pPr>
+        <w:spacing w:after="0" w:line="360" w:lineRule="auto"/>
+        <w:jc w:val="center"/>
+        <w:rPr>
+          <w:rFonts w:ascii="Times New Roman" w:eastAsia="Times New Roman" w:hAnsi="Times New Roman" w:cs="Times New Roman"/>
+          <w:b/>
+          <w:sz w:val="28"/>
+          <w:szCs w:val="24"/>
+        </w:rPr>
+      </w:pPr>
+      <w:r>
+        <w:rPr>
+          <w:rFonts w:ascii="Times New Roman" w:eastAsia="Times New Roman" w:hAnsi="Times New Roman" w:cs="Times New Roman"/>
+          <w:b/>
+          <w:sz w:val="28"/>
+          <w:szCs w:val="24"/>
+        </w:rPr>
+        <w:t>Перевод фрагмента иностранного источника</w:t>
+      </w:r>
+    </w:p>
+    <w:p>
+      <w:pPr>
+        <w:spacing w:after="0" w:line="360" w:lineRule="auto"/>
+        <w:jc w:val="center"/>
+        <w:rPr>
+          <w:rFonts w:ascii="Times New Roman" w:eastAsia="Times New Roman" w:hAnsi="Times New Roman" w:cs="Times New Roman"/>
+          <w:b/>
+          <w:sz w:val="28"/>
+          <w:szCs w:val="24"/>
+        </w:rPr>
+      </w:pPr>
+    </w:p>
+    <w:p>
+      <w:pPr>
+        <w:spacing w:after="0" w:line="360" w:lineRule="auto"/>
+        <w:ind w:firstLine="709"/>
+        <w:jc w:val="both"/>
+        <w:rPr>
+          <w:rFonts w:ascii="Times New Roman" w:eastAsia="Times New Roman" w:hAnsi="Times New Roman" w:cs="Times New Roman"/>
+          <w:sz w:val="28"/>
+          <w:szCs w:val="24"/>
+        </w:rPr>
+      </w:pPr>
+      <w:r>
+        <w:rPr>
+          <w:rFonts w:ascii="Times New Roman" w:eastAsia="Times New Roman" w:hAnsi="Times New Roman" w:cs="Times New Roman"/>
+          <w:sz w:val="28"/>
+          <w:szCs w:val="24"/>
+        </w:rPr>
+        <w:t>Восприятие риелторами обработки информации об объектах недвижимости: основа для веб-системы управления объектами н</w:t>
+      </w:r>
+      <w:r>
+        <w:rPr>
+          <w:rFonts w:ascii="Times New Roman" w:eastAsia="Times New Roman" w:hAnsi="Times New Roman" w:cs="Times New Roman"/>
+          <w:sz w:val="28"/>
+          <w:szCs w:val="24"/>
+        </w:rPr>
+        <w:t>едвижимости</w:t>
+      </w:r>
+    </w:p>
+    <w:p>
+      <w:pPr>
+        <w:spacing w:after="0" w:line="360" w:lineRule="auto"/>
+        <w:ind w:firstLine="709"/>
+        <w:jc w:val="both"/>
+        <w:rPr>
+          <w:rFonts w:ascii="Times New Roman" w:eastAsia="Times New Roman" w:hAnsi="Times New Roman" w:cs="Times New Roman"/>
+          <w:sz w:val="28"/>
+          <w:szCs w:val="24"/>
+        </w:rPr>
+      </w:pPr>
+    </w:p>
+    <w:p>
+      <w:pPr>
+        <w:spacing w:after="0" w:line="360" w:lineRule="auto"/>
+        <w:ind w:firstLine="709"/>
+        <w:jc w:val="both"/>
+        <w:rPr>
+          <w:rFonts w:ascii="Times New Roman" w:eastAsia="Times New Roman" w:hAnsi="Times New Roman" w:cs="Times New Roman"/>
+          <w:sz w:val="28"/>
+          <w:szCs w:val="24"/>
+        </w:rPr>
+      </w:pPr>
+      <w:r>
+        <w:rPr>
+          <w:rFonts w:ascii="Times New Roman" w:eastAsia="Times New Roman" w:hAnsi="Times New Roman" w:cs="Times New Roman"/>
+          <w:sz w:val="28"/>
+          <w:szCs w:val="24"/>
+        </w:rPr>
+        <w:t>Аннотация:</w:t>
+      </w:r>
+      <w:r>
+        <w:rPr>
+          <w:rFonts w:ascii="Times New Roman" w:eastAsia="Times New Roman" w:hAnsi="Times New Roman" w:cs="Times New Roman"/>
+          <w:sz w:val="28"/>
+          <w:szCs w:val="24"/>
+        </w:rPr>
+        <w:t xml:space="preserve"> </w:t>
+      </w:r>
+      <w:r>
+        <w:rPr>
+          <w:rFonts w:ascii="Times New Roman" w:eastAsia="Times New Roman" w:hAnsi="Times New Roman" w:cs="Times New Roman"/>
+          <w:sz w:val="28"/>
+          <w:szCs w:val="24"/>
+        </w:rPr>
+        <w:t>Эффективное управление объектами недвижимости связано с решением множества задач, включая взаимодействие с арендаторами, планирование технического обслуживания и ведение финансового учёта. Традиционные подходы во многих случаях основаны на ручной обработке данных, что может приводить к снижению эффективности, ошибкам и задержкам. В связи с этим в исследовании предлагается веб-система управления объектами недвижимости, призванная упростить и сделать более эффективным выполнение</w:t>
+      </w:r>
+      <w:r>
+        <w:rPr>
+          <w:rFonts w:ascii="Times New Roman" w:eastAsia="Times New Roman" w:hAnsi="Times New Roman" w:cs="Times New Roman"/>
+          <w:sz w:val="28"/>
+          <w:szCs w:val="24"/>
+        </w:rPr>
+        <w:t xml:space="preserve"> основных управленческих задач. </w:t>
+      </w:r>
+      <w:r>
+        <w:rPr>
+          <w:rFonts w:ascii="Times New Roman" w:eastAsia="Times New Roman" w:hAnsi="Times New Roman" w:cs="Times New Roman"/>
+          <w:sz w:val="28"/>
+          <w:szCs w:val="24"/>
+        </w:rPr>
+        <w:t>В рамках исследования, проведённого с использованием описательного дизайна и смешанного методологического подхода, изучены проблемы, с которыми риелторы сталкиваются при работе с информацией об объектах недвижимости. Также была проведена оценка используемых ими информационных систем с точки зрения ведения данных об объектах, продажах, договор</w:t>
+      </w:r>
+      <w:r>
+        <w:rPr>
+          <w:rFonts w:ascii="Times New Roman" w:eastAsia="Times New Roman" w:hAnsi="Times New Roman" w:cs="Times New Roman"/>
+          <w:sz w:val="28"/>
+          <w:szCs w:val="24"/>
+        </w:rPr>
+        <w:t xml:space="preserve">ах аренды и арендных операциях. </w:t>
+      </w:r>
+      <w:r>
+        <w:rPr>
+          <w:rFonts w:ascii="Times New Roman" w:eastAsia="Times New Roman" w:hAnsi="Times New Roman" w:cs="Times New Roman"/>
+          <w:sz w:val="28"/>
+          <w:szCs w:val="24"/>
+        </w:rPr>
+        <w:t xml:space="preserve">Результаты показали, что 45 % респондентов сталкиваются с трудностями при управлении информацией об объектах недвижимости. Наиболее существенные проблемы связаны с обработкой информации о продажах и договорах аренды. При этом 72,7 % респондентов используют специализированное программное обеспечение для работы с недвижимостью. Однако существующие решения имеют ряд недостатков, включая недостаток подробной информации об объектах и проблемы с коммуникацией. Это свидетельствует о необходимости комплексной веб-системы, способной учитывать различные потребности в </w:t>
+      </w:r>
+      <w:r>
+        <w:rPr>
+          <w:rFonts w:ascii="Times New Roman" w:eastAsia="Times New Roman" w:hAnsi="Times New Roman" w:cs="Times New Roman"/>
+          <w:sz w:val="28"/>
+          <w:szCs w:val="24"/>
+        </w:rPr>
+        <w:lastRenderedPageBreak/>
+        <w:t xml:space="preserve">управлении недвижимостью. Необходимость такого решения </w:t>
+      </w:r>
+      <w:r>
+        <w:rPr>
+          <w:rFonts w:ascii="Times New Roman" w:eastAsia="Times New Roman" w:hAnsi="Times New Roman" w:cs="Times New Roman"/>
+          <w:sz w:val="28"/>
+          <w:szCs w:val="24"/>
+        </w:rPr>
+        <w:t>поддержали 90,9 % респондентов.</w:t>
+      </w:r>
+      <w:r>
+        <w:rPr>
+          <w:rFonts w:ascii="Times New Roman" w:eastAsia="Times New Roman" w:hAnsi="Times New Roman" w:cs="Times New Roman"/>
+          <w:sz w:val="28"/>
+          <w:szCs w:val="24"/>
+        </w:rPr>
+        <w:t xml:space="preserve"> </w:t>
+      </w:r>
+      <w:r>
+        <w:rPr>
+          <w:rFonts w:ascii="Times New Roman" w:eastAsia="Times New Roman" w:hAnsi="Times New Roman" w:cs="Times New Roman"/>
+          <w:sz w:val="28"/>
+          <w:szCs w:val="24"/>
+        </w:rPr>
+        <w:t>Полученные результаты могут быть использованы при разработке веб-системы управления объектами недвижимости, направленной на повышение эффективности работы с недвижимостью и совершенствование процессов её управления и оптимизации в условиях цифровизации отрасли.</w:t>
+      </w:r>
+    </w:p>
+    <w:p>
+      <w:pPr>
+        <w:spacing w:after="0" w:line="360" w:lineRule="auto"/>
+        <w:ind w:firstLine="709"/>
+        <w:jc w:val="center"/>
+        <w:rPr>
+          <w:rFonts w:ascii="Times New Roman" w:eastAsia="Times New Roman" w:hAnsi="Times New Roman" w:cs="Times New Roman"/>
+          <w:b/>
+          <w:sz w:val="28"/>
+          <w:szCs w:val="24"/>
+        </w:rPr>
+      </w:pPr>
+      <w:r>
+        <w:rPr>
+          <w:rFonts w:ascii="Times New Roman" w:eastAsia="Times New Roman" w:hAnsi="Times New Roman" w:cs="Times New Roman"/>
+          <w:b/>
+          <w:sz w:val="28"/>
+          <w:szCs w:val="24"/>
+        </w:rPr>
+        <w:t>Выводы и рекомендации</w:t>
+      </w:r>
+    </w:p>
+    <w:p>
+      <w:pPr>
+        <w:spacing w:after="0" w:line="360" w:lineRule="auto"/>
+        <w:ind w:firstLine="709"/>
+        <w:jc w:val="both"/>
+        <w:rPr>
+          <w:rFonts w:ascii="Times New Roman" w:eastAsia="Times New Roman" w:hAnsi="Times New Roman" w:cs="Times New Roman"/>
+          <w:sz w:val="28"/>
+          <w:szCs w:val="24"/>
+        </w:rPr>
+      </w:pPr>
+      <w:r>
+        <w:rPr>
+          <w:rFonts w:ascii="Times New Roman" w:eastAsia="Times New Roman" w:hAnsi="Times New Roman" w:cs="Times New Roman"/>
+          <w:sz w:val="28"/>
+          <w:szCs w:val="24"/>
+        </w:rPr>
+        <w:t>Результаты опроса, проведённого в рамках разработки предлагаемой информационной системы, показывают, что большинство респондентов отдаёт предпочтение веб-приложениям для управления информацией об объектах недвижимости. Полученные результаты также свидетельствуют о потребности в универсальной системе, которая могла бы охватывать различные аспекты управления недвижимостью.</w:t>
+      </w:r>
+      <w:r>
+        <w:rPr>
+          <w:rFonts w:ascii="Times New Roman" w:eastAsia="Times New Roman" w:hAnsi="Times New Roman" w:cs="Times New Roman"/>
+          <w:sz w:val="28"/>
+          <w:szCs w:val="24"/>
+        </w:rPr>
+        <w:t xml:space="preserve"> </w:t>
+      </w:r>
+      <w:r>
+        <w:rPr>
+          <w:rFonts w:ascii="Times New Roman" w:eastAsia="Times New Roman" w:hAnsi="Times New Roman" w:cs="Times New Roman"/>
+          <w:sz w:val="28"/>
+          <w:szCs w:val="24"/>
+        </w:rPr>
+        <w:t>Внедрение веб-систем управления объектами недвижимости может стать важным шагом в развитии данной сферы, поскольку такие решения позволяют упростить рабочие процессы, улучшить взаимодействие между участниками и принимать более обоснованные решения на основе данных. Их использование соответствует современным тенденциям цифровизации и внедрения инноваций в сфере недвижимости и может способствовать повышению эффективности управления и качества предоставляемых услуг. Разработка и внедрение подобных систем особенно важны для сохранения конкурентоспособности и соответствия меняющимся потребностям клиентов. Таким образом, результаты исследования подчёркивают перспективность цифровых решений и их значимость для дальнейшего раз</w:t>
+      </w:r>
+      <w:r>
+        <w:rPr>
+          <w:rFonts w:ascii="Times New Roman" w:eastAsia="Times New Roman" w:hAnsi="Times New Roman" w:cs="Times New Roman"/>
+          <w:sz w:val="28"/>
+          <w:szCs w:val="24"/>
+        </w:rPr>
+        <w:t xml:space="preserve">вития управления недвижимостью. </w:t>
+      </w:r>
+      <w:r>
+        <w:rPr>
+          <w:rFonts w:ascii="Times New Roman" w:eastAsia="Times New Roman" w:hAnsi="Times New Roman" w:cs="Times New Roman"/>
+          <w:sz w:val="28"/>
+          <w:szCs w:val="24"/>
+        </w:rPr>
+        <w:t xml:space="preserve">В дальнейшем предлагаемая веб-система может быть расширена до комплексной платформы, предоставляющей пользователям более широкие возможности для анализа данных и управления объектами недвижимости. Одним из перспективных направлений является внедрение инструментов аналитики, которые позволят получать информацию об эффективности использования объектов, поведении арендаторов и изменениях на рынке. В частности, система может использовать такие показатели, как уровень </w:t>
+      </w:r>
+      <w:r>
+        <w:rPr>
+          <w:rFonts w:ascii="Times New Roman" w:eastAsia="Times New Roman" w:hAnsi="Times New Roman" w:cs="Times New Roman"/>
+          <w:sz w:val="28"/>
+          <w:szCs w:val="24"/>
+        </w:rPr>
+        <w:lastRenderedPageBreak/>
+        <w:t>заполняемости объектов, динамика арендных ставок и затраты на техническое обслуживание. Это позволит пользователям принимать более обосн</w:t>
+      </w:r>
+      <w:r>
+        <w:rPr>
+          <w:rFonts w:ascii="Times New Roman" w:eastAsia="Times New Roman" w:hAnsi="Times New Roman" w:cs="Times New Roman"/>
+          <w:sz w:val="28"/>
+          <w:szCs w:val="24"/>
+        </w:rPr>
+        <w:t xml:space="preserve">ованные управленческие решения. </w:t>
+      </w:r>
+      <w:r>
+        <w:rPr>
+          <w:rFonts w:ascii="Times New Roman" w:eastAsia="Times New Roman" w:hAnsi="Times New Roman" w:cs="Times New Roman"/>
+          <w:sz w:val="28"/>
+          <w:szCs w:val="24"/>
+        </w:rPr>
+        <w:t>Ещё одним направлением развития может стать совершенствование взаимодействия между специалистами по управлению недвижимостью, арендаторами и другими заинтересованными сторонами. Для этого в платформу могут быть интегрированы инструменты коммуникации и совместной работы, обеспечивающие удобный обмен документами, сообщениями и актуальной информацией. Это, в свою очередь, позволит повысить прозрачность рабочих процессов и эффективность управления объектами недвижимости</w:t>
+      </w:r>
+      <w:r>
+        <w:rPr>
+          <w:rFonts w:ascii="Times New Roman" w:eastAsia="Times New Roman" w:hAnsi="Times New Roman" w:cs="Times New Roman"/>
+          <w:sz w:val="28"/>
+          <w:szCs w:val="24"/>
+        </w:rPr>
+        <w:t>.</w:t>
+      </w:r>
+    </w:p>
+    <w:p>
+      <w:pPr>
+        <w:spacing w:after="0" w:line="360" w:lineRule="auto"/>
+        <w:ind w:firstLine="709"/>
+        <w:jc w:val="both"/>
+        <w:rPr>
+          <w:rFonts w:ascii="Times New Roman" w:eastAsia="Times New Roman" w:hAnsi="Times New Roman" w:cs="Times New Roman"/>
+          <w:sz w:val="28"/>
+          <w:szCs w:val="24"/>
+        </w:rPr>
+      </w:pPr>
+    </w:p>
+    <w:p>
+      <w:pPr>
+        <w:spacing w:after="0" w:line="360" w:lineRule="auto"/>
+        <w:ind w:firstLine="709"/>
+        <w:jc w:val="both"/>
+        <w:rPr>
+          <w:rFonts w:ascii="Times New Roman" w:eastAsia="Times New Roman" w:hAnsi="Times New Roman" w:cs="Times New Roman"/>
+          <w:sz w:val="28"/>
+          <w:szCs w:val="24"/>
+          <w:lang w:val="en-US"/>
+        </w:rPr>
+      </w:pPr>
+      <w:r>
+        <w:rPr>
+          <w:rFonts w:ascii="Times New Roman" w:eastAsia="Times New Roman" w:hAnsi="Times New Roman" w:cs="Times New Roman"/>
+          <w:sz w:val="28"/>
+          <w:szCs w:val="24"/>
+          <w:lang w:val="en-US"/>
+        </w:rPr>
+        <w:t xml:space="preserve">Выходные данные оригинала: </w:t>
+      </w:r>
+    </w:p>
+    <w:p>
+      <w:pPr>
+        <w:spacing w:after="0" w:line="360" w:lineRule="auto"/>
+        <w:ind w:firstLine="709"/>
+        <w:jc w:val="both"/>
+        <w:rPr>
+          <w:rFonts w:ascii="Times New Roman" w:eastAsia="Times New Roman" w:hAnsi="Times New Roman" w:cs="Times New Roman"/>
+          <w:sz w:val="28"/>
+          <w:szCs w:val="24"/>
+          <w:lang w:val="en-US"/>
+        </w:rPr>
+      </w:pPr>
+      <w:r>
+        <w:rPr>
+          <w:rFonts w:ascii="Times New Roman" w:eastAsia="Times New Roman" w:hAnsi="Times New Roman" w:cs="Times New Roman"/>
+          <w:sz w:val="28"/>
+          <w:szCs w:val="24"/>
+          <w:lang w:val="en-US"/>
+        </w:rPr>
+        <w:t>ENCARNACION R. E. Perceptions of realtors on property information processing: Basis for a web-based real estate property management system //International Journal of Advanced Research in Science, Communication and Technology. – 2024.</w:t>
+      </w:r>
+      <w:r>
+        <w:rPr>
+          <w:rFonts w:ascii="Times New Roman" w:eastAsia="Times New Roman" w:hAnsi="Times New Roman" w:cs="Times New Roman"/>
+          <w:sz w:val="28"/>
+          <w:szCs w:val="24"/>
+          <w:lang w:val="en-US"/>
+        </w:rPr>
+        <w:t xml:space="preserve"> </w:t>
+      </w:r>
+      <w:r>
+        <w:rPr>
+          <w:rFonts w:ascii="Times New Roman" w:eastAsia="Times New Roman" w:hAnsi="Times New Roman" w:cs="Times New Roman"/>
+          <w:sz w:val="28"/>
+          <w:szCs w:val="24"/>
+          <w:lang w:val="en-US"/>
+        </w:rPr>
+        <w:t>– DOI: 10.48175/IJARSCT-18910. – URL: https://doi.org/10.48175/IJARSCT-18910.</w:t>
+      </w:r>
+    </w:p>
+    <w:p>
+      <w:pPr>
+        <w:spacing w:after="0" w:line="360" w:lineRule="auto"/>
+        <w:ind w:firstLine="709"/>
+        <w:jc w:val="both"/>
+        <w:rPr>
+          <w:rFonts w:ascii="Times New Roman" w:eastAsia="Times New Roman" w:hAnsi="Times New Roman" w:cs="Times New Roman"/>
+          <w:sz w:val="28"/>
+          <w:szCs w:val="24"/>
+          <w:lang w:val="en-US"/>
+        </w:rPr>
+      </w:pPr>
+    </w:p>
+    <w:p>
+      <w:pPr>
+        <w:spacing w:after="0" w:line="360" w:lineRule="auto"/>
+        <w:ind w:firstLine="709"/>
+        <w:jc w:val="both"/>
+        <w:rPr>
+          <w:rFonts w:ascii="Times New Roman" w:eastAsia="Times New Roman" w:hAnsi="Times New Roman" w:cs="Times New Roman"/>
+          <w:sz w:val="28"/>
+          <w:szCs w:val="24"/>
+          <w:lang w:val="en-US"/>
+        </w:rPr>
+      </w:pPr>
     </w:p>
     <w:p>
       <w:pPr>
         <w:spacing w:after="0"/>
-        <w:jc w:val="center"/>
+        <w:jc w:val="both"/>
         <w:rPr>
           <w:rFonts w:ascii="Times New Roman" w:hAnsi="Times New Roman" w:cs="Times New Roman"/>
           <w:b/>
@@ -2107,6 +5253,7 @@
       </w:pPr>
     </w:p>
     <w:sectPr>
+      <w:footerReference w:type="default" r:id="rId14"/>
       <w:pgSz w:w="11906" w:h="16838"/>
       <w:pgMar w:top="1134" w:right="850" w:bottom="1134" w:left="1701" w:header="708" w:footer="708" w:gutter="0"/>
       <w:cols w:space="708"/>
@@ -2114,6 +5261,181 @@
     </w:sectPr>
   </w:body>
 </w:document>
+</file>
+
+<file path=word/endnotes.xml><?xml version="1.0" encoding="utf-8"?>
+<w:endnotes xmlns:wpc="http://schemas.microsoft.com/office/word/2010/wordprocessingCanvas" xmlns:cx="http://schemas.microsoft.com/office/drawing/2014/chartex" xmlns:mc="http://schemas.openxmlformats.org/markup-compatibility/2006" xmlns:o="urn:schemas-microsoft-com:office:office" xmlns:r="http://schemas.openxmlformats.org/officeDocument/2006/relationships" xmlns:m="http://schemas.openxmlformats.org/officeDocument/2006/math" xmlns:v="urn:schemas-microsoft-com:vml" xmlns:wp14="http://schemas.microsoft.com/office/word/2010/wordprocessingDrawing" xmlns:wp="http://schemas.openxmlformats.org/drawingml/2006/wordprocessingDrawing" xmlns:w10="urn:schemas-microsoft-com:office:word" xmlns:w="http://schemas.openxmlformats.org/wordprocessingml/2006/main" xmlns:w14="http://schemas.microsoft.com/office/word/2010/wordml" xmlns:w15="http://schemas.microsoft.com/office/word/2012/wordml" xmlns:w16se="http://schemas.microsoft.com/office/word/2015/wordml/symex" xmlns:wpg="http://schemas.microsoft.com/office/word/2010/wordprocessingGroup" xmlns:wpi="http://schemas.microsoft.com/office/word/2010/wordprocessingInk" xmlns:wne="http://schemas.microsoft.com/office/word/2006/wordml" xmlns:wps="http://schemas.microsoft.com/office/word/2010/wordprocessingShape" mc:Ignorable="w14 w15 w16se wp14">
+  <w:endnote w:type="separator" w:id="-1">
+    <w:p>
+      <w:pPr>
+        <w:spacing w:after="0" w:line="240" w:lineRule="auto"/>
+      </w:pPr>
+      <w:r>
+        <w:separator/>
+      </w:r>
+    </w:p>
+  </w:endnote>
+  <w:endnote w:type="continuationSeparator" w:id="0">
+    <w:p>
+      <w:pPr>
+        <w:spacing w:after="0" w:line="240" w:lineRule="auto"/>
+      </w:pPr>
+      <w:r>
+        <w:continuationSeparator/>
+      </w:r>
+    </w:p>
+  </w:endnote>
+</w:endnotes>
+</file>
+
+<file path=word/footer1.xml><?xml version="1.0" encoding="utf-8"?>
+<w:ftr xmlns:wpc="http://schemas.microsoft.com/office/word/2010/wordprocessingCanvas" xmlns:cx="http://schemas.microsoft.com/office/drawing/2014/chartex" xmlns:mc="http://schemas.openxmlformats.org/markup-compatibility/2006" xmlns:o="urn:schemas-microsoft-com:office:office" xmlns:r="http://schemas.openxmlformats.org/officeDocument/2006/relationships" xmlns:m="http://schemas.openxmlformats.org/officeDocument/2006/math" xmlns:v="urn:schemas-microsoft-com:vml" xmlns:wp14="http://schemas.microsoft.com/office/word/2010/wordprocessingDrawing" xmlns:wp="http://schemas.openxmlformats.org/drawingml/2006/wordprocessingDrawing" xmlns:w10="urn:schemas-microsoft-com:office:word" xmlns:w="http://schemas.openxmlformats.org/wordprocessingml/2006/main" xmlns:w14="http://schemas.microsoft.com/office/word/2010/wordml" xmlns:w15="http://schemas.microsoft.com/office/word/2012/wordml" xmlns:w16se="http://schemas.microsoft.com/office/word/2015/wordml/symex" xmlns:wpg="http://schemas.microsoft.com/office/word/2010/wordprocessingGroup" xmlns:wpi="http://schemas.microsoft.com/office/word/2010/wordprocessingInk" xmlns:wne="http://schemas.microsoft.com/office/word/2006/wordml" xmlns:wps="http://schemas.microsoft.com/office/word/2010/wordprocessingShape" mc:Ignorable="w14 w15 w16se wp14">
+  <w:sdt>
+    <w:sdtPr>
+      <w:id w:val="-273948089"/>
+      <w:docPartObj>
+        <w:docPartGallery w:val="Page Numbers (Bottom of Page)"/>
+        <w:docPartUnique/>
+      </w:docPartObj>
+    </w:sdtPr>
+    <w:sdtContent>
+      <w:p>
+        <w:pPr>
+          <w:pStyle w:val="a9"/>
+          <w:jc w:val="center"/>
+        </w:pPr>
+        <w:r>
+          <w:fldChar w:fldCharType="begin"/>
+        </w:r>
+        <w:r>
+          <w:instrText>PAGE   \* MERGEFORMAT</w:instrText>
+        </w:r>
+        <w:r>
+          <w:fldChar w:fldCharType="separate"/>
+        </w:r>
+        <w:r>
+          <w:rPr>
+            <w:noProof/>
+          </w:rPr>
+          <w:t>1</w:t>
+        </w:r>
+        <w:r>
+          <w:fldChar w:fldCharType="end"/>
+        </w:r>
+      </w:p>
+    </w:sdtContent>
+  </w:sdt>
+  <w:p>
+    <w:pPr>
+      <w:pStyle w:val="a9"/>
+    </w:pPr>
+  </w:p>
+</w:ftr>
+</file>
+
+<file path=word/footer2.xml><?xml version="1.0" encoding="utf-8"?>
+<w:ftr xmlns:wpc="http://schemas.microsoft.com/office/word/2010/wordprocessingCanvas" xmlns:cx="http://schemas.microsoft.com/office/drawing/2014/chartex" xmlns:mc="http://schemas.openxmlformats.org/markup-compatibility/2006" xmlns:o="urn:schemas-microsoft-com:office:office" xmlns:r="http://schemas.openxmlformats.org/officeDocument/2006/relationships" xmlns:m="http://schemas.openxmlformats.org/officeDocument/2006/math" xmlns:v="urn:schemas-microsoft-com:vml" xmlns:wp14="http://schemas.microsoft.com/office/word/2010/wordprocessingDrawing" xmlns:wp="http://schemas.openxmlformats.org/drawingml/2006/wordprocessingDrawing" xmlns:w10="urn:schemas-microsoft-com:office:word" xmlns:w="http://schemas.openxmlformats.org/wordprocessingml/2006/main" xmlns:w14="http://schemas.microsoft.com/office/word/2010/wordml" xmlns:w15="http://schemas.microsoft.com/office/word/2012/wordml" xmlns:w16se="http://schemas.microsoft.com/office/word/2015/wordml/symex" xmlns:wpg="http://schemas.microsoft.com/office/word/2010/wordprocessingGroup" xmlns:wpi="http://schemas.microsoft.com/office/word/2010/wordprocessingInk" xmlns:wne="http://schemas.microsoft.com/office/word/2006/wordml" xmlns:wps="http://schemas.microsoft.com/office/word/2010/wordprocessingShape" mc:Ignorable="w14 w15 w16se wp14">
+  <w:sdt>
+    <w:sdtPr>
+      <w:id w:val="1657108810"/>
+      <w:docPartObj>
+        <w:docPartGallery w:val="Page Numbers (Bottom of Page)"/>
+        <w:docPartUnique/>
+      </w:docPartObj>
+    </w:sdtPr>
+    <w:sdtEndPr>
+      <w:rPr>
+        <w:rFonts w:ascii="Times New Roman" w:hAnsi="Times New Roman" w:cs="Times New Roman"/>
+        <w:sz w:val="28"/>
+        <w:szCs w:val="28"/>
+      </w:rPr>
+    </w:sdtEndPr>
+    <w:sdtContent>
+      <w:p>
+        <w:pPr>
+          <w:pStyle w:val="a9"/>
+          <w:jc w:val="center"/>
+          <w:rPr>
+            <w:rFonts w:ascii="Times New Roman" w:hAnsi="Times New Roman" w:cs="Times New Roman"/>
+            <w:sz w:val="28"/>
+            <w:szCs w:val="28"/>
+          </w:rPr>
+        </w:pPr>
+        <w:r>
+          <w:rPr>
+            <w:rFonts w:ascii="Times New Roman" w:hAnsi="Times New Roman" w:cs="Times New Roman"/>
+            <w:sz w:val="28"/>
+            <w:szCs w:val="28"/>
+          </w:rPr>
+          <w:fldChar w:fldCharType="begin"/>
+        </w:r>
+        <w:r>
+          <w:rPr>
+            <w:rFonts w:ascii="Times New Roman" w:hAnsi="Times New Roman" w:cs="Times New Roman"/>
+            <w:sz w:val="28"/>
+            <w:szCs w:val="28"/>
+          </w:rPr>
+          <w:instrText>PAGE   \* MERGEFORMAT</w:instrText>
+        </w:r>
+        <w:r>
+          <w:rPr>
+            <w:rFonts w:ascii="Times New Roman" w:hAnsi="Times New Roman" w:cs="Times New Roman"/>
+            <w:sz w:val="28"/>
+            <w:szCs w:val="28"/>
+          </w:rPr>
+          <w:fldChar w:fldCharType="separate"/>
+        </w:r>
+        <w:r>
+          <w:rPr>
+            <w:rFonts w:ascii="Times New Roman" w:hAnsi="Times New Roman" w:cs="Times New Roman"/>
+            <w:noProof/>
+            <w:sz w:val="28"/>
+            <w:szCs w:val="28"/>
+          </w:rPr>
+          <w:t>26</w:t>
+        </w:r>
+        <w:r>
+          <w:rPr>
+            <w:rFonts w:ascii="Times New Roman" w:hAnsi="Times New Roman" w:cs="Times New Roman"/>
+            <w:sz w:val="28"/>
+            <w:szCs w:val="28"/>
+          </w:rPr>
+          <w:fldChar w:fldCharType="end"/>
+        </w:r>
+      </w:p>
+    </w:sdtContent>
+  </w:sdt>
+  <w:p>
+    <w:pPr>
+      <w:pStyle w:val="a9"/>
+    </w:pPr>
+  </w:p>
+</w:ftr>
+</file>
+
+<file path=word/footnotes.xml><?xml version="1.0" encoding="utf-8"?>
+<w:footnotes xmlns:wpc="http://schemas.microsoft.com/office/word/2010/wordprocessingCanvas" xmlns:cx="http://schemas.microsoft.com/office/drawing/2014/chartex" xmlns:mc="http://schemas.openxmlformats.org/markup-compatibility/2006" xmlns:o="urn:schemas-microsoft-com:office:office" xmlns:r="http://schemas.openxmlformats.org/officeDocument/2006/relationships" xmlns:m="http://schemas.openxmlformats.org/officeDocument/2006/math" xmlns:v="urn:schemas-microsoft-com:vml" xmlns:wp14="http://schemas.microsoft.com/office/word/2010/wordprocessingDrawing" xmlns:wp="http://schemas.openxmlformats.org/drawingml/2006/wordprocessingDrawing" xmlns:w10="urn:schemas-microsoft-com:office:word" xmlns:w="http://schemas.openxmlformats.org/wordprocessingml/2006/main" xmlns:w14="http://schemas.microsoft.com/office/word/2010/wordml" xmlns:w15="http://schemas.microsoft.com/office/word/2012/wordml" xmlns:w16se="http://schemas.microsoft.com/office/word/2015/wordml/symex" xmlns:wpg="http://schemas.microsoft.com/office/word/2010/wordprocessingGroup" xmlns:wpi="http://schemas.microsoft.com/office/word/2010/wordprocessingInk" xmlns:wne="http://schemas.microsoft.com/office/word/2006/wordml" xmlns:wps="http://schemas.microsoft.com/office/word/2010/wordprocessingShape" mc:Ignorable="w14 w15 w16se wp14">
+  <w:footnote w:type="separator" w:id="-1">
+    <w:p>
+      <w:pPr>
+        <w:spacing w:after="0" w:line="240" w:lineRule="auto"/>
+      </w:pPr>
+      <w:r>
+        <w:separator/>
+      </w:r>
+    </w:p>
+  </w:footnote>
+  <w:footnote w:type="continuationSeparator" w:id="0">
+    <w:p>
+      <w:pPr>
+        <w:spacing w:after="0" w:line="240" w:lineRule="auto"/>
+      </w:pPr>
+      <w:r>
+        <w:continuationSeparator/>
+      </w:r>
+    </w:p>
+  </w:footnote>
+</w:footnotes>
 </file>
 
 <file path=word/numbering.xml><?xml version="1.0" encoding="utf-8"?>
@@ -2234,6 +5556,207 @@
     </w:lvl>
   </w:abstractNum>
   <w:abstractNum w:abstractNumId="1" w15:restartNumberingAfterBreak="0">
+    <w:nsid w:val="30A85514"/>
+    <w:multiLevelType w:val="hybridMultilevel"/>
+    <w:tmpl w:val="75E08416"/>
+    <w:lvl w:ilvl="0" w:tplc="C73A97DA">
+      <w:start w:val="1"/>
+      <w:numFmt w:val="bullet"/>
+      <w:lvlText w:val=""/>
+      <w:lvlJc w:val="left"/>
+      <w:pPr>
+        <w:ind w:left="1429" w:hanging="360"/>
+      </w:pPr>
+      <w:rPr>
+        <w:rFonts w:ascii="Symbol" w:hAnsi="Symbol" w:hint="default"/>
+        <w:sz w:val="22"/>
+        <w:szCs w:val="22"/>
+      </w:rPr>
+    </w:lvl>
+    <w:lvl w:ilvl="1" w:tplc="04190003" w:tentative="1">
+      <w:start w:val="1"/>
+      <w:numFmt w:val="bullet"/>
+      <w:lvlText w:val="o"/>
+      <w:lvlJc w:val="left"/>
+      <w:pPr>
+        <w:ind w:left="2149" w:hanging="360"/>
+      </w:pPr>
+      <w:rPr>
+        <w:rFonts w:ascii="Courier New" w:hAnsi="Courier New" w:cs="Courier New" w:hint="default"/>
+      </w:rPr>
+    </w:lvl>
+    <w:lvl w:ilvl="2" w:tplc="04190005" w:tentative="1">
+      <w:start w:val="1"/>
+      <w:numFmt w:val="bullet"/>
+      <w:lvlText w:val=""/>
+      <w:lvlJc w:val="left"/>
+      <w:pPr>
+        <w:ind w:left="2869" w:hanging="360"/>
+      </w:pPr>
+      <w:rPr>
+        <w:rFonts w:ascii="Wingdings" w:hAnsi="Wingdings" w:hint="default"/>
+      </w:rPr>
+    </w:lvl>
+    <w:lvl w:ilvl="3" w:tplc="04190001" w:tentative="1">
+      <w:start w:val="1"/>
+      <w:numFmt w:val="bullet"/>
+      <w:lvlText w:val=""/>
+      <w:lvlJc w:val="left"/>
+      <w:pPr>
+        <w:ind w:left="3589" w:hanging="360"/>
+      </w:pPr>
+      <w:rPr>
+        <w:rFonts w:ascii="Symbol" w:hAnsi="Symbol" w:hint="default"/>
+      </w:rPr>
+    </w:lvl>
+    <w:lvl w:ilvl="4" w:tplc="04190003" w:tentative="1">
+      <w:start w:val="1"/>
+      <w:numFmt w:val="bullet"/>
+      <w:lvlText w:val="o"/>
+      <w:lvlJc w:val="left"/>
+      <w:pPr>
+        <w:ind w:left="4309" w:hanging="360"/>
+      </w:pPr>
+      <w:rPr>
+        <w:rFonts w:ascii="Courier New" w:hAnsi="Courier New" w:cs="Courier New" w:hint="default"/>
+      </w:rPr>
+    </w:lvl>
+    <w:lvl w:ilvl="5" w:tplc="04190005" w:tentative="1">
+      <w:start w:val="1"/>
+      <w:numFmt w:val="bullet"/>
+      <w:lvlText w:val=""/>
+      <w:lvlJc w:val="left"/>
+      <w:pPr>
+        <w:ind w:left="5029" w:hanging="360"/>
+      </w:pPr>
+      <w:rPr>
+        <w:rFonts w:ascii="Wingdings" w:hAnsi="Wingdings" w:hint="default"/>
+      </w:rPr>
+    </w:lvl>
+    <w:lvl w:ilvl="6" w:tplc="04190001" w:tentative="1">
+      <w:start w:val="1"/>
+      <w:numFmt w:val="bullet"/>
+      <w:lvlText w:val=""/>
+      <w:lvlJc w:val="left"/>
+      <w:pPr>
+        <w:ind w:left="5749" w:hanging="360"/>
+      </w:pPr>
+      <w:rPr>
+        <w:rFonts w:ascii="Symbol" w:hAnsi="Symbol" w:hint="default"/>
+      </w:rPr>
+    </w:lvl>
+    <w:lvl w:ilvl="7" w:tplc="04190003" w:tentative="1">
+      <w:start w:val="1"/>
+      <w:numFmt w:val="bullet"/>
+      <w:lvlText w:val="o"/>
+      <w:lvlJc w:val="left"/>
+      <w:pPr>
+        <w:ind w:left="6469" w:hanging="360"/>
+      </w:pPr>
+      <w:rPr>
+        <w:rFonts w:ascii="Courier New" w:hAnsi="Courier New" w:cs="Courier New" w:hint="default"/>
+      </w:rPr>
+    </w:lvl>
+    <w:lvl w:ilvl="8" w:tplc="04190005" w:tentative="1">
+      <w:start w:val="1"/>
+      <w:numFmt w:val="bullet"/>
+      <w:lvlText w:val=""/>
+      <w:lvlJc w:val="left"/>
+      <w:pPr>
+        <w:ind w:left="7189" w:hanging="360"/>
+      </w:pPr>
+      <w:rPr>
+        <w:rFonts w:ascii="Wingdings" w:hAnsi="Wingdings" w:hint="default"/>
+      </w:rPr>
+    </w:lvl>
+  </w:abstractNum>
+  <w:abstractNum w:abstractNumId="2" w15:restartNumberingAfterBreak="0">
+    <w:nsid w:val="31A37C87"/>
+    <w:multiLevelType w:val="hybridMultilevel"/>
+    <w:tmpl w:val="1896B42E"/>
+    <w:lvl w:ilvl="0" w:tplc="0419000F">
+      <w:start w:val="1"/>
+      <w:numFmt w:val="decimal"/>
+      <w:lvlText w:val="%1."/>
+      <w:lvlJc w:val="left"/>
+      <w:pPr>
+        <w:ind w:left="1429" w:hanging="360"/>
+      </w:pPr>
+    </w:lvl>
+    <w:lvl w:ilvl="1" w:tplc="04190019" w:tentative="1">
+      <w:start w:val="1"/>
+      <w:numFmt w:val="lowerLetter"/>
+      <w:lvlText w:val="%2."/>
+      <w:lvlJc w:val="left"/>
+      <w:pPr>
+        <w:ind w:left="2149" w:hanging="360"/>
+      </w:pPr>
+    </w:lvl>
+    <w:lvl w:ilvl="2" w:tplc="0419001B" w:tentative="1">
+      <w:start w:val="1"/>
+      <w:numFmt w:val="lowerRoman"/>
+      <w:lvlText w:val="%3."/>
+      <w:lvlJc w:val="right"/>
+      <w:pPr>
+        <w:ind w:left="2869" w:hanging="180"/>
+      </w:pPr>
+    </w:lvl>
+    <w:lvl w:ilvl="3" w:tplc="0419000F" w:tentative="1">
+      <w:start w:val="1"/>
+      <w:numFmt w:val="decimal"/>
+      <w:lvlText w:val="%4."/>
+      <w:lvlJc w:val="left"/>
+      <w:pPr>
+        <w:ind w:left="3589" w:hanging="360"/>
+      </w:pPr>
+    </w:lvl>
+    <w:lvl w:ilvl="4" w:tplc="04190019" w:tentative="1">
+      <w:start w:val="1"/>
+      <w:numFmt w:val="lowerLetter"/>
+      <w:lvlText w:val="%5."/>
+      <w:lvlJc w:val="left"/>
+      <w:pPr>
+        <w:ind w:left="4309" w:hanging="360"/>
+      </w:pPr>
+    </w:lvl>
+    <w:lvl w:ilvl="5" w:tplc="0419001B" w:tentative="1">
+      <w:start w:val="1"/>
+      <w:numFmt w:val="lowerRoman"/>
+      <w:lvlText w:val="%6."/>
+      <w:lvlJc w:val="right"/>
+      <w:pPr>
+        <w:ind w:left="5029" w:hanging="180"/>
+      </w:pPr>
+    </w:lvl>
+    <w:lvl w:ilvl="6" w:tplc="0419000F" w:tentative="1">
+      <w:start w:val="1"/>
+      <w:numFmt w:val="decimal"/>
+      <w:lvlText w:val="%7."/>
+      <w:lvlJc w:val="left"/>
+      <w:pPr>
+        <w:ind w:left="5749" w:hanging="360"/>
+      </w:pPr>
+    </w:lvl>
+    <w:lvl w:ilvl="7" w:tplc="04190019" w:tentative="1">
+      <w:start w:val="1"/>
+      <w:numFmt w:val="lowerLetter"/>
+      <w:lvlText w:val="%8."/>
+      <w:lvlJc w:val="left"/>
+      <w:pPr>
+        <w:ind w:left="6469" w:hanging="360"/>
+      </w:pPr>
+    </w:lvl>
+    <w:lvl w:ilvl="8" w:tplc="0419001B" w:tentative="1">
+      <w:start w:val="1"/>
+      <w:numFmt w:val="lowerRoman"/>
+      <w:lvlText w:val="%9."/>
+      <w:lvlJc w:val="right"/>
+      <w:pPr>
+        <w:ind w:left="7189" w:hanging="180"/>
+      </w:pPr>
+    </w:lvl>
+  </w:abstractNum>
+  <w:abstractNum w:abstractNumId="3" w15:restartNumberingAfterBreak="0">
     <w:nsid w:val="4D354225"/>
     <w:multiLevelType w:val="hybridMultilevel"/>
     <w:tmpl w:val="ACD27BB4"/>
@@ -2319,7 +5842,7 @@
       </w:pPr>
     </w:lvl>
   </w:abstractNum>
-  <w:abstractNum w:abstractNumId="2" w15:restartNumberingAfterBreak="0">
+  <w:abstractNum w:abstractNumId="4" w15:restartNumberingAfterBreak="0">
     <w:nsid w:val="5A066044"/>
     <w:multiLevelType w:val="hybridMultilevel"/>
     <w:tmpl w:val="D5B64886"/>
@@ -2406,13 +5929,19 @@
     </w:lvl>
   </w:abstractNum>
   <w:num w:numId="1">
-    <w:abstractNumId w:val="1"/>
+    <w:abstractNumId w:val="3"/>
   </w:num>
   <w:num w:numId="2">
-    <w:abstractNumId w:val="2"/>
+    <w:abstractNumId w:val="4"/>
   </w:num>
   <w:num w:numId="3">
     <w:abstractNumId w:val="0"/>
+  </w:num>
+  <w:num w:numId="4">
+    <w:abstractNumId w:val="1"/>
+  </w:num>
+  <w:num w:numId="5">
+    <w:abstractNumId w:val="2"/>
   </w:num>
 </w:numbering>
 </file>
@@ -2849,6 +6378,97 @@
       <w:contextualSpacing/>
     </w:pPr>
   </w:style>
+  <w:style w:type="table" w:styleId="a4">
+    <w:name w:val="Table Grid"/>
+    <w:basedOn w:val="a1"/>
+    <w:uiPriority w:val="39"/>
+    <w:rsid w:val="00BE3E8B"/>
+    <w:pPr>
+      <w:spacing w:after="0" w:line="240" w:lineRule="auto"/>
+    </w:pPr>
+    <w:tblPr>
+      <w:tblBorders>
+        <w:top w:val="single" w:sz="4" w:space="0" w:color="auto"/>
+        <w:left w:val="single" w:sz="4" w:space="0" w:color="auto"/>
+        <w:bottom w:val="single" w:sz="4" w:space="0" w:color="auto"/>
+        <w:right w:val="single" w:sz="4" w:space="0" w:color="auto"/>
+        <w:insideH w:val="single" w:sz="4" w:space="0" w:color="auto"/>
+        <w:insideV w:val="single" w:sz="4" w:space="0" w:color="auto"/>
+      </w:tblBorders>
+    </w:tblPr>
+  </w:style>
+  <w:style w:type="paragraph" w:styleId="a5">
+    <w:name w:val="Normal (Web)"/>
+    <w:basedOn w:val="a"/>
+    <w:uiPriority w:val="99"/>
+    <w:semiHidden/>
+    <w:unhideWhenUsed/>
+    <w:rsid w:val="00602730"/>
+    <w:pPr>
+      <w:spacing w:before="100" w:beforeAutospacing="1" w:after="100" w:afterAutospacing="1" w:line="240" w:lineRule="auto"/>
+    </w:pPr>
+    <w:rPr>
+      <w:rFonts w:ascii="Times New Roman" w:eastAsia="Times New Roman" w:hAnsi="Times New Roman" w:cs="Times New Roman"/>
+      <w:sz w:val="24"/>
+      <w:szCs w:val="24"/>
+      <w:lang w:eastAsia="ru-RU"/>
+    </w:rPr>
+  </w:style>
+  <w:style w:type="character" w:styleId="a6">
+    <w:name w:val="Hyperlink"/>
+    <w:basedOn w:val="a0"/>
+    <w:uiPriority w:val="99"/>
+    <w:unhideWhenUsed/>
+    <w:rsid w:val="00B3359F"/>
+    <w:rPr>
+      <w:color w:val="0563C1" w:themeColor="hyperlink"/>
+      <w:u w:val="single"/>
+    </w:rPr>
+  </w:style>
+  <w:style w:type="paragraph" w:styleId="a7">
+    <w:name w:val="header"/>
+    <w:basedOn w:val="a"/>
+    <w:link w:val="a8"/>
+    <w:uiPriority w:val="99"/>
+    <w:unhideWhenUsed/>
+    <w:rsid w:val="002E3313"/>
+    <w:pPr>
+      <w:tabs>
+        <w:tab w:val="center" w:pos="4677"/>
+        <w:tab w:val="right" w:pos="9355"/>
+      </w:tabs>
+      <w:spacing w:after="0" w:line="240" w:lineRule="auto"/>
+    </w:pPr>
+  </w:style>
+  <w:style w:type="character" w:customStyle="1" w:styleId="a8">
+    <w:name w:val="Верхний колонтитул Знак"/>
+    <w:basedOn w:val="a0"/>
+    <w:link w:val="a7"/>
+    <w:uiPriority w:val="99"/>
+    <w:rsid w:val="002E3313"/>
+  </w:style>
+  <w:style w:type="paragraph" w:styleId="a9">
+    <w:name w:val="footer"/>
+    <w:basedOn w:val="a"/>
+    <w:link w:val="aa"/>
+    <w:uiPriority w:val="99"/>
+    <w:unhideWhenUsed/>
+    <w:rsid w:val="002E3313"/>
+    <w:pPr>
+      <w:tabs>
+        <w:tab w:val="center" w:pos="4677"/>
+        <w:tab w:val="right" w:pos="9355"/>
+      </w:tabs>
+      <w:spacing w:after="0" w:line="240" w:lineRule="auto"/>
+    </w:pPr>
+  </w:style>
+  <w:style w:type="character" w:customStyle="1" w:styleId="aa">
+    <w:name w:val="Нижний колонтитул Знак"/>
+    <w:basedOn w:val="a0"/>
+    <w:link w:val="a9"/>
+    <w:uiPriority w:val="99"/>
+    <w:rsid w:val="002E3313"/>
+  </w:style>
 </w:styles>
 </file>
 
@@ -3111,4 +6731,16 @@
     </a:ext>
   </a:extLst>
 </a:theme>
+</file>
+
+<file path=customXml/item1.xml><?xml version="1.0" encoding="utf-8"?>
+<b:Sources xmlns:b="http://schemas.openxmlformats.org/officeDocument/2006/bibliography" xmlns="http://schemas.openxmlformats.org/officeDocument/2006/bibliography" SelectedStyle="\APASixthEditionOfficeOnline.xsl" StyleName="APA" Version="6"/>
+</file>
+
+<file path=customXml/itemProps1.xml><?xml version="1.0" encoding="utf-8"?>
+<ds:datastoreItem xmlns:ds="http://schemas.openxmlformats.org/officeDocument/2006/customXml" ds:itemID="{1748DF44-0F3A-4701-91F9-1DDEB6A758E2}">
+  <ds:schemaRefs>
+    <ds:schemaRef ds:uri="http://schemas.openxmlformats.org/officeDocument/2006/bibliography"/>
+  </ds:schemaRefs>
+</ds:datastoreItem>
 </file>